--- a/dokumentacje_prezentacje/Encje.docx
+++ b/dokumentacje_prezentacje/Encje.docx
@@ -46,8 +46,11 @@
     </w:p>
     <w:p>
       <w:r>
+        <w:rPr>
+          <w:noProof/>
+        </w:rPr>
         <w:drawing>
-          <wp:inline distT="0" distB="0" distL="0" distR="0" wp14:anchorId="0168886B" wp14:editId="0D1C60F6">
+          <wp:inline distT="0" distB="0" distL="0" distR="0" wp14:anchorId="0168886B" wp14:editId="7E095490">
             <wp:extent cx="5760720" cy="3618230"/>
             <wp:effectExtent l="0" t="0" r="0" b="1270"/>
             <wp:docPr id="872562870" name="Obraz 2"/>
@@ -1321,7 +1324,7 @@
                                 <w:kern w:val="0"/>
                                 <w:sz w:val="20"/>
                                 <w:szCs w:val="20"/>
-                                <w:lang w:eastAsia="pl-PL"/>
+                                <w:lang w:val="de-DE" w:eastAsia="pl-PL"/>
                                 <w14:ligatures w14:val="none"/>
                               </w:rPr>
                             </w:pPr>
@@ -1337,7 +1340,6 @@
                               </w:rPr>
                               <w:t xml:space="preserve">    </w:t>
                             </w:r>
-                            <w:proofErr w:type="spellStart"/>
                             <w:r>
                               <w:rPr>
                                 <w:rFonts w:ascii="Courier New" w:eastAsia="Times New Roman" w:hAnsi="Courier New" w:cs="Courier New"/>
@@ -1347,67 +1349,66 @@
                                 <w:kern w:val="0"/>
                                 <w:sz w:val="20"/>
                                 <w:szCs w:val="20"/>
-                                <w:lang w:eastAsia="pl-PL"/>
+                                <w:lang w:val="de-DE" w:eastAsia="pl-PL"/>
                                 <w14:ligatures w14:val="none"/>
                               </w:rPr>
                               <w:t>private</w:t>
                             </w:r>
+                            <w:r>
+                              <w:rPr>
+                                <w:rFonts w:ascii="Courier New" w:eastAsia="Times New Roman" w:hAnsi="Courier New" w:cs="Courier New"/>
+                                <w:color w:val="BBBBBB"/>
+                                <w:kern w:val="0"/>
+                                <w:sz w:val="20"/>
+                                <w:szCs w:val="20"/>
+                                <w:lang w:val="de-DE" w:eastAsia="pl-PL"/>
+                                <w14:ligatures w14:val="none"/>
+                              </w:rPr>
+                              <w:t xml:space="preserve"> </w:t>
+                            </w:r>
+                            <w:r>
+                              <w:rPr>
+                                <w:rFonts w:ascii="Courier New" w:eastAsia="Times New Roman" w:hAnsi="Courier New" w:cs="Courier New"/>
+                                <w:kern w:val="0"/>
+                                <w:sz w:val="20"/>
+                                <w:szCs w:val="20"/>
+                                <w:lang w:val="de-DE" w:eastAsia="pl-PL"/>
+                                <w14:ligatures w14:val="none"/>
+                              </w:rPr>
+                              <w:t>String</w:t>
+                            </w:r>
+                            <w:r>
+                              <w:rPr>
+                                <w:rFonts w:ascii="Courier New" w:eastAsia="Times New Roman" w:hAnsi="Courier New" w:cs="Courier New"/>
+                                <w:color w:val="BBBBBB"/>
+                                <w:kern w:val="0"/>
+                                <w:sz w:val="20"/>
+                                <w:szCs w:val="20"/>
+                                <w:lang w:val="de-DE" w:eastAsia="pl-PL"/>
+                                <w14:ligatures w14:val="none"/>
+                              </w:rPr>
+                              <w:t xml:space="preserve"> </w:t>
+                            </w:r>
+                            <w:proofErr w:type="spellStart"/>
+                            <w:r>
+                              <w:rPr>
+                                <w:rFonts w:ascii="Courier New" w:eastAsia="Times New Roman" w:hAnsi="Courier New" w:cs="Courier New"/>
+                                <w:kern w:val="0"/>
+                                <w:sz w:val="20"/>
+                                <w:szCs w:val="20"/>
+                                <w:lang w:val="de-DE" w:eastAsia="pl-PL"/>
+                                <w14:ligatures w14:val="none"/>
+                              </w:rPr>
+                              <w:t>numerTelefonu</w:t>
+                            </w:r>
                             <w:proofErr w:type="spellEnd"/>
                             <w:r>
                               <w:rPr>
                                 <w:rFonts w:ascii="Courier New" w:eastAsia="Times New Roman" w:hAnsi="Courier New" w:cs="Courier New"/>
-                                <w:color w:val="BBBBBB"/>
-                                <w:kern w:val="0"/>
-                                <w:sz w:val="20"/>
-                                <w:szCs w:val="20"/>
-                                <w:lang w:eastAsia="pl-PL"/>
-                                <w14:ligatures w14:val="none"/>
-                              </w:rPr>
-                              <w:t xml:space="preserve"> </w:t>
-                            </w:r>
-                            <w:r>
-                              <w:rPr>
-                                <w:rFonts w:ascii="Courier New" w:eastAsia="Times New Roman" w:hAnsi="Courier New" w:cs="Courier New"/>
-                                <w:kern w:val="0"/>
-                                <w:sz w:val="20"/>
-                                <w:szCs w:val="20"/>
-                                <w:lang w:eastAsia="pl-PL"/>
-                                <w14:ligatures w14:val="none"/>
-                              </w:rPr>
-                              <w:t>String</w:t>
-                            </w:r>
-                            <w:r>
-                              <w:rPr>
-                                <w:rFonts w:ascii="Courier New" w:eastAsia="Times New Roman" w:hAnsi="Courier New" w:cs="Courier New"/>
-                                <w:color w:val="BBBBBB"/>
-                                <w:kern w:val="0"/>
-                                <w:sz w:val="20"/>
-                                <w:szCs w:val="20"/>
-                                <w:lang w:eastAsia="pl-PL"/>
-                                <w14:ligatures w14:val="none"/>
-                              </w:rPr>
-                              <w:t xml:space="preserve"> </w:t>
-                            </w:r>
-                            <w:proofErr w:type="spellStart"/>
-                            <w:r>
-                              <w:rPr>
-                                <w:rFonts w:ascii="Courier New" w:eastAsia="Times New Roman" w:hAnsi="Courier New" w:cs="Courier New"/>
-                                <w:kern w:val="0"/>
-                                <w:sz w:val="20"/>
-                                <w:szCs w:val="20"/>
-                                <w:lang w:eastAsia="pl-PL"/>
-                                <w14:ligatures w14:val="none"/>
-                              </w:rPr>
-                              <w:t>numerTelefonu</w:t>
-                            </w:r>
-                            <w:proofErr w:type="spellEnd"/>
-                            <w:r>
-                              <w:rPr>
-                                <w:rFonts w:ascii="Courier New" w:eastAsia="Times New Roman" w:hAnsi="Courier New" w:cs="Courier New"/>
-                                <w:kern w:val="0"/>
-                                <w:sz w:val="20"/>
-                                <w:szCs w:val="20"/>
-                                <w:lang w:eastAsia="pl-PL"/>
+                                <w:kern w:val="0"/>
+                                <w:sz w:val="20"/>
+                                <w:szCs w:val="20"/>
+                                <w:lang w:val="de-DE" w:eastAsia="pl-PL"/>
                                 <w14:ligatures w14:val="none"/>
                               </w:rPr>
                               <w:t>;</w:t>
@@ -1439,7 +1440,7 @@
                                 <w:kern w:val="0"/>
                                 <w:sz w:val="20"/>
                                 <w:szCs w:val="20"/>
-                                <w:lang w:eastAsia="pl-PL"/>
+                                <w:lang w:val="de-DE" w:eastAsia="pl-PL"/>
                                 <w14:ligatures w14:val="none"/>
                               </w:rPr>
                             </w:pPr>
@@ -1450,12 +1451,11 @@
                                 <w:kern w:val="0"/>
                                 <w:sz w:val="20"/>
                                 <w:szCs w:val="20"/>
-                                <w:lang w:eastAsia="pl-PL"/>
+                                <w:lang w:val="de-DE" w:eastAsia="pl-PL"/>
                                 <w14:ligatures w14:val="none"/>
                               </w:rPr>
                               <w:t xml:space="preserve">    </w:t>
                             </w:r>
-                            <w:proofErr w:type="spellStart"/>
                             <w:r>
                               <w:rPr>
                                 <w:rFonts w:ascii="Courier New" w:eastAsia="Times New Roman" w:hAnsi="Courier New" w:cs="Courier New"/>
@@ -1465,57 +1465,69 @@
                                 <w:kern w:val="0"/>
                                 <w:sz w:val="20"/>
                                 <w:szCs w:val="20"/>
-                                <w:lang w:eastAsia="pl-PL"/>
+                                <w:lang w:val="de-DE" w:eastAsia="pl-PL"/>
                                 <w14:ligatures w14:val="none"/>
                               </w:rPr>
                               <w:t>private</w:t>
                             </w:r>
+                            <w:r>
+                              <w:rPr>
+                                <w:rFonts w:ascii="Courier New" w:eastAsia="Times New Roman" w:hAnsi="Courier New" w:cs="Courier New"/>
+                                <w:color w:val="BBBBBB"/>
+                                <w:kern w:val="0"/>
+                                <w:sz w:val="20"/>
+                                <w:szCs w:val="20"/>
+                                <w:lang w:val="de-DE" w:eastAsia="pl-PL"/>
+                                <w14:ligatures w14:val="none"/>
+                              </w:rPr>
+                              <w:t xml:space="preserve"> </w:t>
+                            </w:r>
+                            <w:r>
+                              <w:rPr>
+                                <w:rFonts w:ascii="Courier New" w:eastAsia="Times New Roman" w:hAnsi="Courier New" w:cs="Courier New"/>
+                                <w:kern w:val="0"/>
+                                <w:sz w:val="20"/>
+                                <w:szCs w:val="20"/>
+                                <w:lang w:val="de-DE" w:eastAsia="pl-PL"/>
+                                <w14:ligatures w14:val="none"/>
+                              </w:rPr>
+                              <w:t>String</w:t>
+                            </w:r>
+                            <w:r>
+                              <w:rPr>
+                                <w:rFonts w:ascii="Courier New" w:eastAsia="Times New Roman" w:hAnsi="Courier New" w:cs="Courier New"/>
+                                <w:color w:val="BBBBBB"/>
+                                <w:kern w:val="0"/>
+                                <w:sz w:val="20"/>
+                                <w:szCs w:val="20"/>
+                                <w:lang w:val="de-DE" w:eastAsia="pl-PL"/>
+                                <w14:ligatures w14:val="none"/>
+                              </w:rPr>
+                              <w:t xml:space="preserve"> </w:t>
+                            </w:r>
+                            <w:proofErr w:type="spellStart"/>
+                            <w:r>
+                              <w:rPr>
+                                <w:rFonts w:ascii="Courier New" w:eastAsia="Times New Roman" w:hAnsi="Courier New" w:cs="Courier New"/>
+                                <w:kern w:val="0"/>
+                                <w:sz w:val="20"/>
+                                <w:szCs w:val="20"/>
+                                <w:lang w:val="de-DE" w:eastAsia="pl-PL"/>
+                                <w14:ligatures w14:val="none"/>
+                              </w:rPr>
+                              <w:t>adres</w:t>
+                            </w:r>
                             <w:proofErr w:type="spellEnd"/>
                             <w:r>
                               <w:rPr>
                                 <w:rFonts w:ascii="Courier New" w:eastAsia="Times New Roman" w:hAnsi="Courier New" w:cs="Courier New"/>
-                                <w:color w:val="BBBBBB"/>
-                                <w:kern w:val="0"/>
-                                <w:sz w:val="20"/>
-                                <w:szCs w:val="20"/>
-                                <w:lang w:eastAsia="pl-PL"/>
-                                <w14:ligatures w14:val="none"/>
-                              </w:rPr>
-                              <w:t xml:space="preserve"> </w:t>
-                            </w:r>
-                            <w:r>
-                              <w:rPr>
-                                <w:rFonts w:ascii="Courier New" w:eastAsia="Times New Roman" w:hAnsi="Courier New" w:cs="Courier New"/>
-                                <w:kern w:val="0"/>
-                                <w:sz w:val="20"/>
-                                <w:szCs w:val="20"/>
-                                <w:lang w:eastAsia="pl-PL"/>
-                                <w14:ligatures w14:val="none"/>
-                              </w:rPr>
-                              <w:t>String</w:t>
-                            </w:r>
-                            <w:r>
-                              <w:rPr>
-                                <w:rFonts w:ascii="Courier New" w:eastAsia="Times New Roman" w:hAnsi="Courier New" w:cs="Courier New"/>
-                                <w:color w:val="BBBBBB"/>
-                                <w:kern w:val="0"/>
-                                <w:sz w:val="20"/>
-                                <w:szCs w:val="20"/>
-                                <w:lang w:eastAsia="pl-PL"/>
-                                <w14:ligatures w14:val="none"/>
-                              </w:rPr>
-                              <w:t xml:space="preserve"> </w:t>
-                            </w:r>
-                            <w:r>
-                              <w:rPr>
-                                <w:rFonts w:ascii="Courier New" w:eastAsia="Times New Roman" w:hAnsi="Courier New" w:cs="Courier New"/>
-                                <w:kern w:val="0"/>
-                                <w:sz w:val="20"/>
-                                <w:szCs w:val="20"/>
-                                <w:lang w:eastAsia="pl-PL"/>
-                                <w14:ligatures w14:val="none"/>
-                              </w:rPr>
-                              <w:t>adres;</w:t>
+                                <w:kern w:val="0"/>
+                                <w:sz w:val="20"/>
+                                <w:szCs w:val="20"/>
+                                <w:lang w:val="de-DE" w:eastAsia="pl-PL"/>
+                                <w14:ligatures w14:val="none"/>
+                              </w:rPr>
+                              <w:t>;</w:t>
                             </w:r>
                           </w:p>
                           <w:p>
@@ -1544,7 +1556,7 @@
                                 <w:kern w:val="0"/>
                                 <w:sz w:val="20"/>
                                 <w:szCs w:val="20"/>
-                                <w:lang w:eastAsia="pl-PL"/>
+                                <w:lang w:val="de-DE" w:eastAsia="pl-PL"/>
                                 <w14:ligatures w14:val="none"/>
                               </w:rPr>
                             </w:pPr>
@@ -1619,7 +1631,7 @@
                 <v:stroke joinstyle="miter"/>
                 <v:path gradientshapeok="t" o:connecttype="rect"/>
               </v:shapetype>
-              <v:shape id="Pole tekstowe 2" o:spid="_x0000_s1026" type="#_x0000_t202" style="position:absolute;left:0;text-align:left;margin-left:-47.35pt;margin-top:36.25pt;width:550.5pt;height:275pt;z-index:251659264;visibility:visible;mso-wrap-style:square;mso-width-percent:0;mso-height-percent:0;mso-wrap-distance-left:9pt;mso-wrap-distance-top:3.6pt;mso-wrap-distance-right:9pt;mso-wrap-distance-bottom:3.6pt;mso-position-horizontal:absolute;mso-position-horizontal-relative:text;mso-position-vertical:absolute;mso-position-vertical-relative:text;mso-width-percent:0;mso-height-percent:0;mso-width-relative:margin;mso-height-relative:margin;v-text-anchor:top" o:gfxdata="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">
+              <v:shape id="Pole tekstowe 2" o:spid="_x0000_s1026" type="#_x0000_t202" style="position:absolute;left:0;text-align:left;margin-left:-47.35pt;margin-top:36.25pt;width:550.5pt;height:275pt;z-index:251659264;visibility:visible;mso-wrap-style:square;mso-width-percent:0;mso-height-percent:0;mso-wrap-distance-left:9pt;mso-wrap-distance-top:3.6pt;mso-wrap-distance-right:9pt;mso-wrap-distance-bottom:3.6pt;mso-position-horizontal:absolute;mso-position-horizontal-relative:text;mso-position-vertical:absolute;mso-position-vertical-relative:text;mso-width-percent:0;mso-height-percent:0;mso-width-relative:margin;mso-height-relative:margin;v-text-anchor:top" o:gfxdata="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">
                 <v:textbox>
                   <w:txbxContent>
                     <w:p>
@@ -2195,6 +2207,7 @@
                         </w:rPr>
                         <w:t xml:space="preserve"> </w:t>
                       </w:r>
+                      <w:proofErr w:type="gramStart"/>
                       <w:r>
                         <w:rPr>
                           <w:rFonts w:ascii="Courier New" w:eastAsia="Times New Roman" w:hAnsi="Courier New" w:cs="Courier New"/>
@@ -2206,6 +2219,7 @@
                         </w:rPr>
                         <w:t>id;</w:t>
                       </w:r>
+                      <w:proofErr w:type="gramEnd"/>
                     </w:p>
                     <w:p>
                       <w:pPr>
@@ -2574,6 +2588,7 @@
                         <w:t xml:space="preserve"> </w:t>
                       </w:r>
                       <w:proofErr w:type="spellStart"/>
+                      <w:proofErr w:type="gramStart"/>
                       <w:r>
                         <w:rPr>
                           <w:rFonts w:ascii="Courier New" w:eastAsia="Times New Roman" w:hAnsi="Courier New" w:cs="Courier New"/>
@@ -2597,6 +2612,7 @@
                         </w:rPr>
                         <w:t>;</w:t>
                       </w:r>
+                      <w:proofErr w:type="gramEnd"/>
                     </w:p>
                     <w:p>
                       <w:pPr>
@@ -2692,6 +2708,7 @@
                         <w:t xml:space="preserve"> </w:t>
                       </w:r>
                       <w:proofErr w:type="spellStart"/>
+                      <w:proofErr w:type="gramStart"/>
                       <w:r>
                         <w:rPr>
                           <w:rFonts w:ascii="Courier New" w:eastAsia="Times New Roman" w:hAnsi="Courier New" w:cs="Courier New"/>
@@ -2715,6 +2732,7 @@
                         </w:rPr>
                         <w:t>;</w:t>
                       </w:r>
+                      <w:proofErr w:type="gramEnd"/>
                     </w:p>
                     <w:p>
                       <w:pPr>
@@ -2742,7 +2760,7 @@
                           <w:kern w:val="0"/>
                           <w:sz w:val="20"/>
                           <w:szCs w:val="20"/>
-                          <w:lang w:eastAsia="pl-PL"/>
+                          <w:lang w:val="de-DE" w:eastAsia="pl-PL"/>
                           <w14:ligatures w14:val="none"/>
                         </w:rPr>
                       </w:pPr>
@@ -2758,7 +2776,6 @@
                         </w:rPr>
                         <w:t xml:space="preserve">    </w:t>
                       </w:r>
-                      <w:proofErr w:type="spellStart"/>
                       <w:r>
                         <w:rPr>
                           <w:rFonts w:ascii="Courier New" w:eastAsia="Times New Roman" w:hAnsi="Courier New" w:cs="Courier New"/>
@@ -2768,67 +2785,66 @@
                           <w:kern w:val="0"/>
                           <w:sz w:val="20"/>
                           <w:szCs w:val="20"/>
-                          <w:lang w:eastAsia="pl-PL"/>
+                          <w:lang w:val="de-DE" w:eastAsia="pl-PL"/>
                           <w14:ligatures w14:val="none"/>
                         </w:rPr>
                         <w:t>private</w:t>
                       </w:r>
+                      <w:r>
+                        <w:rPr>
+                          <w:rFonts w:ascii="Courier New" w:eastAsia="Times New Roman" w:hAnsi="Courier New" w:cs="Courier New"/>
+                          <w:color w:val="BBBBBB"/>
+                          <w:kern w:val="0"/>
+                          <w:sz w:val="20"/>
+                          <w:szCs w:val="20"/>
+                          <w:lang w:val="de-DE" w:eastAsia="pl-PL"/>
+                          <w14:ligatures w14:val="none"/>
+                        </w:rPr>
+                        <w:t xml:space="preserve"> </w:t>
+                      </w:r>
+                      <w:r>
+                        <w:rPr>
+                          <w:rFonts w:ascii="Courier New" w:eastAsia="Times New Roman" w:hAnsi="Courier New" w:cs="Courier New"/>
+                          <w:kern w:val="0"/>
+                          <w:sz w:val="20"/>
+                          <w:szCs w:val="20"/>
+                          <w:lang w:val="de-DE" w:eastAsia="pl-PL"/>
+                          <w14:ligatures w14:val="none"/>
+                        </w:rPr>
+                        <w:t>String</w:t>
+                      </w:r>
+                      <w:r>
+                        <w:rPr>
+                          <w:rFonts w:ascii="Courier New" w:eastAsia="Times New Roman" w:hAnsi="Courier New" w:cs="Courier New"/>
+                          <w:color w:val="BBBBBB"/>
+                          <w:kern w:val="0"/>
+                          <w:sz w:val="20"/>
+                          <w:szCs w:val="20"/>
+                          <w:lang w:val="de-DE" w:eastAsia="pl-PL"/>
+                          <w14:ligatures w14:val="none"/>
+                        </w:rPr>
+                        <w:t xml:space="preserve"> </w:t>
+                      </w:r>
+                      <w:proofErr w:type="spellStart"/>
+                      <w:r>
+                        <w:rPr>
+                          <w:rFonts w:ascii="Courier New" w:eastAsia="Times New Roman" w:hAnsi="Courier New" w:cs="Courier New"/>
+                          <w:kern w:val="0"/>
+                          <w:sz w:val="20"/>
+                          <w:szCs w:val="20"/>
+                          <w:lang w:val="de-DE" w:eastAsia="pl-PL"/>
+                          <w14:ligatures w14:val="none"/>
+                        </w:rPr>
+                        <w:t>numerTelefonu</w:t>
+                      </w:r>
                       <w:proofErr w:type="spellEnd"/>
                       <w:r>
                         <w:rPr>
                           <w:rFonts w:ascii="Courier New" w:eastAsia="Times New Roman" w:hAnsi="Courier New" w:cs="Courier New"/>
-                          <w:color w:val="BBBBBB"/>
-                          <w:kern w:val="0"/>
-                          <w:sz w:val="20"/>
-                          <w:szCs w:val="20"/>
-                          <w:lang w:eastAsia="pl-PL"/>
-                          <w14:ligatures w14:val="none"/>
-                        </w:rPr>
-                        <w:t xml:space="preserve"> </w:t>
-                      </w:r>
-                      <w:r>
-                        <w:rPr>
-                          <w:rFonts w:ascii="Courier New" w:eastAsia="Times New Roman" w:hAnsi="Courier New" w:cs="Courier New"/>
-                          <w:kern w:val="0"/>
-                          <w:sz w:val="20"/>
-                          <w:szCs w:val="20"/>
-                          <w:lang w:eastAsia="pl-PL"/>
-                          <w14:ligatures w14:val="none"/>
-                        </w:rPr>
-                        <w:t>String</w:t>
-                      </w:r>
-                      <w:r>
-                        <w:rPr>
-                          <w:rFonts w:ascii="Courier New" w:eastAsia="Times New Roman" w:hAnsi="Courier New" w:cs="Courier New"/>
-                          <w:color w:val="BBBBBB"/>
-                          <w:kern w:val="0"/>
-                          <w:sz w:val="20"/>
-                          <w:szCs w:val="20"/>
-                          <w:lang w:eastAsia="pl-PL"/>
-                          <w14:ligatures w14:val="none"/>
-                        </w:rPr>
-                        <w:t xml:space="preserve"> </w:t>
-                      </w:r>
-                      <w:proofErr w:type="spellStart"/>
-                      <w:r>
-                        <w:rPr>
-                          <w:rFonts w:ascii="Courier New" w:eastAsia="Times New Roman" w:hAnsi="Courier New" w:cs="Courier New"/>
-                          <w:kern w:val="0"/>
-                          <w:sz w:val="20"/>
-                          <w:szCs w:val="20"/>
-                          <w:lang w:eastAsia="pl-PL"/>
-                          <w14:ligatures w14:val="none"/>
-                        </w:rPr>
-                        <w:t>numerTelefonu</w:t>
-                      </w:r>
-                      <w:proofErr w:type="spellEnd"/>
-                      <w:r>
-                        <w:rPr>
-                          <w:rFonts w:ascii="Courier New" w:eastAsia="Times New Roman" w:hAnsi="Courier New" w:cs="Courier New"/>
-                          <w:kern w:val="0"/>
-                          <w:sz w:val="20"/>
-                          <w:szCs w:val="20"/>
-                          <w:lang w:eastAsia="pl-PL"/>
+                          <w:kern w:val="0"/>
+                          <w:sz w:val="20"/>
+                          <w:szCs w:val="20"/>
+                          <w:lang w:val="de-DE" w:eastAsia="pl-PL"/>
                           <w14:ligatures w14:val="none"/>
                         </w:rPr>
                         <w:t>;</w:t>
@@ -2860,7 +2876,7 @@
                           <w:kern w:val="0"/>
                           <w:sz w:val="20"/>
                           <w:szCs w:val="20"/>
-                          <w:lang w:eastAsia="pl-PL"/>
+                          <w:lang w:val="de-DE" w:eastAsia="pl-PL"/>
                           <w14:ligatures w14:val="none"/>
                         </w:rPr>
                       </w:pPr>
@@ -2871,12 +2887,11 @@
                           <w:kern w:val="0"/>
                           <w:sz w:val="20"/>
                           <w:szCs w:val="20"/>
-                          <w:lang w:eastAsia="pl-PL"/>
+                          <w:lang w:val="de-DE" w:eastAsia="pl-PL"/>
                           <w14:ligatures w14:val="none"/>
                         </w:rPr>
                         <w:t xml:space="preserve">    </w:t>
                       </w:r>
-                      <w:proofErr w:type="spellStart"/>
                       <w:r>
                         <w:rPr>
                           <w:rFonts w:ascii="Courier New" w:eastAsia="Times New Roman" w:hAnsi="Courier New" w:cs="Courier New"/>
@@ -2886,57 +2901,69 @@
                           <w:kern w:val="0"/>
                           <w:sz w:val="20"/>
                           <w:szCs w:val="20"/>
-                          <w:lang w:eastAsia="pl-PL"/>
+                          <w:lang w:val="de-DE" w:eastAsia="pl-PL"/>
                           <w14:ligatures w14:val="none"/>
                         </w:rPr>
                         <w:t>private</w:t>
                       </w:r>
+                      <w:r>
+                        <w:rPr>
+                          <w:rFonts w:ascii="Courier New" w:eastAsia="Times New Roman" w:hAnsi="Courier New" w:cs="Courier New"/>
+                          <w:color w:val="BBBBBB"/>
+                          <w:kern w:val="0"/>
+                          <w:sz w:val="20"/>
+                          <w:szCs w:val="20"/>
+                          <w:lang w:val="de-DE" w:eastAsia="pl-PL"/>
+                          <w14:ligatures w14:val="none"/>
+                        </w:rPr>
+                        <w:t xml:space="preserve"> </w:t>
+                      </w:r>
+                      <w:r>
+                        <w:rPr>
+                          <w:rFonts w:ascii="Courier New" w:eastAsia="Times New Roman" w:hAnsi="Courier New" w:cs="Courier New"/>
+                          <w:kern w:val="0"/>
+                          <w:sz w:val="20"/>
+                          <w:szCs w:val="20"/>
+                          <w:lang w:val="de-DE" w:eastAsia="pl-PL"/>
+                          <w14:ligatures w14:val="none"/>
+                        </w:rPr>
+                        <w:t>String</w:t>
+                      </w:r>
+                      <w:r>
+                        <w:rPr>
+                          <w:rFonts w:ascii="Courier New" w:eastAsia="Times New Roman" w:hAnsi="Courier New" w:cs="Courier New"/>
+                          <w:color w:val="BBBBBB"/>
+                          <w:kern w:val="0"/>
+                          <w:sz w:val="20"/>
+                          <w:szCs w:val="20"/>
+                          <w:lang w:val="de-DE" w:eastAsia="pl-PL"/>
+                          <w14:ligatures w14:val="none"/>
+                        </w:rPr>
+                        <w:t xml:space="preserve"> </w:t>
+                      </w:r>
+                      <w:proofErr w:type="spellStart"/>
+                      <w:r>
+                        <w:rPr>
+                          <w:rFonts w:ascii="Courier New" w:eastAsia="Times New Roman" w:hAnsi="Courier New" w:cs="Courier New"/>
+                          <w:kern w:val="0"/>
+                          <w:sz w:val="20"/>
+                          <w:szCs w:val="20"/>
+                          <w:lang w:val="de-DE" w:eastAsia="pl-PL"/>
+                          <w14:ligatures w14:val="none"/>
+                        </w:rPr>
+                        <w:t>adres</w:t>
+                      </w:r>
                       <w:proofErr w:type="spellEnd"/>
                       <w:r>
                         <w:rPr>
                           <w:rFonts w:ascii="Courier New" w:eastAsia="Times New Roman" w:hAnsi="Courier New" w:cs="Courier New"/>
-                          <w:color w:val="BBBBBB"/>
-                          <w:kern w:val="0"/>
-                          <w:sz w:val="20"/>
-                          <w:szCs w:val="20"/>
-                          <w:lang w:eastAsia="pl-PL"/>
-                          <w14:ligatures w14:val="none"/>
-                        </w:rPr>
-                        <w:t xml:space="preserve"> </w:t>
-                      </w:r>
-                      <w:r>
-                        <w:rPr>
-                          <w:rFonts w:ascii="Courier New" w:eastAsia="Times New Roman" w:hAnsi="Courier New" w:cs="Courier New"/>
-                          <w:kern w:val="0"/>
-                          <w:sz w:val="20"/>
-                          <w:szCs w:val="20"/>
-                          <w:lang w:eastAsia="pl-PL"/>
-                          <w14:ligatures w14:val="none"/>
-                        </w:rPr>
-                        <w:t>String</w:t>
-                      </w:r>
-                      <w:r>
-                        <w:rPr>
-                          <w:rFonts w:ascii="Courier New" w:eastAsia="Times New Roman" w:hAnsi="Courier New" w:cs="Courier New"/>
-                          <w:color w:val="BBBBBB"/>
-                          <w:kern w:val="0"/>
-                          <w:sz w:val="20"/>
-                          <w:szCs w:val="20"/>
-                          <w:lang w:eastAsia="pl-PL"/>
-                          <w14:ligatures w14:val="none"/>
-                        </w:rPr>
-                        <w:t xml:space="preserve"> </w:t>
-                      </w:r>
-                      <w:r>
-                        <w:rPr>
-                          <w:rFonts w:ascii="Courier New" w:eastAsia="Times New Roman" w:hAnsi="Courier New" w:cs="Courier New"/>
-                          <w:kern w:val="0"/>
-                          <w:sz w:val="20"/>
-                          <w:szCs w:val="20"/>
-                          <w:lang w:eastAsia="pl-PL"/>
-                          <w14:ligatures w14:val="none"/>
-                        </w:rPr>
-                        <w:t>adres;</w:t>
+                          <w:kern w:val="0"/>
+                          <w:sz w:val="20"/>
+                          <w:szCs w:val="20"/>
+                          <w:lang w:val="de-DE" w:eastAsia="pl-PL"/>
+                          <w14:ligatures w14:val="none"/>
+                        </w:rPr>
+                        <w:t>;</w:t>
                       </w:r>
                     </w:p>
                     <w:p>
@@ -2965,7 +2992,7 @@
                           <w:kern w:val="0"/>
                           <w:sz w:val="20"/>
                           <w:szCs w:val="20"/>
-                          <w:lang w:eastAsia="pl-PL"/>
+                          <w:lang w:val="de-DE" w:eastAsia="pl-PL"/>
                           <w14:ligatures w14:val="none"/>
                         </w:rPr>
                       </w:pPr>
@@ -5376,7 +5403,7 @@
           </mc:Choice>
           <mc:Fallback>
             <w:pict>
-              <v:shape w14:anchorId="07A0CE22" id="_x0000_s1027" type="#_x0000_t202" style="position:absolute;margin-left:-49.05pt;margin-top:32.55pt;width:550.5pt;height:437.5pt;z-index:251663360;visibility:visible;mso-wrap-style:square;mso-width-percent:0;mso-height-percent:0;mso-wrap-distance-left:9pt;mso-wrap-distance-top:3.6pt;mso-wrap-distance-right:9pt;mso-wrap-distance-bottom:3.6pt;mso-position-horizontal:absolute;mso-position-horizontal-relative:text;mso-position-vertical:absolute;mso-position-vertical-relative:text;mso-width-percent:0;mso-height-percent:0;mso-width-relative:margin;mso-height-relative:margin;v-text-anchor:top" o:gfxdata="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">
+              <v:shape w14:anchorId="07A0CE22" id="_x0000_s1027" type="#_x0000_t202" style="position:absolute;margin-left:-49.05pt;margin-top:32.55pt;width:550.5pt;height:437.5pt;z-index:251663360;visibility:visible;mso-wrap-style:square;mso-width-percent:0;mso-height-percent:0;mso-wrap-distance-left:9pt;mso-wrap-distance-top:3.6pt;mso-wrap-distance-right:9pt;mso-wrap-distance-bottom:3.6pt;mso-position-horizontal:absolute;mso-position-horizontal-relative:text;mso-position-vertical:absolute;mso-position-vertical-relative:text;mso-width-percent:0;mso-height-percent:0;mso-width-relative:margin;mso-height-relative:margin;v-text-anchor:top" o:gfxdata="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">
                 <v:textbox>
                   <w:txbxContent>
                     <w:p>
@@ -5929,6 +5956,7 @@
                         </w:rPr>
                         <w:t xml:space="preserve"> </w:t>
                       </w:r>
+                      <w:proofErr w:type="gramStart"/>
                       <w:r>
                         <w:rPr>
                           <w:rFonts w:ascii="Courier New" w:eastAsia="Times New Roman" w:hAnsi="Courier New" w:cs="Courier New"/>
@@ -5940,6 +5968,7 @@
                         </w:rPr>
                         <w:t>Integer</w:t>
                       </w:r>
+                      <w:proofErr w:type="gramEnd"/>
                       <w:r>
                         <w:rPr>
                           <w:rFonts w:ascii="Courier New" w:eastAsia="Times New Roman" w:hAnsi="Courier New" w:cs="Courier New"/>
@@ -6344,6 +6373,7 @@
                         <w:t xml:space="preserve"> </w:t>
                       </w:r>
                       <w:proofErr w:type="spellStart"/>
+                      <w:proofErr w:type="gramStart"/>
                       <w:r>
                         <w:rPr>
                           <w:rFonts w:ascii="Courier New" w:eastAsia="Times New Roman" w:hAnsi="Courier New" w:cs="Courier New"/>
@@ -6367,6 +6397,7 @@
                         </w:rPr>
                         <w:t>;</w:t>
                       </w:r>
+                      <w:proofErr w:type="gramEnd"/>
                     </w:p>
                     <w:p>
                       <w:pPr>
@@ -6459,6 +6490,7 @@
                         </w:rPr>
                         <w:t xml:space="preserve"> </w:t>
                       </w:r>
+                      <w:proofErr w:type="gramStart"/>
                       <w:r>
                         <w:rPr>
                           <w:rFonts w:ascii="Courier New" w:eastAsia="Times New Roman" w:hAnsi="Courier New" w:cs="Courier New"/>
@@ -6470,6 +6502,7 @@
                         </w:rPr>
                         <w:t>email;</w:t>
                       </w:r>
+                      <w:proofErr w:type="gramEnd"/>
                     </w:p>
                     <w:p>
                       <w:pPr>
@@ -6680,7 +6713,22 @@
                           <w:lang w:eastAsia="pl-PL"/>
                           <w14:ligatures w14:val="none"/>
                         </w:rPr>
-                        <w:t>@JoinTable</w:t>
+                        <w:t>@</w:t>
+                      </w:r>
+                      <w:proofErr w:type="gramStart"/>
+                      <w:r>
+                        <w:rPr>
+                          <w:rFonts w:ascii="Courier New" w:eastAsia="Times New Roman" w:hAnsi="Courier New" w:cs="Courier New"/>
+                          <w:b/>
+                          <w:bCs/>
+                          <w:color w:val="555555"/>
+                          <w:kern w:val="0"/>
+                          <w:sz w:val="20"/>
+                          <w:szCs w:val="20"/>
+                          <w:lang w:eastAsia="pl-PL"/>
+                          <w14:ligatures w14:val="none"/>
+                        </w:rPr>
+                        <w:t>JoinTable</w:t>
                       </w:r>
                       <w:r>
                         <w:rPr>
@@ -6693,6 +6741,7 @@
                         </w:rPr>
                         <w:t>(</w:t>
                       </w:r>
+                      <w:proofErr w:type="gramEnd"/>
                     </w:p>
                     <w:p>
                       <w:pPr>
@@ -6962,18 +7011,45 @@
                           <w:lang w:val="en-US" w:eastAsia="pl-PL"/>
                           <w14:ligatures w14:val="none"/>
                         </w:rPr>
-                        <w:t>@JoinColumn</w:t>
-                      </w:r>
-                      <w:r>
-                        <w:rPr>
-                          <w:rFonts w:ascii="Courier New" w:eastAsia="Times New Roman" w:hAnsi="Courier New" w:cs="Courier New"/>
+                        <w:t>@</w:t>
+                      </w:r>
+                      <w:proofErr w:type="gramStart"/>
+                      <w:r>
+                        <w:rPr>
+                          <w:rFonts w:ascii="Courier New" w:eastAsia="Times New Roman" w:hAnsi="Courier New" w:cs="Courier New"/>
+                          <w:b/>
+                          <w:bCs/>
+                          <w:color w:val="555555"/>
                           <w:kern w:val="0"/>
                           <w:sz w:val="20"/>
                           <w:szCs w:val="20"/>
                           <w:lang w:val="en-US" w:eastAsia="pl-PL"/>
                           <w14:ligatures w14:val="none"/>
                         </w:rPr>
-                        <w:t>(name</w:t>
+                        <w:t>JoinColumn</w:t>
+                      </w:r>
+                      <w:r>
+                        <w:rPr>
+                          <w:rFonts w:ascii="Courier New" w:eastAsia="Times New Roman" w:hAnsi="Courier New" w:cs="Courier New"/>
+                          <w:kern w:val="0"/>
+                          <w:sz w:val="20"/>
+                          <w:szCs w:val="20"/>
+                          <w:lang w:val="en-US" w:eastAsia="pl-PL"/>
+                          <w14:ligatures w14:val="none"/>
+                        </w:rPr>
+                        <w:t>(</w:t>
+                      </w:r>
+                      <w:proofErr w:type="gramEnd"/>
+                      <w:r>
+                        <w:rPr>
+                          <w:rFonts w:ascii="Courier New" w:eastAsia="Times New Roman" w:hAnsi="Courier New" w:cs="Courier New"/>
+                          <w:kern w:val="0"/>
+                          <w:sz w:val="20"/>
+                          <w:szCs w:val="20"/>
+                          <w:lang w:val="en-US" w:eastAsia="pl-PL"/>
+                          <w14:ligatures w14:val="none"/>
+                        </w:rPr>
+                        <w:t>name</w:t>
                       </w:r>
                       <w:r>
                         <w:rPr>
@@ -7164,18 +7240,45 @@
                           <w:lang w:eastAsia="pl-PL"/>
                           <w14:ligatures w14:val="none"/>
                         </w:rPr>
-                        <w:t>@JoinColumn</w:t>
-                      </w:r>
-                      <w:r>
-                        <w:rPr>
-                          <w:rFonts w:ascii="Courier New" w:eastAsia="Times New Roman" w:hAnsi="Courier New" w:cs="Courier New"/>
-                          <w:kern w:val="0"/>
-                          <w:sz w:val="20"/>
-                          <w:szCs w:val="20"/>
-                          <w:lang w:eastAsia="pl-PL"/>
-                          <w14:ligatures w14:val="none"/>
-                        </w:rPr>
-                        <w:t>(name</w:t>
+                        <w:t>@</w:t>
+                      </w:r>
+                      <w:proofErr w:type="gramStart"/>
+                      <w:r>
+                        <w:rPr>
+                          <w:rFonts w:ascii="Courier New" w:eastAsia="Times New Roman" w:hAnsi="Courier New" w:cs="Courier New"/>
+                          <w:b/>
+                          <w:bCs/>
+                          <w:color w:val="555555"/>
+                          <w:kern w:val="0"/>
+                          <w:sz w:val="20"/>
+                          <w:szCs w:val="20"/>
+                          <w:lang w:eastAsia="pl-PL"/>
+                          <w14:ligatures w14:val="none"/>
+                        </w:rPr>
+                        <w:t>JoinColumn</w:t>
+                      </w:r>
+                      <w:r>
+                        <w:rPr>
+                          <w:rFonts w:ascii="Courier New" w:eastAsia="Times New Roman" w:hAnsi="Courier New" w:cs="Courier New"/>
+                          <w:kern w:val="0"/>
+                          <w:sz w:val="20"/>
+                          <w:szCs w:val="20"/>
+                          <w:lang w:eastAsia="pl-PL"/>
+                          <w14:ligatures w14:val="none"/>
+                        </w:rPr>
+                        <w:t>(</w:t>
+                      </w:r>
+                      <w:proofErr w:type="gramEnd"/>
+                      <w:r>
+                        <w:rPr>
+                          <w:rFonts w:ascii="Courier New" w:eastAsia="Times New Roman" w:hAnsi="Courier New" w:cs="Courier New"/>
+                          <w:kern w:val="0"/>
+                          <w:sz w:val="20"/>
+                          <w:szCs w:val="20"/>
+                          <w:lang w:eastAsia="pl-PL"/>
+                          <w14:ligatures w14:val="none"/>
+                        </w:rPr>
+                        <w:t>name</w:t>
                       </w:r>
                       <w:r>
                         <w:rPr>
@@ -8332,6 +8435,79 @@
                               </w:rPr>
                               <w:tab/>
                             </w:r>
+                            <w:r>
+                              <w:rPr>
+                                <w:rFonts w:ascii="Courier New" w:eastAsia="Times New Roman" w:hAnsi="Courier New" w:cs="Courier New"/>
+                                <w:b/>
+                                <w:bCs/>
+                                <w:color w:val="008800"/>
+                                <w:kern w:val="0"/>
+                                <w:sz w:val="20"/>
+                                <w:szCs w:val="20"/>
+                                <w:lang w:val="de-DE" w:eastAsia="pl-PL"/>
+                                <w14:ligatures w14:val="none"/>
+                              </w:rPr>
+                              <w:t>private</w:t>
+                            </w:r>
+                            <w:r>
+                              <w:rPr>
+                                <w:rFonts w:ascii="Courier New" w:eastAsia="Times New Roman" w:hAnsi="Courier New" w:cs="Courier New"/>
+                                <w:color w:val="BBBBBB"/>
+                                <w:kern w:val="0"/>
+                                <w:sz w:val="20"/>
+                                <w:szCs w:val="20"/>
+                                <w:lang w:val="de-DE" w:eastAsia="pl-PL"/>
+                                <w14:ligatures w14:val="none"/>
+                              </w:rPr>
+                              <w:t xml:space="preserve"> </w:t>
+                            </w:r>
+                            <w:r>
+                              <w:rPr>
+                                <w:rFonts w:ascii="Courier New" w:eastAsia="Times New Roman" w:hAnsi="Courier New" w:cs="Courier New"/>
+                                <w:kern w:val="0"/>
+                                <w:sz w:val="20"/>
+                                <w:szCs w:val="20"/>
+                                <w:lang w:val="de-DE" w:eastAsia="pl-PL"/>
+                                <w14:ligatures w14:val="none"/>
+                              </w:rPr>
+                              <w:t>Integer</w:t>
+                            </w:r>
+                            <w:r>
+                              <w:rPr>
+                                <w:rFonts w:ascii="Courier New" w:eastAsia="Times New Roman" w:hAnsi="Courier New" w:cs="Courier New"/>
+                                <w:color w:val="BBBBBB"/>
+                                <w:kern w:val="0"/>
+                                <w:sz w:val="20"/>
+                                <w:szCs w:val="20"/>
+                                <w:lang w:val="de-DE" w:eastAsia="pl-PL"/>
+                                <w14:ligatures w14:val="none"/>
+                              </w:rPr>
+                              <w:t xml:space="preserve"> </w:t>
+                            </w:r>
+                            <w:proofErr w:type="spellStart"/>
+                            <w:r>
+                              <w:rPr>
+                                <w:rFonts w:ascii="Courier New" w:eastAsia="Times New Roman" w:hAnsi="Courier New" w:cs="Courier New"/>
+                                <w:kern w:val="0"/>
+                                <w:sz w:val="20"/>
+                                <w:szCs w:val="20"/>
+                                <w:lang w:val="de-DE" w:eastAsia="pl-PL"/>
+                                <w14:ligatures w14:val="none"/>
+                              </w:rPr>
+                              <w:t>nr_gabinetu</w:t>
+                            </w:r>
+                            <w:proofErr w:type="spellEnd"/>
+                            <w:r>
+                              <w:rPr>
+                                <w:rFonts w:ascii="Courier New" w:eastAsia="Times New Roman" w:hAnsi="Courier New" w:cs="Courier New"/>
+                                <w:kern w:val="0"/>
+                                <w:sz w:val="20"/>
+                                <w:szCs w:val="20"/>
+                                <w:lang w:val="de-DE" w:eastAsia="pl-PL"/>
+                                <w14:ligatures w14:val="none"/>
+                              </w:rPr>
+                              <w:t>;</w:t>
+                            </w:r>
                           </w:p>
                           <w:p>
                             <w:pPr>
@@ -8600,6 +8776,34 @@
                             <w:r>
                               <w:rPr>
                                 <w:rFonts w:ascii="Courier New" w:eastAsia="Times New Roman" w:hAnsi="Courier New" w:cs="Courier New"/>
+                                <w:b/>
+                                <w:bCs/>
+                                <w:color w:val="008800"/>
+                                <w:kern w:val="0"/>
+                                <w:sz w:val="20"/>
+                                <w:szCs w:val="20"/>
+                                <w:lang w:val="en-US" w:eastAsia="pl-PL"/>
+                                <w14:ligatures w14:val="none"/>
+                              </w:rPr>
+                              <w:tab/>
+                            </w:r>
+                            <w:r>
+                              <w:rPr>
+                                <w:rFonts w:ascii="Courier New" w:eastAsia="Times New Roman" w:hAnsi="Courier New" w:cs="Courier New"/>
+                                <w:b/>
+                                <w:bCs/>
+                                <w:color w:val="008800"/>
+                                <w:kern w:val="0"/>
+                                <w:sz w:val="20"/>
+                                <w:szCs w:val="20"/>
+                                <w:lang w:val="en-US" w:eastAsia="pl-PL"/>
+                                <w14:ligatures w14:val="none"/>
+                              </w:rPr>
+                              <w:t>private</w:t>
+                            </w:r>
+                            <w:r>
+                              <w:rPr>
+                                <w:rFonts w:ascii="Courier New" w:eastAsia="Times New Roman" w:hAnsi="Courier New" w:cs="Courier New"/>
                                 <w:color w:val="BBBBBB"/>
                                 <w:kern w:val="0"/>
                                 <w:sz w:val="20"/>
@@ -8607,8 +8811,52 @@
                                 <w:lang w:val="en-US" w:eastAsia="pl-PL"/>
                                 <w14:ligatures w14:val="none"/>
                               </w:rPr>
-                              <w:tab/>
                               <w:t xml:space="preserve"> </w:t>
+                            </w:r>
+                            <w:r>
+                              <w:rPr>
+                                <w:rFonts w:ascii="Courier New" w:eastAsia="Times New Roman" w:hAnsi="Courier New" w:cs="Courier New"/>
+                                <w:kern w:val="0"/>
+                                <w:sz w:val="20"/>
+                                <w:szCs w:val="20"/>
+                                <w:lang w:val="en-US" w:eastAsia="pl-PL"/>
+                                <w14:ligatures w14:val="none"/>
+                              </w:rPr>
+                              <w:t>String</w:t>
+                            </w:r>
+                            <w:r>
+                              <w:rPr>
+                                <w:rFonts w:ascii="Courier New" w:eastAsia="Times New Roman" w:hAnsi="Courier New" w:cs="Courier New"/>
+                                <w:color w:val="BBBBBB"/>
+                                <w:kern w:val="0"/>
+                                <w:sz w:val="20"/>
+                                <w:szCs w:val="20"/>
+                                <w:lang w:val="en-US" w:eastAsia="pl-PL"/>
+                                <w14:ligatures w14:val="none"/>
+                              </w:rPr>
+                              <w:t xml:space="preserve"> </w:t>
+                            </w:r>
+                            <w:r>
+                              <w:rPr>
+                                <w:rFonts w:ascii="Courier New" w:eastAsia="Times New Roman" w:hAnsi="Courier New" w:cs="Courier New"/>
+                                <w:kern w:val="0"/>
+                                <w:sz w:val="20"/>
+                                <w:szCs w:val="20"/>
+                                <w:lang w:val="en-US" w:eastAsia="pl-PL"/>
+                                <w14:ligatures w14:val="none"/>
+                              </w:rPr>
+                              <w:t>status</w:t>
+                            </w:r>
+                            <w:r>
+                              <w:rPr>
+                                <w:rFonts w:ascii="Courier New" w:eastAsia="Times New Roman" w:hAnsi="Courier New" w:cs="Courier New"/>
+                                <w:kern w:val="0"/>
+                                <w:sz w:val="20"/>
+                                <w:szCs w:val="20"/>
+                                <w:lang w:val="en-US" w:eastAsia="pl-PL"/>
+                                <w14:ligatures w14:val="none"/>
+                              </w:rPr>
+                              <w:t>;</w:t>
                             </w:r>
                           </w:p>
                           <w:p>
@@ -8638,377 +8886,6 @@
                                 <w:sz w:val="20"/>
                                 <w:szCs w:val="20"/>
                                 <w:lang w:val="en-US" w:eastAsia="pl-PL"/>
-                                <w14:ligatures w14:val="none"/>
-                              </w:rPr>
-                            </w:pPr>
-                            <w:r>
-                              <w:rPr>
-                                <w:rFonts w:ascii="Courier New" w:eastAsia="Times New Roman" w:hAnsi="Courier New" w:cs="Courier New"/>
-                                <w:color w:val="BBBBBB"/>
-                                <w:kern w:val="0"/>
-                                <w:sz w:val="20"/>
-                                <w:szCs w:val="20"/>
-                                <w:lang w:val="en-US" w:eastAsia="pl-PL"/>
-                                <w14:ligatures w14:val="none"/>
-                              </w:rPr>
-                              <w:tab/>
-                            </w:r>
-                          </w:p>
-                          <w:p>
-                            <w:pPr>
-                              <w:tabs>
-                                <w:tab w:val="left" w:pos="916"/>
-                                <w:tab w:val="left" w:pos="1832"/>
-                                <w:tab w:val="left" w:pos="2748"/>
-                                <w:tab w:val="left" w:pos="3664"/>
-                                <w:tab w:val="left" w:pos="4580"/>
-                                <w:tab w:val="left" w:pos="5496"/>
-                                <w:tab w:val="left" w:pos="6412"/>
-                                <w:tab w:val="left" w:pos="7328"/>
-                                <w:tab w:val="left" w:pos="8244"/>
-                                <w:tab w:val="left" w:pos="9160"/>
-                                <w:tab w:val="left" w:pos="10076"/>
-                                <w:tab w:val="left" w:pos="10992"/>
-                                <w:tab w:val="left" w:pos="11908"/>
-                                <w:tab w:val="left" w:pos="12824"/>
-                                <w:tab w:val="left" w:pos="13740"/>
-                                <w:tab w:val="left" w:pos="14656"/>
-                              </w:tabs>
-                              <w:spacing w:after="0" w:line="300" w:lineRule="auto"/>
-                              <w:rPr>
-                                <w:rFonts w:ascii="Courier New" w:eastAsia="Times New Roman" w:hAnsi="Courier New" w:cs="Courier New"/>
-                                <w:kern w:val="0"/>
-                                <w:sz w:val="20"/>
-                                <w:szCs w:val="20"/>
-                                <w:lang w:eastAsia="pl-PL"/>
-                                <w14:ligatures w14:val="none"/>
-                              </w:rPr>
-                            </w:pPr>
-                            <w:r>
-                              <w:rPr>
-                                <w:rFonts w:ascii="Courier New" w:eastAsia="Times New Roman" w:hAnsi="Courier New" w:cs="Courier New"/>
-                                <w:color w:val="BBBBBB"/>
-                                <w:kern w:val="0"/>
-                                <w:sz w:val="20"/>
-                                <w:szCs w:val="20"/>
-                                <w:lang w:val="en-US" w:eastAsia="pl-PL"/>
-                                <w14:ligatures w14:val="none"/>
-                              </w:rPr>
-                              <w:tab/>
-                            </w:r>
-                            <w:r>
-                              <w:rPr>
-                                <w:rFonts w:ascii="Courier New" w:eastAsia="Times New Roman" w:hAnsi="Courier New" w:cs="Courier New"/>
-                                <w:b/>
-                                <w:bCs/>
-                                <w:color w:val="555555"/>
-                                <w:kern w:val="0"/>
-                                <w:sz w:val="20"/>
-                                <w:szCs w:val="20"/>
-                                <w:lang w:eastAsia="pl-PL"/>
-                                <w14:ligatures w14:val="none"/>
-                              </w:rPr>
-                              <w:t>@ManyToOne</w:t>
-                            </w:r>
-                          </w:p>
-                          <w:p>
-                            <w:pPr>
-                              <w:tabs>
-                                <w:tab w:val="left" w:pos="916"/>
-                                <w:tab w:val="left" w:pos="1832"/>
-                                <w:tab w:val="left" w:pos="2748"/>
-                                <w:tab w:val="left" w:pos="3664"/>
-                                <w:tab w:val="left" w:pos="4580"/>
-                                <w:tab w:val="left" w:pos="5496"/>
-                                <w:tab w:val="left" w:pos="6412"/>
-                                <w:tab w:val="left" w:pos="7328"/>
-                                <w:tab w:val="left" w:pos="8244"/>
-                                <w:tab w:val="left" w:pos="9160"/>
-                                <w:tab w:val="left" w:pos="10076"/>
-                                <w:tab w:val="left" w:pos="10992"/>
-                                <w:tab w:val="left" w:pos="11908"/>
-                                <w:tab w:val="left" w:pos="12824"/>
-                                <w:tab w:val="left" w:pos="13740"/>
-                                <w:tab w:val="left" w:pos="14656"/>
-                              </w:tabs>
-                              <w:spacing w:after="0" w:line="300" w:lineRule="auto"/>
-                              <w:rPr>
-                                <w:rFonts w:ascii="Courier New" w:eastAsia="Times New Roman" w:hAnsi="Courier New" w:cs="Courier New"/>
-                                <w:kern w:val="0"/>
-                                <w:sz w:val="20"/>
-                                <w:szCs w:val="20"/>
-                                <w:lang w:eastAsia="pl-PL"/>
-                                <w14:ligatures w14:val="none"/>
-                              </w:rPr>
-                            </w:pPr>
-                            <w:r>
-                              <w:rPr>
-                                <w:rFonts w:ascii="Courier New" w:eastAsia="Times New Roman" w:hAnsi="Courier New" w:cs="Courier New"/>
-                                <w:color w:val="BBBBBB"/>
-                                <w:kern w:val="0"/>
-                                <w:sz w:val="20"/>
-                                <w:szCs w:val="20"/>
-                                <w:lang w:eastAsia="pl-PL"/>
-                                <w14:ligatures w14:val="none"/>
-                              </w:rPr>
-                              <w:t xml:space="preserve">    </w:t>
-                            </w:r>
-                            <w:r>
-                              <w:rPr>
-                                <w:rFonts w:ascii="Courier New" w:eastAsia="Times New Roman" w:hAnsi="Courier New" w:cs="Courier New"/>
-                                <w:b/>
-                                <w:bCs/>
-                                <w:color w:val="555555"/>
-                                <w:kern w:val="0"/>
-                                <w:sz w:val="20"/>
-                                <w:szCs w:val="20"/>
-                                <w:lang w:eastAsia="pl-PL"/>
-                                <w14:ligatures w14:val="none"/>
-                              </w:rPr>
-                              <w:t>@JoinColumn</w:t>
-                            </w:r>
-                            <w:r>
-                              <w:rPr>
-                                <w:rFonts w:ascii="Courier New" w:eastAsia="Times New Roman" w:hAnsi="Courier New" w:cs="Courier New"/>
-                                <w:kern w:val="0"/>
-                                <w:sz w:val="20"/>
-                                <w:szCs w:val="20"/>
-                                <w:lang w:eastAsia="pl-PL"/>
-                                <w14:ligatures w14:val="none"/>
-                              </w:rPr>
-                              <w:t>(name</w:t>
-                            </w:r>
-                            <w:r>
-                              <w:rPr>
-                                <w:rFonts w:ascii="Courier New" w:eastAsia="Times New Roman" w:hAnsi="Courier New" w:cs="Courier New"/>
-                                <w:color w:val="BBBBBB"/>
-                                <w:kern w:val="0"/>
-                                <w:sz w:val="20"/>
-                                <w:szCs w:val="20"/>
-                                <w:lang w:eastAsia="pl-PL"/>
-                                <w14:ligatures w14:val="none"/>
-                              </w:rPr>
-                              <w:t xml:space="preserve"> </w:t>
-                            </w:r>
-                            <w:r>
-                              <w:rPr>
-                                <w:rFonts w:ascii="Courier New" w:eastAsia="Times New Roman" w:hAnsi="Courier New" w:cs="Courier New"/>
-                                <w:color w:val="333333"/>
-                                <w:kern w:val="0"/>
-                                <w:sz w:val="20"/>
-                                <w:szCs w:val="20"/>
-                                <w:lang w:eastAsia="pl-PL"/>
-                                <w14:ligatures w14:val="none"/>
-                              </w:rPr>
-                              <w:t>=</w:t>
-                            </w:r>
-                            <w:r>
-                              <w:rPr>
-                                <w:rFonts w:ascii="Courier New" w:eastAsia="Times New Roman" w:hAnsi="Courier New" w:cs="Courier New"/>
-                                <w:color w:val="BBBBBB"/>
-                                <w:kern w:val="0"/>
-                                <w:sz w:val="20"/>
-                                <w:szCs w:val="20"/>
-                                <w:lang w:eastAsia="pl-PL"/>
-                                <w14:ligatures w14:val="none"/>
-                              </w:rPr>
-                              <w:t xml:space="preserve"> </w:t>
-                            </w:r>
-                            <w:r>
-                              <w:rPr>
-                                <w:rFonts w:ascii="Courier New" w:eastAsia="Times New Roman" w:hAnsi="Courier New" w:cs="Courier New"/>
-                                <w:kern w:val="0"/>
-                                <w:sz w:val="20"/>
-                                <w:szCs w:val="20"/>
-                                <w:shd w:val="clear" w:color="auto" w:fill="FFF0F0"/>
-                                <w:lang w:eastAsia="pl-PL"/>
-                                <w14:ligatures w14:val="none"/>
-                              </w:rPr>
-                              <w:t>"</w:t>
-                            </w:r>
-                            <w:proofErr w:type="spellStart"/>
-                            <w:r>
-                              <w:rPr>
-                                <w:rFonts w:ascii="Courier New" w:eastAsia="Times New Roman" w:hAnsi="Courier New" w:cs="Courier New"/>
-                                <w:kern w:val="0"/>
-                                <w:sz w:val="20"/>
-                                <w:szCs w:val="20"/>
-                                <w:shd w:val="clear" w:color="auto" w:fill="FFF0F0"/>
-                                <w:lang w:eastAsia="pl-PL"/>
-                                <w14:ligatures w14:val="none"/>
-                              </w:rPr>
-                              <w:t>lekarz_id</w:t>
-                            </w:r>
-                            <w:proofErr w:type="spellEnd"/>
-                            <w:r>
-                              <w:rPr>
-                                <w:rFonts w:ascii="Courier New" w:eastAsia="Times New Roman" w:hAnsi="Courier New" w:cs="Courier New"/>
-                                <w:kern w:val="0"/>
-                                <w:sz w:val="20"/>
-                                <w:szCs w:val="20"/>
-                                <w:shd w:val="clear" w:color="auto" w:fill="FFF0F0"/>
-                                <w:lang w:eastAsia="pl-PL"/>
-                                <w14:ligatures w14:val="none"/>
-                              </w:rPr>
-                              <w:t>"</w:t>
-                            </w:r>
-                            <w:r>
-                              <w:rPr>
-                                <w:rFonts w:ascii="Courier New" w:eastAsia="Times New Roman" w:hAnsi="Courier New" w:cs="Courier New"/>
-                                <w:kern w:val="0"/>
-                                <w:sz w:val="20"/>
-                                <w:szCs w:val="20"/>
-                                <w:lang w:eastAsia="pl-PL"/>
-                                <w14:ligatures w14:val="none"/>
-                              </w:rPr>
-                              <w:t>)</w:t>
-                            </w:r>
-                          </w:p>
-                          <w:p>
-                            <w:pPr>
-                              <w:tabs>
-                                <w:tab w:val="left" w:pos="916"/>
-                                <w:tab w:val="left" w:pos="1832"/>
-                                <w:tab w:val="left" w:pos="2748"/>
-                                <w:tab w:val="left" w:pos="3664"/>
-                                <w:tab w:val="left" w:pos="4580"/>
-                                <w:tab w:val="left" w:pos="5496"/>
-                                <w:tab w:val="left" w:pos="6412"/>
-                                <w:tab w:val="left" w:pos="7328"/>
-                                <w:tab w:val="left" w:pos="8244"/>
-                                <w:tab w:val="left" w:pos="9160"/>
-                                <w:tab w:val="left" w:pos="10076"/>
-                                <w:tab w:val="left" w:pos="10992"/>
-                                <w:tab w:val="left" w:pos="11908"/>
-                                <w:tab w:val="left" w:pos="12824"/>
-                                <w:tab w:val="left" w:pos="13740"/>
-                                <w:tab w:val="left" w:pos="14656"/>
-                              </w:tabs>
-                              <w:spacing w:after="0" w:line="300" w:lineRule="auto"/>
-                              <w:rPr>
-                                <w:rFonts w:ascii="Courier New" w:eastAsia="Times New Roman" w:hAnsi="Courier New" w:cs="Courier New"/>
-                                <w:kern w:val="0"/>
-                                <w:sz w:val="20"/>
-                                <w:szCs w:val="20"/>
-                                <w:lang w:eastAsia="pl-PL"/>
-                                <w14:ligatures w14:val="none"/>
-                              </w:rPr>
-                            </w:pPr>
-                            <w:r>
-                              <w:rPr>
-                                <w:rFonts w:ascii="Courier New" w:eastAsia="Times New Roman" w:hAnsi="Courier New" w:cs="Courier New"/>
-                                <w:color w:val="BBBBBB"/>
-                                <w:kern w:val="0"/>
-                                <w:sz w:val="20"/>
-                                <w:szCs w:val="20"/>
-                                <w:lang w:eastAsia="pl-PL"/>
-                                <w14:ligatures w14:val="none"/>
-                              </w:rPr>
-                              <w:t xml:space="preserve">    </w:t>
-                            </w:r>
-                            <w:proofErr w:type="spellStart"/>
-                            <w:r>
-                              <w:rPr>
-                                <w:rFonts w:ascii="Courier New" w:eastAsia="Times New Roman" w:hAnsi="Courier New" w:cs="Courier New"/>
-                                <w:b/>
-                                <w:bCs/>
-                                <w:color w:val="008800"/>
-                                <w:kern w:val="0"/>
-                                <w:sz w:val="20"/>
-                                <w:szCs w:val="20"/>
-                                <w:lang w:eastAsia="pl-PL"/>
-                                <w14:ligatures w14:val="none"/>
-                              </w:rPr>
-                              <w:t>private</w:t>
-                            </w:r>
-                            <w:proofErr w:type="spellEnd"/>
-                            <w:r>
-                              <w:rPr>
-                                <w:rFonts w:ascii="Courier New" w:eastAsia="Times New Roman" w:hAnsi="Courier New" w:cs="Courier New"/>
-                                <w:color w:val="BBBBBB"/>
-                                <w:kern w:val="0"/>
-                                <w:sz w:val="20"/>
-                                <w:szCs w:val="20"/>
-                                <w:lang w:eastAsia="pl-PL"/>
-                                <w14:ligatures w14:val="none"/>
-                              </w:rPr>
-                              <w:t xml:space="preserve"> </w:t>
-                            </w:r>
-                            <w:r>
-                              <w:rPr>
-                                <w:rFonts w:ascii="Courier New" w:eastAsia="Times New Roman" w:hAnsi="Courier New" w:cs="Courier New"/>
-                                <w:kern w:val="0"/>
-                                <w:sz w:val="20"/>
-                                <w:szCs w:val="20"/>
-                                <w:lang w:eastAsia="pl-PL"/>
-                                <w14:ligatures w14:val="none"/>
-                              </w:rPr>
-                              <w:t>Lekarz</w:t>
-                            </w:r>
-                            <w:r>
-                              <w:rPr>
-                                <w:rFonts w:ascii="Courier New" w:eastAsia="Times New Roman" w:hAnsi="Courier New" w:cs="Courier New"/>
-                                <w:color w:val="BBBBBB"/>
-                                <w:kern w:val="0"/>
-                                <w:sz w:val="20"/>
-                                <w:szCs w:val="20"/>
-                                <w:lang w:eastAsia="pl-PL"/>
-                                <w14:ligatures w14:val="none"/>
-                              </w:rPr>
-                              <w:t xml:space="preserve"> </w:t>
-                            </w:r>
-                            <w:proofErr w:type="spellStart"/>
-                            <w:r>
-                              <w:rPr>
-                                <w:rFonts w:ascii="Courier New" w:eastAsia="Times New Roman" w:hAnsi="Courier New" w:cs="Courier New"/>
-                                <w:kern w:val="0"/>
-                                <w:sz w:val="20"/>
-                                <w:szCs w:val="20"/>
-                                <w:lang w:eastAsia="pl-PL"/>
-                                <w14:ligatures w14:val="none"/>
-                              </w:rPr>
-                              <w:t>lekarz</w:t>
-                            </w:r>
-                            <w:proofErr w:type="spellEnd"/>
-                            <w:r>
-                              <w:rPr>
-                                <w:rFonts w:ascii="Courier New" w:eastAsia="Times New Roman" w:hAnsi="Courier New" w:cs="Courier New"/>
-                                <w:kern w:val="0"/>
-                                <w:sz w:val="20"/>
-                                <w:szCs w:val="20"/>
-                                <w:lang w:eastAsia="pl-PL"/>
-                                <w14:ligatures w14:val="none"/>
-                              </w:rPr>
-                              <w:t>;</w:t>
-                            </w:r>
-                          </w:p>
-                          <w:p>
-                            <w:pPr>
-                              <w:tabs>
-                                <w:tab w:val="left" w:pos="916"/>
-                                <w:tab w:val="left" w:pos="1832"/>
-                                <w:tab w:val="left" w:pos="2748"/>
-                                <w:tab w:val="left" w:pos="3664"/>
-                                <w:tab w:val="left" w:pos="4580"/>
-                                <w:tab w:val="left" w:pos="5496"/>
-                                <w:tab w:val="left" w:pos="6412"/>
-                                <w:tab w:val="left" w:pos="7328"/>
-                                <w:tab w:val="left" w:pos="8244"/>
-                                <w:tab w:val="left" w:pos="9160"/>
-                                <w:tab w:val="left" w:pos="10076"/>
-                                <w:tab w:val="left" w:pos="10992"/>
-                                <w:tab w:val="left" w:pos="11908"/>
-                                <w:tab w:val="left" w:pos="12824"/>
-                                <w:tab w:val="left" w:pos="13740"/>
-                                <w:tab w:val="left" w:pos="14656"/>
-                              </w:tabs>
-                              <w:spacing w:after="0" w:line="300" w:lineRule="auto"/>
-                              <w:rPr>
-                                <w:rFonts w:ascii="Courier New" w:eastAsia="Times New Roman" w:hAnsi="Courier New" w:cs="Courier New"/>
-                                <w:kern w:val="0"/>
-                                <w:sz w:val="20"/>
-                                <w:szCs w:val="20"/>
-                                <w:lang w:eastAsia="pl-PL"/>
                                 <w14:ligatures w14:val="none"/>
                               </w:rPr>
                             </w:pPr>
@@ -9039,7 +8916,7 @@
                                 <w:kern w:val="0"/>
                                 <w:sz w:val="20"/>
                                 <w:szCs w:val="20"/>
-                                <w:lang w:eastAsia="pl-PL"/>
+                                <w:lang w:val="en-US" w:eastAsia="pl-PL"/>
                                 <w14:ligatures w14:val="none"/>
                               </w:rPr>
                             </w:pPr>
@@ -9050,10 +8927,11 @@
                                 <w:kern w:val="0"/>
                                 <w:sz w:val="20"/>
                                 <w:szCs w:val="20"/>
-                                <w:lang w:eastAsia="pl-PL"/>
+                                <w:lang w:val="en-US" w:eastAsia="pl-PL"/>
                                 <w14:ligatures w14:val="none"/>
                               </w:rPr>
                               <w:tab/>
+                              <w:t xml:space="preserve"> </w:t>
                             </w:r>
                           </w:p>
                           <w:p>
@@ -9082,7 +8960,7 @@
                                 <w:kern w:val="0"/>
                                 <w:sz w:val="20"/>
                                 <w:szCs w:val="20"/>
-                                <w:lang w:eastAsia="pl-PL"/>
+                                <w:lang w:val="en-US" w:eastAsia="pl-PL"/>
                                 <w14:ligatures w14:val="none"/>
                               </w:rPr>
                             </w:pPr>
@@ -9093,7 +8971,7 @@
                                 <w:kern w:val="0"/>
                                 <w:sz w:val="20"/>
                                 <w:szCs w:val="20"/>
-                                <w:lang w:eastAsia="pl-PL"/>
+                                <w:lang w:val="en-US" w:eastAsia="pl-PL"/>
                                 <w14:ligatures w14:val="none"/>
                               </w:rPr>
                               <w:tab/>
@@ -9125,7 +9003,7 @@
                                 <w:kern w:val="0"/>
                                 <w:sz w:val="20"/>
                                 <w:szCs w:val="20"/>
-                                <w:lang w:eastAsia="pl-PL"/>
+                                <w:lang w:val="de-DE" w:eastAsia="pl-PL"/>
                                 <w14:ligatures w14:val="none"/>
                               </w:rPr>
                             </w:pPr>
@@ -9136,10 +9014,10 @@
                                 <w:kern w:val="0"/>
                                 <w:sz w:val="20"/>
                                 <w:szCs w:val="20"/>
-                                <w:lang w:eastAsia="pl-PL"/>
-                                <w14:ligatures w14:val="none"/>
-                              </w:rPr>
-                              <w:t xml:space="preserve">    </w:t>
+                                <w:lang w:val="en-US" w:eastAsia="pl-PL"/>
+                                <w14:ligatures w14:val="none"/>
+                              </w:rPr>
+                              <w:tab/>
                             </w:r>
                             <w:r>
                               <w:rPr>
@@ -9150,7 +9028,7 @@
                                 <w:kern w:val="0"/>
                                 <w:sz w:val="20"/>
                                 <w:szCs w:val="20"/>
-                                <w:lang w:eastAsia="pl-PL"/>
+                                <w:lang w:val="de-DE" w:eastAsia="pl-PL"/>
                                 <w14:ligatures w14:val="none"/>
                               </w:rPr>
                               <w:t>@ManyToOne</w:t>
@@ -9182,7 +9060,7 @@
                                 <w:kern w:val="0"/>
                                 <w:sz w:val="20"/>
                                 <w:szCs w:val="20"/>
-                                <w:lang w:eastAsia="pl-PL"/>
+                                <w:lang w:val="de-DE" w:eastAsia="pl-PL"/>
                                 <w14:ligatures w14:val="none"/>
                               </w:rPr>
                             </w:pPr>
@@ -9193,7 +9071,7 @@
                                 <w:kern w:val="0"/>
                                 <w:sz w:val="20"/>
                                 <w:szCs w:val="20"/>
-                                <w:lang w:eastAsia="pl-PL"/>
+                                <w:lang w:val="de-DE" w:eastAsia="pl-PL"/>
                                 <w14:ligatures w14:val="none"/>
                               </w:rPr>
                               <w:t xml:space="preserve">    </w:t>
@@ -9207,7 +9085,7 @@
                                 <w:kern w:val="0"/>
                                 <w:sz w:val="20"/>
                                 <w:szCs w:val="20"/>
-                                <w:lang w:eastAsia="pl-PL"/>
+                                <w:lang w:val="de-DE" w:eastAsia="pl-PL"/>
                                 <w14:ligatures w14:val="none"/>
                               </w:rPr>
                               <w:t>@JoinColumn</w:t>
@@ -9218,7 +9096,7 @@
                                 <w:kern w:val="0"/>
                                 <w:sz w:val="20"/>
                                 <w:szCs w:val="20"/>
-                                <w:lang w:eastAsia="pl-PL"/>
+                                <w:lang w:val="de-DE" w:eastAsia="pl-PL"/>
                                 <w14:ligatures w14:val="none"/>
                               </w:rPr>
                               <w:t>(name</w:t>
@@ -9230,7 +9108,7 @@
                                 <w:kern w:val="0"/>
                                 <w:sz w:val="20"/>
                                 <w:szCs w:val="20"/>
-                                <w:lang w:eastAsia="pl-PL"/>
+                                <w:lang w:val="de-DE" w:eastAsia="pl-PL"/>
                                 <w14:ligatures w14:val="none"/>
                               </w:rPr>
                               <w:t xml:space="preserve"> </w:t>
@@ -9242,7 +9120,7 @@
                                 <w:kern w:val="0"/>
                                 <w:sz w:val="20"/>
                                 <w:szCs w:val="20"/>
-                                <w:lang w:eastAsia="pl-PL"/>
+                                <w:lang w:val="de-DE" w:eastAsia="pl-PL"/>
                                 <w14:ligatures w14:val="none"/>
                               </w:rPr>
                               <w:t>=</w:t>
@@ -9254,7 +9132,7 @@
                                 <w:kern w:val="0"/>
                                 <w:sz w:val="20"/>
                                 <w:szCs w:val="20"/>
-                                <w:lang w:eastAsia="pl-PL"/>
+                                <w:lang w:val="de-DE" w:eastAsia="pl-PL"/>
                                 <w14:ligatures w14:val="none"/>
                               </w:rPr>
                               <w:t xml:space="preserve"> </w:t>
@@ -9266,7 +9144,7 @@
                                 <w:sz w:val="20"/>
                                 <w:szCs w:val="20"/>
                                 <w:shd w:val="clear" w:color="auto" w:fill="FFF0F0"/>
-                                <w:lang w:eastAsia="pl-PL"/>
+                                <w:lang w:val="de-DE" w:eastAsia="pl-PL"/>
                                 <w14:ligatures w14:val="none"/>
                               </w:rPr>
                               <w:t>"</w:t>
@@ -9279,10 +9157,10 @@
                                 <w:sz w:val="20"/>
                                 <w:szCs w:val="20"/>
                                 <w:shd w:val="clear" w:color="auto" w:fill="FFF0F0"/>
-                                <w:lang w:eastAsia="pl-PL"/>
-                                <w14:ligatures w14:val="none"/>
-                              </w:rPr>
-                              <w:t>pacjent_id</w:t>
+                                <w:lang w:val="de-DE" w:eastAsia="pl-PL"/>
+                                <w14:ligatures w14:val="none"/>
+                              </w:rPr>
+                              <w:t>lekarz_id</w:t>
                             </w:r>
                             <w:proofErr w:type="spellEnd"/>
                             <w:r>
@@ -9292,7 +9170,7 @@
                                 <w:sz w:val="20"/>
                                 <w:szCs w:val="20"/>
                                 <w:shd w:val="clear" w:color="auto" w:fill="FFF0F0"/>
-                                <w:lang w:eastAsia="pl-PL"/>
+                                <w:lang w:val="de-DE" w:eastAsia="pl-PL"/>
                                 <w14:ligatures w14:val="none"/>
                               </w:rPr>
                               <w:t>"</w:t>
@@ -9303,7 +9181,7 @@
                                 <w:kern w:val="0"/>
                                 <w:sz w:val="20"/>
                                 <w:szCs w:val="20"/>
-                                <w:lang w:eastAsia="pl-PL"/>
+                                <w:lang w:val="de-DE" w:eastAsia="pl-PL"/>
                                 <w14:ligatures w14:val="none"/>
                               </w:rPr>
                               <w:t>)</w:t>
@@ -9346,7 +9224,7 @@
                                 <w:kern w:val="0"/>
                                 <w:sz w:val="20"/>
                                 <w:szCs w:val="20"/>
-                                <w:lang w:eastAsia="pl-PL"/>
+                                <w:lang w:val="de-DE" w:eastAsia="pl-PL"/>
                                 <w14:ligatures w14:val="none"/>
                               </w:rPr>
                               <w:t xml:space="preserve">    </w:t>
@@ -9388,7 +9266,7 @@
                                 <w:lang w:eastAsia="pl-PL"/>
                                 <w14:ligatures w14:val="none"/>
                               </w:rPr>
-                              <w:t>Pacjent</w:t>
+                              <w:t>Lekarz</w:t>
                             </w:r>
                             <w:r>
                               <w:rPr>
@@ -9412,7 +9290,7 @@
                                 <w:lang w:eastAsia="pl-PL"/>
                                 <w14:ligatures w14:val="none"/>
                               </w:rPr>
-                              <w:t>pacjent</w:t>
+                              <w:t>lekarz</w:t>
                             </w:r>
                             <w:proofErr w:type="spellEnd"/>
                             <w:r>
@@ -9457,18 +9335,6 @@
                                 <w14:ligatures w14:val="none"/>
                               </w:rPr>
                             </w:pPr>
-                            <w:r>
-                              <w:rPr>
-                                <w:rFonts w:ascii="Courier New" w:eastAsia="Times New Roman" w:hAnsi="Courier New" w:cs="Courier New"/>
-                                <w:color w:val="BBBBBB"/>
-                                <w:kern w:val="0"/>
-                                <w:sz w:val="20"/>
-                                <w:szCs w:val="20"/>
-                                <w:lang w:eastAsia="pl-PL"/>
-                                <w14:ligatures w14:val="none"/>
-                              </w:rPr>
-                              <w:t xml:space="preserve">    </w:t>
-                            </w:r>
                           </w:p>
                           <w:p>
                             <w:pPr>
@@ -9510,7 +9376,7 @@
                                 <w:lang w:eastAsia="pl-PL"/>
                                 <w14:ligatures w14:val="none"/>
                               </w:rPr>
-                              <w:t xml:space="preserve">  </w:t>
+                              <w:tab/>
                             </w:r>
                           </w:p>
                           <w:p>
@@ -9553,7 +9419,7 @@
                                 <w:lang w:eastAsia="pl-PL"/>
                                 <w14:ligatures w14:val="none"/>
                               </w:rPr>
-                              <w:t xml:space="preserve">    </w:t>
+                              <w:tab/>
                             </w:r>
                           </w:p>
                           <w:p>
@@ -9598,6 +9464,20 @@
                               </w:rPr>
                               <w:t xml:space="preserve">    </w:t>
                             </w:r>
+                            <w:r>
+                              <w:rPr>
+                                <w:rFonts w:ascii="Courier New" w:eastAsia="Times New Roman" w:hAnsi="Courier New" w:cs="Courier New"/>
+                                <w:b/>
+                                <w:bCs/>
+                                <w:color w:val="555555"/>
+                                <w:kern w:val="0"/>
+                                <w:sz w:val="20"/>
+                                <w:szCs w:val="20"/>
+                                <w:lang w:eastAsia="pl-PL"/>
+                                <w14:ligatures w14:val="none"/>
+                              </w:rPr>
+                              <w:t>@ManyToOne</w:t>
+                            </w:r>
                           </w:p>
                           <w:p>
                             <w:pPr>
@@ -9641,6 +9521,116 @@
                               </w:rPr>
                               <w:t xml:space="preserve">    </w:t>
                             </w:r>
+                            <w:r>
+                              <w:rPr>
+                                <w:rFonts w:ascii="Courier New" w:eastAsia="Times New Roman" w:hAnsi="Courier New" w:cs="Courier New"/>
+                                <w:b/>
+                                <w:bCs/>
+                                <w:color w:val="555555"/>
+                                <w:kern w:val="0"/>
+                                <w:sz w:val="20"/>
+                                <w:szCs w:val="20"/>
+                                <w:lang w:eastAsia="pl-PL"/>
+                                <w14:ligatures w14:val="none"/>
+                              </w:rPr>
+                              <w:t>@JoinColumn</w:t>
+                            </w:r>
+                            <w:r>
+                              <w:rPr>
+                                <w:rFonts w:ascii="Courier New" w:eastAsia="Times New Roman" w:hAnsi="Courier New" w:cs="Courier New"/>
+                                <w:kern w:val="0"/>
+                                <w:sz w:val="20"/>
+                                <w:szCs w:val="20"/>
+                                <w:lang w:eastAsia="pl-PL"/>
+                                <w14:ligatures w14:val="none"/>
+                              </w:rPr>
+                              <w:t>(name</w:t>
+                            </w:r>
+                            <w:r>
+                              <w:rPr>
+                                <w:rFonts w:ascii="Courier New" w:eastAsia="Times New Roman" w:hAnsi="Courier New" w:cs="Courier New"/>
+                                <w:color w:val="BBBBBB"/>
+                                <w:kern w:val="0"/>
+                                <w:sz w:val="20"/>
+                                <w:szCs w:val="20"/>
+                                <w:lang w:eastAsia="pl-PL"/>
+                                <w14:ligatures w14:val="none"/>
+                              </w:rPr>
+                              <w:t xml:space="preserve"> </w:t>
+                            </w:r>
+                            <w:r>
+                              <w:rPr>
+                                <w:rFonts w:ascii="Courier New" w:eastAsia="Times New Roman" w:hAnsi="Courier New" w:cs="Courier New"/>
+                                <w:color w:val="333333"/>
+                                <w:kern w:val="0"/>
+                                <w:sz w:val="20"/>
+                                <w:szCs w:val="20"/>
+                                <w:lang w:eastAsia="pl-PL"/>
+                                <w14:ligatures w14:val="none"/>
+                              </w:rPr>
+                              <w:t>=</w:t>
+                            </w:r>
+                            <w:r>
+                              <w:rPr>
+                                <w:rFonts w:ascii="Courier New" w:eastAsia="Times New Roman" w:hAnsi="Courier New" w:cs="Courier New"/>
+                                <w:color w:val="BBBBBB"/>
+                                <w:kern w:val="0"/>
+                                <w:sz w:val="20"/>
+                                <w:szCs w:val="20"/>
+                                <w:lang w:eastAsia="pl-PL"/>
+                                <w14:ligatures w14:val="none"/>
+                              </w:rPr>
+                              <w:t xml:space="preserve"> </w:t>
+                            </w:r>
+                            <w:r>
+                              <w:rPr>
+                                <w:rFonts w:ascii="Courier New" w:eastAsia="Times New Roman" w:hAnsi="Courier New" w:cs="Courier New"/>
+                                <w:kern w:val="0"/>
+                                <w:sz w:val="20"/>
+                                <w:szCs w:val="20"/>
+                                <w:shd w:val="clear" w:color="auto" w:fill="FFF0F0"/>
+                                <w:lang w:eastAsia="pl-PL"/>
+                                <w14:ligatures w14:val="none"/>
+                              </w:rPr>
+                              <w:t>"</w:t>
+                            </w:r>
+                            <w:proofErr w:type="spellStart"/>
+                            <w:r>
+                              <w:rPr>
+                                <w:rFonts w:ascii="Courier New" w:eastAsia="Times New Roman" w:hAnsi="Courier New" w:cs="Courier New"/>
+                                <w:kern w:val="0"/>
+                                <w:sz w:val="20"/>
+                                <w:szCs w:val="20"/>
+                                <w:shd w:val="clear" w:color="auto" w:fill="FFF0F0"/>
+                                <w:lang w:eastAsia="pl-PL"/>
+                                <w14:ligatures w14:val="none"/>
+                              </w:rPr>
+                              <w:t>pacjent_id</w:t>
+                            </w:r>
+                            <w:proofErr w:type="spellEnd"/>
+                            <w:r>
+                              <w:rPr>
+                                <w:rFonts w:ascii="Courier New" w:eastAsia="Times New Roman" w:hAnsi="Courier New" w:cs="Courier New"/>
+                                <w:kern w:val="0"/>
+                                <w:sz w:val="20"/>
+                                <w:szCs w:val="20"/>
+                                <w:shd w:val="clear" w:color="auto" w:fill="FFF0F0"/>
+                                <w:lang w:eastAsia="pl-PL"/>
+                                <w14:ligatures w14:val="none"/>
+                              </w:rPr>
+                              <w:t>"</w:t>
+                            </w:r>
+                            <w:r>
+                              <w:rPr>
+                                <w:rFonts w:ascii="Courier New" w:eastAsia="Times New Roman" w:hAnsi="Courier New" w:cs="Courier New"/>
+                                <w:kern w:val="0"/>
+                                <w:sz w:val="20"/>
+                                <w:szCs w:val="20"/>
+                                <w:lang w:eastAsia="pl-PL"/>
+                                <w14:ligatures w14:val="none"/>
+                              </w:rPr>
+                              <w:t>)</w:t>
+                            </w:r>
                           </w:p>
                           <w:p>
                             <w:pPr>
@@ -9684,19 +9674,80 @@
                               </w:rPr>
                               <w:t xml:space="preserve">    </w:t>
                             </w:r>
+                            <w:proofErr w:type="spellStart"/>
                             <w:r>
                               <w:rPr>
                                 <w:rFonts w:ascii="Courier New" w:eastAsia="Times New Roman" w:hAnsi="Courier New" w:cs="Courier New"/>
                                 <w:b/>
                                 <w:bCs/>
-                                <w:color w:val="555555"/>
-                                <w:kern w:val="0"/>
-                                <w:sz w:val="20"/>
-                                <w:szCs w:val="20"/>
-                                <w:lang w:eastAsia="pl-PL"/>
-                                <w14:ligatures w14:val="none"/>
-                              </w:rPr>
-                              <w:t>@ManyToMany</w:t>
+                                <w:color w:val="008800"/>
+                                <w:kern w:val="0"/>
+                                <w:sz w:val="20"/>
+                                <w:szCs w:val="20"/>
+                                <w:lang w:eastAsia="pl-PL"/>
+                                <w14:ligatures w14:val="none"/>
+                              </w:rPr>
+                              <w:t>private</w:t>
+                            </w:r>
+                            <w:proofErr w:type="spellEnd"/>
+                            <w:r>
+                              <w:rPr>
+                                <w:rFonts w:ascii="Courier New" w:eastAsia="Times New Roman" w:hAnsi="Courier New" w:cs="Courier New"/>
+                                <w:color w:val="BBBBBB"/>
+                                <w:kern w:val="0"/>
+                                <w:sz w:val="20"/>
+                                <w:szCs w:val="20"/>
+                                <w:lang w:eastAsia="pl-PL"/>
+                                <w14:ligatures w14:val="none"/>
+                              </w:rPr>
+                              <w:t xml:space="preserve"> </w:t>
+                            </w:r>
+                            <w:r>
+                              <w:rPr>
+                                <w:rFonts w:ascii="Courier New" w:eastAsia="Times New Roman" w:hAnsi="Courier New" w:cs="Courier New"/>
+                                <w:kern w:val="0"/>
+                                <w:sz w:val="20"/>
+                                <w:szCs w:val="20"/>
+                                <w:lang w:eastAsia="pl-PL"/>
+                                <w14:ligatures w14:val="none"/>
+                              </w:rPr>
+                              <w:t>Pacjent</w:t>
+                            </w:r>
+                            <w:r>
+                              <w:rPr>
+                                <w:rFonts w:ascii="Courier New" w:eastAsia="Times New Roman" w:hAnsi="Courier New" w:cs="Courier New"/>
+                                <w:color w:val="BBBBBB"/>
+                                <w:kern w:val="0"/>
+                                <w:sz w:val="20"/>
+                                <w:szCs w:val="20"/>
+                                <w:lang w:eastAsia="pl-PL"/>
+                                <w14:ligatures w14:val="none"/>
+                              </w:rPr>
+                              <w:t xml:space="preserve"> </w:t>
+                            </w:r>
+                            <w:proofErr w:type="spellStart"/>
+                            <w:r>
+                              <w:rPr>
+                                <w:rFonts w:ascii="Courier New" w:eastAsia="Times New Roman" w:hAnsi="Courier New" w:cs="Courier New"/>
+                                <w:kern w:val="0"/>
+                                <w:sz w:val="20"/>
+                                <w:szCs w:val="20"/>
+                                <w:lang w:eastAsia="pl-PL"/>
+                                <w14:ligatures w14:val="none"/>
+                              </w:rPr>
+                              <w:t>pacjent</w:t>
+                            </w:r>
+                            <w:proofErr w:type="spellEnd"/>
+                            <w:r>
+                              <w:rPr>
+                                <w:rFonts w:ascii="Courier New" w:eastAsia="Times New Roman" w:hAnsi="Courier New" w:cs="Courier New"/>
+                                <w:kern w:val="0"/>
+                                <w:sz w:val="20"/>
+                                <w:szCs w:val="20"/>
+                                <w:lang w:eastAsia="pl-PL"/>
+                                <w14:ligatures w14:val="none"/>
+                              </w:rPr>
+                              <w:t>;</w:t>
                             </w:r>
                           </w:p>
                           <w:p>
@@ -9741,31 +9792,6 @@
                               </w:rPr>
                               <w:t xml:space="preserve">    </w:t>
                             </w:r>
-                            <w:r>
-                              <w:rPr>
-                                <w:rFonts w:ascii="Courier New" w:eastAsia="Times New Roman" w:hAnsi="Courier New" w:cs="Courier New"/>
-                                <w:b/>
-                                <w:bCs/>
-                                <w:color w:val="555555"/>
-                                <w:kern w:val="0"/>
-                                <w:sz w:val="20"/>
-                                <w:szCs w:val="20"/>
-                                <w:lang w:eastAsia="pl-PL"/>
-                                <w14:ligatures w14:val="none"/>
-                              </w:rPr>
-                              <w:t>@JoinTable</w:t>
-                            </w:r>
-                            <w:r>
-                              <w:rPr>
-                                <w:rFonts w:ascii="Courier New" w:eastAsia="Times New Roman" w:hAnsi="Courier New" w:cs="Courier New"/>
-                                <w:kern w:val="0"/>
-                                <w:sz w:val="20"/>
-                                <w:szCs w:val="20"/>
-                                <w:lang w:eastAsia="pl-PL"/>
-                                <w14:ligatures w14:val="none"/>
-                              </w:rPr>
-                              <w:t>(</w:t>
-                            </w:r>
                           </w:p>
                           <w:p>
                             <w:pPr>
@@ -9807,105 +9833,7 @@
                                 <w:lang w:eastAsia="pl-PL"/>
                                 <w14:ligatures w14:val="none"/>
                               </w:rPr>
-                              <w:t xml:space="preserve">        </w:t>
-                            </w:r>
-                            <w:proofErr w:type="spellStart"/>
-                            <w:r>
-                              <w:rPr>
-                                <w:rFonts w:ascii="Courier New" w:eastAsia="Times New Roman" w:hAnsi="Courier New" w:cs="Courier New"/>
-                                <w:kern w:val="0"/>
-                                <w:sz w:val="20"/>
-                                <w:szCs w:val="20"/>
-                                <w:lang w:eastAsia="pl-PL"/>
-                                <w14:ligatures w14:val="none"/>
-                              </w:rPr>
-                              <w:t>name</w:t>
-                            </w:r>
-                            <w:proofErr w:type="spellEnd"/>
-                            <w:r>
-                              <w:rPr>
-                                <w:rFonts w:ascii="Courier New" w:eastAsia="Times New Roman" w:hAnsi="Courier New" w:cs="Courier New"/>
-                                <w:color w:val="BBBBBB"/>
-                                <w:kern w:val="0"/>
-                                <w:sz w:val="20"/>
-                                <w:szCs w:val="20"/>
-                                <w:lang w:eastAsia="pl-PL"/>
-                                <w14:ligatures w14:val="none"/>
-                              </w:rPr>
-                              <w:t xml:space="preserve"> </w:t>
-                            </w:r>
-                            <w:r>
-                              <w:rPr>
-                                <w:rFonts w:ascii="Courier New" w:eastAsia="Times New Roman" w:hAnsi="Courier New" w:cs="Courier New"/>
-                                <w:color w:val="333333"/>
-                                <w:kern w:val="0"/>
-                                <w:sz w:val="20"/>
-                                <w:szCs w:val="20"/>
-                                <w:lang w:eastAsia="pl-PL"/>
-                                <w14:ligatures w14:val="none"/>
-                              </w:rPr>
-                              <w:t>=</w:t>
-                            </w:r>
-                            <w:r>
-                              <w:rPr>
-                                <w:rFonts w:ascii="Courier New" w:eastAsia="Times New Roman" w:hAnsi="Courier New" w:cs="Courier New"/>
-                                <w:color w:val="BBBBBB"/>
-                                <w:kern w:val="0"/>
-                                <w:sz w:val="20"/>
-                                <w:szCs w:val="20"/>
-                                <w:lang w:eastAsia="pl-PL"/>
-                                <w14:ligatures w14:val="none"/>
-                              </w:rPr>
-                              <w:t xml:space="preserve"> </w:t>
-                            </w:r>
-                            <w:r>
-                              <w:rPr>
-                                <w:rFonts w:ascii="Courier New" w:eastAsia="Times New Roman" w:hAnsi="Courier New" w:cs="Courier New"/>
-                                <w:kern w:val="0"/>
-                                <w:sz w:val="20"/>
-                                <w:szCs w:val="20"/>
-                                <w:shd w:val="clear" w:color="auto" w:fill="FFF0F0"/>
-                                <w:lang w:eastAsia="pl-PL"/>
-                                <w14:ligatures w14:val="none"/>
-                              </w:rPr>
-                              <w:t>"</w:t>
-                            </w:r>
-                            <w:proofErr w:type="spellStart"/>
-                            <w:r>
-                              <w:rPr>
-                                <w:rFonts w:ascii="Courier New" w:eastAsia="Times New Roman" w:hAnsi="Courier New" w:cs="Courier New"/>
-                                <w:kern w:val="0"/>
-                                <w:sz w:val="20"/>
-                                <w:szCs w:val="20"/>
-                                <w:shd w:val="clear" w:color="auto" w:fill="FFF0F0"/>
-                                <w:lang w:eastAsia="pl-PL"/>
-                                <w14:ligatures w14:val="none"/>
-                              </w:rPr>
-                              <w:t>wizyta_choroba</w:t>
-                            </w:r>
-                            <w:proofErr w:type="spellEnd"/>
-                            <w:r>
-                              <w:rPr>
-                                <w:rFonts w:ascii="Courier New" w:eastAsia="Times New Roman" w:hAnsi="Courier New" w:cs="Courier New"/>
-                                <w:kern w:val="0"/>
-                                <w:sz w:val="20"/>
-                                <w:szCs w:val="20"/>
-                                <w:shd w:val="clear" w:color="auto" w:fill="FFF0F0"/>
-                                <w:lang w:eastAsia="pl-PL"/>
-                                <w14:ligatures w14:val="none"/>
-                              </w:rPr>
-                              <w:t>"</w:t>
-                            </w:r>
-                            <w:r>
-                              <w:rPr>
-                                <w:rFonts w:ascii="Courier New" w:eastAsia="Times New Roman" w:hAnsi="Courier New" w:cs="Courier New"/>
-                                <w:kern w:val="0"/>
-                                <w:sz w:val="20"/>
-                                <w:szCs w:val="20"/>
-                                <w:lang w:eastAsia="pl-PL"/>
-                                <w14:ligatures w14:val="none"/>
-                              </w:rPr>
-                              <w:t>,</w:t>
+                              <w:t xml:space="preserve">  </w:t>
                             </w:r>
                           </w:p>
                           <w:p>
@@ -9948,166 +9876,7 @@
                                 <w:lang w:eastAsia="pl-PL"/>
                                 <w14:ligatures w14:val="none"/>
                               </w:rPr>
-                              <w:t xml:space="preserve">        </w:t>
-                            </w:r>
-                            <w:proofErr w:type="spellStart"/>
-                            <w:r>
-                              <w:rPr>
-                                <w:rFonts w:ascii="Courier New" w:eastAsia="Times New Roman" w:hAnsi="Courier New" w:cs="Courier New"/>
-                                <w:kern w:val="0"/>
-                                <w:sz w:val="20"/>
-                                <w:szCs w:val="20"/>
-                                <w:lang w:eastAsia="pl-PL"/>
-                                <w14:ligatures w14:val="none"/>
-                              </w:rPr>
-                              <w:t>joinColumns</w:t>
-                            </w:r>
-                            <w:proofErr w:type="spellEnd"/>
-                            <w:r>
-                              <w:rPr>
-                                <w:rFonts w:ascii="Courier New" w:eastAsia="Times New Roman" w:hAnsi="Courier New" w:cs="Courier New"/>
-                                <w:color w:val="BBBBBB"/>
-                                <w:kern w:val="0"/>
-                                <w:sz w:val="20"/>
-                                <w:szCs w:val="20"/>
-                                <w:lang w:eastAsia="pl-PL"/>
-                                <w14:ligatures w14:val="none"/>
-                              </w:rPr>
-                              <w:t xml:space="preserve"> </w:t>
-                            </w:r>
-                            <w:r>
-                              <w:rPr>
-                                <w:rFonts w:ascii="Courier New" w:eastAsia="Times New Roman" w:hAnsi="Courier New" w:cs="Courier New"/>
-                                <w:color w:val="333333"/>
-                                <w:kern w:val="0"/>
-                                <w:sz w:val="20"/>
-                                <w:szCs w:val="20"/>
-                                <w:lang w:eastAsia="pl-PL"/>
-                                <w14:ligatures w14:val="none"/>
-                              </w:rPr>
-                              <w:t>=</w:t>
-                            </w:r>
-                            <w:r>
-                              <w:rPr>
-                                <w:rFonts w:ascii="Courier New" w:eastAsia="Times New Roman" w:hAnsi="Courier New" w:cs="Courier New"/>
-                                <w:color w:val="BBBBBB"/>
-                                <w:kern w:val="0"/>
-                                <w:sz w:val="20"/>
-                                <w:szCs w:val="20"/>
-                                <w:lang w:eastAsia="pl-PL"/>
-                                <w14:ligatures w14:val="none"/>
-                              </w:rPr>
-                              <w:t xml:space="preserve"> </w:t>
-                            </w:r>
-                            <w:r>
-                              <w:rPr>
-                                <w:rFonts w:ascii="Courier New" w:eastAsia="Times New Roman" w:hAnsi="Courier New" w:cs="Courier New"/>
-                                <w:b/>
-                                <w:bCs/>
-                                <w:color w:val="555555"/>
-                                <w:kern w:val="0"/>
-                                <w:sz w:val="20"/>
-                                <w:szCs w:val="20"/>
-                                <w:lang w:eastAsia="pl-PL"/>
-                                <w14:ligatures w14:val="none"/>
-                              </w:rPr>
-                              <w:t>@JoinColumn</w:t>
-                            </w:r>
-                            <w:r>
-                              <w:rPr>
-                                <w:rFonts w:ascii="Courier New" w:eastAsia="Times New Roman" w:hAnsi="Courier New" w:cs="Courier New"/>
-                                <w:kern w:val="0"/>
-                                <w:sz w:val="20"/>
-                                <w:szCs w:val="20"/>
-                                <w:lang w:eastAsia="pl-PL"/>
-                                <w14:ligatures w14:val="none"/>
-                              </w:rPr>
-                              <w:t>(name</w:t>
-                            </w:r>
-                            <w:r>
-                              <w:rPr>
-                                <w:rFonts w:ascii="Courier New" w:eastAsia="Times New Roman" w:hAnsi="Courier New" w:cs="Courier New"/>
-                                <w:color w:val="BBBBBB"/>
-                                <w:kern w:val="0"/>
-                                <w:sz w:val="20"/>
-                                <w:szCs w:val="20"/>
-                                <w:lang w:eastAsia="pl-PL"/>
-                                <w14:ligatures w14:val="none"/>
-                              </w:rPr>
-                              <w:t xml:space="preserve"> </w:t>
-                            </w:r>
-                            <w:r>
-                              <w:rPr>
-                                <w:rFonts w:ascii="Courier New" w:eastAsia="Times New Roman" w:hAnsi="Courier New" w:cs="Courier New"/>
-                                <w:color w:val="333333"/>
-                                <w:kern w:val="0"/>
-                                <w:sz w:val="20"/>
-                                <w:szCs w:val="20"/>
-                                <w:lang w:eastAsia="pl-PL"/>
-                                <w14:ligatures w14:val="none"/>
-                              </w:rPr>
-                              <w:t>=</w:t>
-                            </w:r>
-                            <w:r>
-                              <w:rPr>
-                                <w:rFonts w:ascii="Courier New" w:eastAsia="Times New Roman" w:hAnsi="Courier New" w:cs="Courier New"/>
-                                <w:color w:val="BBBBBB"/>
-                                <w:kern w:val="0"/>
-                                <w:sz w:val="20"/>
-                                <w:szCs w:val="20"/>
-                                <w:lang w:eastAsia="pl-PL"/>
-                                <w14:ligatures w14:val="none"/>
-                              </w:rPr>
-                              <w:t xml:space="preserve"> </w:t>
-                            </w:r>
-                            <w:r>
-                              <w:rPr>
-                                <w:rFonts w:ascii="Courier New" w:eastAsia="Times New Roman" w:hAnsi="Courier New" w:cs="Courier New"/>
-                                <w:kern w:val="0"/>
-                                <w:sz w:val="20"/>
-                                <w:szCs w:val="20"/>
-                                <w:shd w:val="clear" w:color="auto" w:fill="FFF0F0"/>
-                                <w:lang w:eastAsia="pl-PL"/>
-                                <w14:ligatures w14:val="none"/>
-                              </w:rPr>
-                              <w:t>"</w:t>
-                            </w:r>
-                            <w:proofErr w:type="spellStart"/>
-                            <w:r>
-                              <w:rPr>
-                                <w:rFonts w:ascii="Courier New" w:eastAsia="Times New Roman" w:hAnsi="Courier New" w:cs="Courier New"/>
-                                <w:kern w:val="0"/>
-                                <w:sz w:val="20"/>
-                                <w:szCs w:val="20"/>
-                                <w:shd w:val="clear" w:color="auto" w:fill="FFF0F0"/>
-                                <w:lang w:eastAsia="pl-PL"/>
-                                <w14:ligatures w14:val="none"/>
-                              </w:rPr>
-                              <w:t>wizyta_id</w:t>
-                            </w:r>
-                            <w:proofErr w:type="spellEnd"/>
-                            <w:r>
-                              <w:rPr>
-                                <w:rFonts w:ascii="Courier New" w:eastAsia="Times New Roman" w:hAnsi="Courier New" w:cs="Courier New"/>
-                                <w:kern w:val="0"/>
-                                <w:sz w:val="20"/>
-                                <w:szCs w:val="20"/>
-                                <w:shd w:val="clear" w:color="auto" w:fill="FFF0F0"/>
-                                <w:lang w:eastAsia="pl-PL"/>
-                                <w14:ligatures w14:val="none"/>
-                              </w:rPr>
-                              <w:t>"</w:t>
-                            </w:r>
-                            <w:r>
-                              <w:rPr>
-                                <w:rFonts w:ascii="Courier New" w:eastAsia="Times New Roman" w:hAnsi="Courier New" w:cs="Courier New"/>
-                                <w:kern w:val="0"/>
-                                <w:sz w:val="20"/>
-                                <w:szCs w:val="20"/>
-                                <w:lang w:eastAsia="pl-PL"/>
-                                <w14:ligatures w14:val="none"/>
-                              </w:rPr>
-                              <w:t>),</w:t>
+                              <w:t xml:space="preserve">    </w:t>
                             </w:r>
                           </w:p>
                           <w:p>
@@ -10136,7 +9905,7 @@
                                 <w:kern w:val="0"/>
                                 <w:sz w:val="20"/>
                                 <w:szCs w:val="20"/>
-                                <w:lang w:val="en-US" w:eastAsia="pl-PL"/>
+                                <w:lang w:eastAsia="pl-PL"/>
                                 <w14:ligatures w14:val="none"/>
                               </w:rPr>
                             </w:pPr>
@@ -10150,166 +9919,7 @@
                                 <w:lang w:eastAsia="pl-PL"/>
                                 <w14:ligatures w14:val="none"/>
                               </w:rPr>
-                              <w:t xml:space="preserve">        </w:t>
-                            </w:r>
-                            <w:proofErr w:type="spellStart"/>
-                            <w:r>
-                              <w:rPr>
-                                <w:rFonts w:ascii="Courier New" w:eastAsia="Times New Roman" w:hAnsi="Courier New" w:cs="Courier New"/>
-                                <w:kern w:val="0"/>
-                                <w:sz w:val="20"/>
-                                <w:szCs w:val="20"/>
-                                <w:lang w:val="en-US" w:eastAsia="pl-PL"/>
-                                <w14:ligatures w14:val="none"/>
-                              </w:rPr>
-                              <w:t>inverseJoinColumns</w:t>
-                            </w:r>
-                            <w:proofErr w:type="spellEnd"/>
-                            <w:r>
-                              <w:rPr>
-                                <w:rFonts w:ascii="Courier New" w:eastAsia="Times New Roman" w:hAnsi="Courier New" w:cs="Courier New"/>
-                                <w:color w:val="BBBBBB"/>
-                                <w:kern w:val="0"/>
-                                <w:sz w:val="20"/>
-                                <w:szCs w:val="20"/>
-                                <w:lang w:val="en-US" w:eastAsia="pl-PL"/>
-                                <w14:ligatures w14:val="none"/>
-                              </w:rPr>
-                              <w:t xml:space="preserve"> </w:t>
-                            </w:r>
-                            <w:r>
-                              <w:rPr>
-                                <w:rFonts w:ascii="Courier New" w:eastAsia="Times New Roman" w:hAnsi="Courier New" w:cs="Courier New"/>
-                                <w:color w:val="333333"/>
-                                <w:kern w:val="0"/>
-                                <w:sz w:val="20"/>
-                                <w:szCs w:val="20"/>
-                                <w:lang w:val="en-US" w:eastAsia="pl-PL"/>
-                                <w14:ligatures w14:val="none"/>
-                              </w:rPr>
-                              <w:t>=</w:t>
-                            </w:r>
-                            <w:r>
-                              <w:rPr>
-                                <w:rFonts w:ascii="Courier New" w:eastAsia="Times New Roman" w:hAnsi="Courier New" w:cs="Courier New"/>
-                                <w:color w:val="BBBBBB"/>
-                                <w:kern w:val="0"/>
-                                <w:sz w:val="20"/>
-                                <w:szCs w:val="20"/>
-                                <w:lang w:val="en-US" w:eastAsia="pl-PL"/>
-                                <w14:ligatures w14:val="none"/>
-                              </w:rPr>
-                              <w:t xml:space="preserve"> </w:t>
-                            </w:r>
-                            <w:r>
-                              <w:rPr>
-                                <w:rFonts w:ascii="Courier New" w:eastAsia="Times New Roman" w:hAnsi="Courier New" w:cs="Courier New"/>
-                                <w:b/>
-                                <w:bCs/>
-                                <w:color w:val="555555"/>
-                                <w:kern w:val="0"/>
-                                <w:sz w:val="20"/>
-                                <w:szCs w:val="20"/>
-                                <w:lang w:val="en-US" w:eastAsia="pl-PL"/>
-                                <w14:ligatures w14:val="none"/>
-                              </w:rPr>
-                              <w:t>@JoinColumn</w:t>
-                            </w:r>
-                            <w:r>
-                              <w:rPr>
-                                <w:rFonts w:ascii="Courier New" w:eastAsia="Times New Roman" w:hAnsi="Courier New" w:cs="Courier New"/>
-                                <w:kern w:val="0"/>
-                                <w:sz w:val="20"/>
-                                <w:szCs w:val="20"/>
-                                <w:lang w:val="en-US" w:eastAsia="pl-PL"/>
-                                <w14:ligatures w14:val="none"/>
-                              </w:rPr>
-                              <w:t>(name</w:t>
-                            </w:r>
-                            <w:r>
-                              <w:rPr>
-                                <w:rFonts w:ascii="Courier New" w:eastAsia="Times New Roman" w:hAnsi="Courier New" w:cs="Courier New"/>
-                                <w:color w:val="BBBBBB"/>
-                                <w:kern w:val="0"/>
-                                <w:sz w:val="20"/>
-                                <w:szCs w:val="20"/>
-                                <w:lang w:val="en-US" w:eastAsia="pl-PL"/>
-                                <w14:ligatures w14:val="none"/>
-                              </w:rPr>
-                              <w:t xml:space="preserve"> </w:t>
-                            </w:r>
-                            <w:r>
-                              <w:rPr>
-                                <w:rFonts w:ascii="Courier New" w:eastAsia="Times New Roman" w:hAnsi="Courier New" w:cs="Courier New"/>
-                                <w:color w:val="333333"/>
-                                <w:kern w:val="0"/>
-                                <w:sz w:val="20"/>
-                                <w:szCs w:val="20"/>
-                                <w:lang w:val="en-US" w:eastAsia="pl-PL"/>
-                                <w14:ligatures w14:val="none"/>
-                              </w:rPr>
-                              <w:t>=</w:t>
-                            </w:r>
-                            <w:r>
-                              <w:rPr>
-                                <w:rFonts w:ascii="Courier New" w:eastAsia="Times New Roman" w:hAnsi="Courier New" w:cs="Courier New"/>
-                                <w:color w:val="BBBBBB"/>
-                                <w:kern w:val="0"/>
-                                <w:sz w:val="20"/>
-                                <w:szCs w:val="20"/>
-                                <w:lang w:val="en-US" w:eastAsia="pl-PL"/>
-                                <w14:ligatures w14:val="none"/>
-                              </w:rPr>
-                              <w:t xml:space="preserve"> </w:t>
-                            </w:r>
-                            <w:r>
-                              <w:rPr>
-                                <w:rFonts w:ascii="Courier New" w:eastAsia="Times New Roman" w:hAnsi="Courier New" w:cs="Courier New"/>
-                                <w:kern w:val="0"/>
-                                <w:sz w:val="20"/>
-                                <w:szCs w:val="20"/>
-                                <w:shd w:val="clear" w:color="auto" w:fill="FFF0F0"/>
-                                <w:lang w:val="en-US" w:eastAsia="pl-PL"/>
-                                <w14:ligatures w14:val="none"/>
-                              </w:rPr>
-                              <w:t>"</w:t>
-                            </w:r>
-                            <w:proofErr w:type="spellStart"/>
-                            <w:r>
-                              <w:rPr>
-                                <w:rFonts w:ascii="Courier New" w:eastAsia="Times New Roman" w:hAnsi="Courier New" w:cs="Courier New"/>
-                                <w:kern w:val="0"/>
-                                <w:sz w:val="20"/>
-                                <w:szCs w:val="20"/>
-                                <w:shd w:val="clear" w:color="auto" w:fill="FFF0F0"/>
-                                <w:lang w:val="en-US" w:eastAsia="pl-PL"/>
-                                <w14:ligatures w14:val="none"/>
-                              </w:rPr>
-                              <w:t>choroba_id</w:t>
-                            </w:r>
-                            <w:proofErr w:type="spellEnd"/>
-                            <w:r>
-                              <w:rPr>
-                                <w:rFonts w:ascii="Courier New" w:eastAsia="Times New Roman" w:hAnsi="Courier New" w:cs="Courier New"/>
-                                <w:kern w:val="0"/>
-                                <w:sz w:val="20"/>
-                                <w:szCs w:val="20"/>
-                                <w:shd w:val="clear" w:color="auto" w:fill="FFF0F0"/>
-                                <w:lang w:val="en-US" w:eastAsia="pl-PL"/>
-                                <w14:ligatures w14:val="none"/>
-                              </w:rPr>
-                              <w:t>"</w:t>
-                            </w:r>
-                            <w:r>
-                              <w:rPr>
-                                <w:rFonts w:ascii="Courier New" w:eastAsia="Times New Roman" w:hAnsi="Courier New" w:cs="Courier New"/>
-                                <w:kern w:val="0"/>
-                                <w:sz w:val="20"/>
-                                <w:szCs w:val="20"/>
-                                <w:lang w:val="en-US" w:eastAsia="pl-PL"/>
-                                <w14:ligatures w14:val="none"/>
-                              </w:rPr>
-                              <w:t>)</w:t>
+                              <w:t xml:space="preserve">    </w:t>
                             </w:r>
                           </w:p>
                           <w:p>
@@ -10349,21 +9959,67 @@
                                 <w:kern w:val="0"/>
                                 <w:sz w:val="20"/>
                                 <w:szCs w:val="20"/>
-                                <w:lang w:val="en-US" w:eastAsia="pl-PL"/>
+                                <w:lang w:eastAsia="pl-PL"/>
                                 <w14:ligatures w14:val="none"/>
                               </w:rPr>
                               <w:t xml:space="preserve">    </w:t>
                             </w:r>
-                            <w:r>
-                              <w:rPr>
-                                <w:rFonts w:ascii="Courier New" w:eastAsia="Times New Roman" w:hAnsi="Courier New" w:cs="Courier New"/>
-                                <w:kern w:val="0"/>
-                                <w:sz w:val="20"/>
-                                <w:szCs w:val="20"/>
-                                <w:lang w:eastAsia="pl-PL"/>
-                                <w14:ligatures w14:val="none"/>
-                              </w:rPr>
-                              <w:t>)</w:t>
+                          </w:p>
+                          <w:p>
+                            <w:pPr>
+                              <w:tabs>
+                                <w:tab w:val="left" w:pos="916"/>
+                                <w:tab w:val="left" w:pos="1832"/>
+                                <w:tab w:val="left" w:pos="2748"/>
+                                <w:tab w:val="left" w:pos="3664"/>
+                                <w:tab w:val="left" w:pos="4580"/>
+                                <w:tab w:val="left" w:pos="5496"/>
+                                <w:tab w:val="left" w:pos="6412"/>
+                                <w:tab w:val="left" w:pos="7328"/>
+                                <w:tab w:val="left" w:pos="8244"/>
+                                <w:tab w:val="left" w:pos="9160"/>
+                                <w:tab w:val="left" w:pos="10076"/>
+                                <w:tab w:val="left" w:pos="10992"/>
+                                <w:tab w:val="left" w:pos="11908"/>
+                                <w:tab w:val="left" w:pos="12824"/>
+                                <w:tab w:val="left" w:pos="13740"/>
+                                <w:tab w:val="left" w:pos="14656"/>
+                              </w:tabs>
+                              <w:spacing w:after="0" w:line="300" w:lineRule="auto"/>
+                              <w:rPr>
+                                <w:rFonts w:ascii="Courier New" w:eastAsia="Times New Roman" w:hAnsi="Courier New" w:cs="Courier New"/>
+                                <w:kern w:val="0"/>
+                                <w:sz w:val="20"/>
+                                <w:szCs w:val="20"/>
+                                <w:lang w:eastAsia="pl-PL"/>
+                                <w14:ligatures w14:val="none"/>
+                              </w:rPr>
+                            </w:pPr>
+                            <w:r>
+                              <w:rPr>
+                                <w:rFonts w:ascii="Courier New" w:eastAsia="Times New Roman" w:hAnsi="Courier New" w:cs="Courier New"/>
+                                <w:color w:val="BBBBBB"/>
+                                <w:kern w:val="0"/>
+                                <w:sz w:val="20"/>
+                                <w:szCs w:val="20"/>
+                                <w:lang w:eastAsia="pl-PL"/>
+                                <w14:ligatures w14:val="none"/>
+                              </w:rPr>
+                              <w:t xml:space="preserve">    </w:t>
+                            </w:r>
+                            <w:r>
+                              <w:rPr>
+                                <w:rFonts w:ascii="Courier New" w:eastAsia="Times New Roman" w:hAnsi="Courier New" w:cs="Courier New"/>
+                                <w:b/>
+                                <w:bCs/>
+                                <w:color w:val="555555"/>
+                                <w:kern w:val="0"/>
+                                <w:sz w:val="20"/>
+                                <w:szCs w:val="20"/>
+                                <w:lang w:eastAsia="pl-PL"/>
+                                <w14:ligatures w14:val="none"/>
+                              </w:rPr>
+                              <w:t>@ManyToMany</w:t>
                             </w:r>
                           </w:p>
                           <w:p>
@@ -10627,7 +10283,11 @@
           </mc:Choice>
           <mc:Fallback>
             <w:pict>
-              <v:shape w14:anchorId="7A062132" id="_x0000_s1028" type="#_x0000_t202" style="position:absolute;margin-left:-50.05pt;margin-top:32.95pt;width:550.5pt;height:562pt;z-index:251665408;visibility:visible;mso-wrap-style:square;mso-width-percent:0;mso-height-percent:0;mso-wrap-distance-left:9pt;mso-wrap-distance-top:3.6pt;mso-wrap-distance-right:9pt;mso-wrap-distance-bottom:3.6pt;mso-position-horizontal:absolute;mso-position-horizontal-relative:text;mso-position-vertical:absolute;mso-position-vertical-relative:text;mso-width-percent:0;mso-height-percent:0;mso-width-relative:margin;mso-height-relative:margin;v-text-anchor:top" o:gfxdata="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">
+              <v:shapetype w14:anchorId="7A062132" id="_x0000_t202" coordsize="21600,21600" o:spt="202" path="m,l,21600r21600,l21600,xe">
+                <v:stroke joinstyle="miter"/>
+                <v:path gradientshapeok="t" o:connecttype="rect"/>
+              </v:shapetype>
+              <v:shape id="_x0000_s1028" type="#_x0000_t202" style="position:absolute;margin-left:-50.05pt;margin-top:32.95pt;width:550.5pt;height:562pt;z-index:251665408;visibility:visible;mso-wrap-style:square;mso-width-percent:0;mso-height-percent:0;mso-wrap-distance-left:9pt;mso-wrap-distance-top:3.6pt;mso-wrap-distance-right:9pt;mso-wrap-distance-bottom:3.6pt;mso-position-horizontal:absolute;mso-position-horizontal-relative:text;mso-position-vertical:absolute;mso-position-vertical-relative:text;mso-width-percent:0;mso-height-percent:0;mso-width-relative:margin;mso-height-relative:margin;v-text-anchor:top" o:gfxdata="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">
                 <v:textbox>
                   <w:txbxContent>
                     <w:p>
@@ -11258,6 +10918,79 @@
                         </w:rPr>
                         <w:tab/>
                       </w:r>
+                      <w:r>
+                        <w:rPr>
+                          <w:rFonts w:ascii="Courier New" w:eastAsia="Times New Roman" w:hAnsi="Courier New" w:cs="Courier New"/>
+                          <w:b/>
+                          <w:bCs/>
+                          <w:color w:val="008800"/>
+                          <w:kern w:val="0"/>
+                          <w:sz w:val="20"/>
+                          <w:szCs w:val="20"/>
+                          <w:lang w:val="de-DE" w:eastAsia="pl-PL"/>
+                          <w14:ligatures w14:val="none"/>
+                        </w:rPr>
+                        <w:t>private</w:t>
+                      </w:r>
+                      <w:r>
+                        <w:rPr>
+                          <w:rFonts w:ascii="Courier New" w:eastAsia="Times New Roman" w:hAnsi="Courier New" w:cs="Courier New"/>
+                          <w:color w:val="BBBBBB"/>
+                          <w:kern w:val="0"/>
+                          <w:sz w:val="20"/>
+                          <w:szCs w:val="20"/>
+                          <w:lang w:val="de-DE" w:eastAsia="pl-PL"/>
+                          <w14:ligatures w14:val="none"/>
+                        </w:rPr>
+                        <w:t xml:space="preserve"> </w:t>
+                      </w:r>
+                      <w:r>
+                        <w:rPr>
+                          <w:rFonts w:ascii="Courier New" w:eastAsia="Times New Roman" w:hAnsi="Courier New" w:cs="Courier New"/>
+                          <w:kern w:val="0"/>
+                          <w:sz w:val="20"/>
+                          <w:szCs w:val="20"/>
+                          <w:lang w:val="de-DE" w:eastAsia="pl-PL"/>
+                          <w14:ligatures w14:val="none"/>
+                        </w:rPr>
+                        <w:t>Integer</w:t>
+                      </w:r>
+                      <w:r>
+                        <w:rPr>
+                          <w:rFonts w:ascii="Courier New" w:eastAsia="Times New Roman" w:hAnsi="Courier New" w:cs="Courier New"/>
+                          <w:color w:val="BBBBBB"/>
+                          <w:kern w:val="0"/>
+                          <w:sz w:val="20"/>
+                          <w:szCs w:val="20"/>
+                          <w:lang w:val="de-DE" w:eastAsia="pl-PL"/>
+                          <w14:ligatures w14:val="none"/>
+                        </w:rPr>
+                        <w:t xml:space="preserve"> </w:t>
+                      </w:r>
+                      <w:proofErr w:type="spellStart"/>
+                      <w:r>
+                        <w:rPr>
+                          <w:rFonts w:ascii="Courier New" w:eastAsia="Times New Roman" w:hAnsi="Courier New" w:cs="Courier New"/>
+                          <w:kern w:val="0"/>
+                          <w:sz w:val="20"/>
+                          <w:szCs w:val="20"/>
+                          <w:lang w:val="de-DE" w:eastAsia="pl-PL"/>
+                          <w14:ligatures w14:val="none"/>
+                        </w:rPr>
+                        <w:t>nr_gabinetu</w:t>
+                      </w:r>
+                      <w:proofErr w:type="spellEnd"/>
+                      <w:r>
+                        <w:rPr>
+                          <w:rFonts w:ascii="Courier New" w:eastAsia="Times New Roman" w:hAnsi="Courier New" w:cs="Courier New"/>
+                          <w:kern w:val="0"/>
+                          <w:sz w:val="20"/>
+                          <w:szCs w:val="20"/>
+                          <w:lang w:val="de-DE" w:eastAsia="pl-PL"/>
+                          <w14:ligatures w14:val="none"/>
+                        </w:rPr>
+                        <w:t>;</w:t>
+                      </w:r>
                     </w:p>
                     <w:p>
                       <w:pPr>
@@ -11526,6 +11259,34 @@
                       <w:r>
                         <w:rPr>
                           <w:rFonts w:ascii="Courier New" w:eastAsia="Times New Roman" w:hAnsi="Courier New" w:cs="Courier New"/>
+                          <w:b/>
+                          <w:bCs/>
+                          <w:color w:val="008800"/>
+                          <w:kern w:val="0"/>
+                          <w:sz w:val="20"/>
+                          <w:szCs w:val="20"/>
+                          <w:lang w:val="en-US" w:eastAsia="pl-PL"/>
+                          <w14:ligatures w14:val="none"/>
+                        </w:rPr>
+                        <w:tab/>
+                      </w:r>
+                      <w:r>
+                        <w:rPr>
+                          <w:rFonts w:ascii="Courier New" w:eastAsia="Times New Roman" w:hAnsi="Courier New" w:cs="Courier New"/>
+                          <w:b/>
+                          <w:bCs/>
+                          <w:color w:val="008800"/>
+                          <w:kern w:val="0"/>
+                          <w:sz w:val="20"/>
+                          <w:szCs w:val="20"/>
+                          <w:lang w:val="en-US" w:eastAsia="pl-PL"/>
+                          <w14:ligatures w14:val="none"/>
+                        </w:rPr>
+                        <w:t>private</w:t>
+                      </w:r>
+                      <w:r>
+                        <w:rPr>
+                          <w:rFonts w:ascii="Courier New" w:eastAsia="Times New Roman" w:hAnsi="Courier New" w:cs="Courier New"/>
                           <w:color w:val="BBBBBB"/>
                           <w:kern w:val="0"/>
                           <w:sz w:val="20"/>
@@ -11533,8 +11294,52 @@
                           <w:lang w:val="en-US" w:eastAsia="pl-PL"/>
                           <w14:ligatures w14:val="none"/>
                         </w:rPr>
-                        <w:tab/>
                         <w:t xml:space="preserve"> </w:t>
+                      </w:r>
+                      <w:r>
+                        <w:rPr>
+                          <w:rFonts w:ascii="Courier New" w:eastAsia="Times New Roman" w:hAnsi="Courier New" w:cs="Courier New"/>
+                          <w:kern w:val="0"/>
+                          <w:sz w:val="20"/>
+                          <w:szCs w:val="20"/>
+                          <w:lang w:val="en-US" w:eastAsia="pl-PL"/>
+                          <w14:ligatures w14:val="none"/>
+                        </w:rPr>
+                        <w:t>String</w:t>
+                      </w:r>
+                      <w:r>
+                        <w:rPr>
+                          <w:rFonts w:ascii="Courier New" w:eastAsia="Times New Roman" w:hAnsi="Courier New" w:cs="Courier New"/>
+                          <w:color w:val="BBBBBB"/>
+                          <w:kern w:val="0"/>
+                          <w:sz w:val="20"/>
+                          <w:szCs w:val="20"/>
+                          <w:lang w:val="en-US" w:eastAsia="pl-PL"/>
+                          <w14:ligatures w14:val="none"/>
+                        </w:rPr>
+                        <w:t xml:space="preserve"> </w:t>
+                      </w:r>
+                      <w:r>
+                        <w:rPr>
+                          <w:rFonts w:ascii="Courier New" w:eastAsia="Times New Roman" w:hAnsi="Courier New" w:cs="Courier New"/>
+                          <w:kern w:val="0"/>
+                          <w:sz w:val="20"/>
+                          <w:szCs w:val="20"/>
+                          <w:lang w:val="en-US" w:eastAsia="pl-PL"/>
+                          <w14:ligatures w14:val="none"/>
+                        </w:rPr>
+                        <w:t>status</w:t>
+                      </w:r>
+                      <w:r>
+                        <w:rPr>
+                          <w:rFonts w:ascii="Courier New" w:eastAsia="Times New Roman" w:hAnsi="Courier New" w:cs="Courier New"/>
+                          <w:kern w:val="0"/>
+                          <w:sz w:val="20"/>
+                          <w:szCs w:val="20"/>
+                          <w:lang w:val="en-US" w:eastAsia="pl-PL"/>
+                          <w14:ligatures w14:val="none"/>
+                        </w:rPr>
+                        <w:t>;</w:t>
                       </w:r>
                     </w:p>
                     <w:p>
@@ -11564,377 +11369,6 @@
                           <w:sz w:val="20"/>
                           <w:szCs w:val="20"/>
                           <w:lang w:val="en-US" w:eastAsia="pl-PL"/>
-                          <w14:ligatures w14:val="none"/>
-                        </w:rPr>
-                      </w:pPr>
-                      <w:r>
-                        <w:rPr>
-                          <w:rFonts w:ascii="Courier New" w:eastAsia="Times New Roman" w:hAnsi="Courier New" w:cs="Courier New"/>
-                          <w:color w:val="BBBBBB"/>
-                          <w:kern w:val="0"/>
-                          <w:sz w:val="20"/>
-                          <w:szCs w:val="20"/>
-                          <w:lang w:val="en-US" w:eastAsia="pl-PL"/>
-                          <w14:ligatures w14:val="none"/>
-                        </w:rPr>
-                        <w:tab/>
-                      </w:r>
-                    </w:p>
-                    <w:p>
-                      <w:pPr>
-                        <w:tabs>
-                          <w:tab w:val="left" w:pos="916"/>
-                          <w:tab w:val="left" w:pos="1832"/>
-                          <w:tab w:val="left" w:pos="2748"/>
-                          <w:tab w:val="left" w:pos="3664"/>
-                          <w:tab w:val="left" w:pos="4580"/>
-                          <w:tab w:val="left" w:pos="5496"/>
-                          <w:tab w:val="left" w:pos="6412"/>
-                          <w:tab w:val="left" w:pos="7328"/>
-                          <w:tab w:val="left" w:pos="8244"/>
-                          <w:tab w:val="left" w:pos="9160"/>
-                          <w:tab w:val="left" w:pos="10076"/>
-                          <w:tab w:val="left" w:pos="10992"/>
-                          <w:tab w:val="left" w:pos="11908"/>
-                          <w:tab w:val="left" w:pos="12824"/>
-                          <w:tab w:val="left" w:pos="13740"/>
-                          <w:tab w:val="left" w:pos="14656"/>
-                        </w:tabs>
-                        <w:spacing w:after="0" w:line="300" w:lineRule="auto"/>
-                        <w:rPr>
-                          <w:rFonts w:ascii="Courier New" w:eastAsia="Times New Roman" w:hAnsi="Courier New" w:cs="Courier New"/>
-                          <w:kern w:val="0"/>
-                          <w:sz w:val="20"/>
-                          <w:szCs w:val="20"/>
-                          <w:lang w:eastAsia="pl-PL"/>
-                          <w14:ligatures w14:val="none"/>
-                        </w:rPr>
-                      </w:pPr>
-                      <w:r>
-                        <w:rPr>
-                          <w:rFonts w:ascii="Courier New" w:eastAsia="Times New Roman" w:hAnsi="Courier New" w:cs="Courier New"/>
-                          <w:color w:val="BBBBBB"/>
-                          <w:kern w:val="0"/>
-                          <w:sz w:val="20"/>
-                          <w:szCs w:val="20"/>
-                          <w:lang w:val="en-US" w:eastAsia="pl-PL"/>
-                          <w14:ligatures w14:val="none"/>
-                        </w:rPr>
-                        <w:tab/>
-                      </w:r>
-                      <w:r>
-                        <w:rPr>
-                          <w:rFonts w:ascii="Courier New" w:eastAsia="Times New Roman" w:hAnsi="Courier New" w:cs="Courier New"/>
-                          <w:b/>
-                          <w:bCs/>
-                          <w:color w:val="555555"/>
-                          <w:kern w:val="0"/>
-                          <w:sz w:val="20"/>
-                          <w:szCs w:val="20"/>
-                          <w:lang w:eastAsia="pl-PL"/>
-                          <w14:ligatures w14:val="none"/>
-                        </w:rPr>
-                        <w:t>@ManyToOne</w:t>
-                      </w:r>
-                    </w:p>
-                    <w:p>
-                      <w:pPr>
-                        <w:tabs>
-                          <w:tab w:val="left" w:pos="916"/>
-                          <w:tab w:val="left" w:pos="1832"/>
-                          <w:tab w:val="left" w:pos="2748"/>
-                          <w:tab w:val="left" w:pos="3664"/>
-                          <w:tab w:val="left" w:pos="4580"/>
-                          <w:tab w:val="left" w:pos="5496"/>
-                          <w:tab w:val="left" w:pos="6412"/>
-                          <w:tab w:val="left" w:pos="7328"/>
-                          <w:tab w:val="left" w:pos="8244"/>
-                          <w:tab w:val="left" w:pos="9160"/>
-                          <w:tab w:val="left" w:pos="10076"/>
-                          <w:tab w:val="left" w:pos="10992"/>
-                          <w:tab w:val="left" w:pos="11908"/>
-                          <w:tab w:val="left" w:pos="12824"/>
-                          <w:tab w:val="left" w:pos="13740"/>
-                          <w:tab w:val="left" w:pos="14656"/>
-                        </w:tabs>
-                        <w:spacing w:after="0" w:line="300" w:lineRule="auto"/>
-                        <w:rPr>
-                          <w:rFonts w:ascii="Courier New" w:eastAsia="Times New Roman" w:hAnsi="Courier New" w:cs="Courier New"/>
-                          <w:kern w:val="0"/>
-                          <w:sz w:val="20"/>
-                          <w:szCs w:val="20"/>
-                          <w:lang w:eastAsia="pl-PL"/>
-                          <w14:ligatures w14:val="none"/>
-                        </w:rPr>
-                      </w:pPr>
-                      <w:r>
-                        <w:rPr>
-                          <w:rFonts w:ascii="Courier New" w:eastAsia="Times New Roman" w:hAnsi="Courier New" w:cs="Courier New"/>
-                          <w:color w:val="BBBBBB"/>
-                          <w:kern w:val="0"/>
-                          <w:sz w:val="20"/>
-                          <w:szCs w:val="20"/>
-                          <w:lang w:eastAsia="pl-PL"/>
-                          <w14:ligatures w14:val="none"/>
-                        </w:rPr>
-                        <w:t xml:space="preserve">    </w:t>
-                      </w:r>
-                      <w:r>
-                        <w:rPr>
-                          <w:rFonts w:ascii="Courier New" w:eastAsia="Times New Roman" w:hAnsi="Courier New" w:cs="Courier New"/>
-                          <w:b/>
-                          <w:bCs/>
-                          <w:color w:val="555555"/>
-                          <w:kern w:val="0"/>
-                          <w:sz w:val="20"/>
-                          <w:szCs w:val="20"/>
-                          <w:lang w:eastAsia="pl-PL"/>
-                          <w14:ligatures w14:val="none"/>
-                        </w:rPr>
-                        <w:t>@JoinColumn</w:t>
-                      </w:r>
-                      <w:r>
-                        <w:rPr>
-                          <w:rFonts w:ascii="Courier New" w:eastAsia="Times New Roman" w:hAnsi="Courier New" w:cs="Courier New"/>
-                          <w:kern w:val="0"/>
-                          <w:sz w:val="20"/>
-                          <w:szCs w:val="20"/>
-                          <w:lang w:eastAsia="pl-PL"/>
-                          <w14:ligatures w14:val="none"/>
-                        </w:rPr>
-                        <w:t>(name</w:t>
-                      </w:r>
-                      <w:r>
-                        <w:rPr>
-                          <w:rFonts w:ascii="Courier New" w:eastAsia="Times New Roman" w:hAnsi="Courier New" w:cs="Courier New"/>
-                          <w:color w:val="BBBBBB"/>
-                          <w:kern w:val="0"/>
-                          <w:sz w:val="20"/>
-                          <w:szCs w:val="20"/>
-                          <w:lang w:eastAsia="pl-PL"/>
-                          <w14:ligatures w14:val="none"/>
-                        </w:rPr>
-                        <w:t xml:space="preserve"> </w:t>
-                      </w:r>
-                      <w:r>
-                        <w:rPr>
-                          <w:rFonts w:ascii="Courier New" w:eastAsia="Times New Roman" w:hAnsi="Courier New" w:cs="Courier New"/>
-                          <w:color w:val="333333"/>
-                          <w:kern w:val="0"/>
-                          <w:sz w:val="20"/>
-                          <w:szCs w:val="20"/>
-                          <w:lang w:eastAsia="pl-PL"/>
-                          <w14:ligatures w14:val="none"/>
-                        </w:rPr>
-                        <w:t>=</w:t>
-                      </w:r>
-                      <w:r>
-                        <w:rPr>
-                          <w:rFonts w:ascii="Courier New" w:eastAsia="Times New Roman" w:hAnsi="Courier New" w:cs="Courier New"/>
-                          <w:color w:val="BBBBBB"/>
-                          <w:kern w:val="0"/>
-                          <w:sz w:val="20"/>
-                          <w:szCs w:val="20"/>
-                          <w:lang w:eastAsia="pl-PL"/>
-                          <w14:ligatures w14:val="none"/>
-                        </w:rPr>
-                        <w:t xml:space="preserve"> </w:t>
-                      </w:r>
-                      <w:r>
-                        <w:rPr>
-                          <w:rFonts w:ascii="Courier New" w:eastAsia="Times New Roman" w:hAnsi="Courier New" w:cs="Courier New"/>
-                          <w:kern w:val="0"/>
-                          <w:sz w:val="20"/>
-                          <w:szCs w:val="20"/>
-                          <w:shd w:val="clear" w:color="auto" w:fill="FFF0F0"/>
-                          <w:lang w:eastAsia="pl-PL"/>
-                          <w14:ligatures w14:val="none"/>
-                        </w:rPr>
-                        <w:t>"</w:t>
-                      </w:r>
-                      <w:proofErr w:type="spellStart"/>
-                      <w:r>
-                        <w:rPr>
-                          <w:rFonts w:ascii="Courier New" w:eastAsia="Times New Roman" w:hAnsi="Courier New" w:cs="Courier New"/>
-                          <w:kern w:val="0"/>
-                          <w:sz w:val="20"/>
-                          <w:szCs w:val="20"/>
-                          <w:shd w:val="clear" w:color="auto" w:fill="FFF0F0"/>
-                          <w:lang w:eastAsia="pl-PL"/>
-                          <w14:ligatures w14:val="none"/>
-                        </w:rPr>
-                        <w:t>lekarz_id</w:t>
-                      </w:r>
-                      <w:proofErr w:type="spellEnd"/>
-                      <w:r>
-                        <w:rPr>
-                          <w:rFonts w:ascii="Courier New" w:eastAsia="Times New Roman" w:hAnsi="Courier New" w:cs="Courier New"/>
-                          <w:kern w:val="0"/>
-                          <w:sz w:val="20"/>
-                          <w:szCs w:val="20"/>
-                          <w:shd w:val="clear" w:color="auto" w:fill="FFF0F0"/>
-                          <w:lang w:eastAsia="pl-PL"/>
-                          <w14:ligatures w14:val="none"/>
-                        </w:rPr>
-                        <w:t>"</w:t>
-                      </w:r>
-                      <w:r>
-                        <w:rPr>
-                          <w:rFonts w:ascii="Courier New" w:eastAsia="Times New Roman" w:hAnsi="Courier New" w:cs="Courier New"/>
-                          <w:kern w:val="0"/>
-                          <w:sz w:val="20"/>
-                          <w:szCs w:val="20"/>
-                          <w:lang w:eastAsia="pl-PL"/>
-                          <w14:ligatures w14:val="none"/>
-                        </w:rPr>
-                        <w:t>)</w:t>
-                      </w:r>
-                    </w:p>
-                    <w:p>
-                      <w:pPr>
-                        <w:tabs>
-                          <w:tab w:val="left" w:pos="916"/>
-                          <w:tab w:val="left" w:pos="1832"/>
-                          <w:tab w:val="left" w:pos="2748"/>
-                          <w:tab w:val="left" w:pos="3664"/>
-                          <w:tab w:val="left" w:pos="4580"/>
-                          <w:tab w:val="left" w:pos="5496"/>
-                          <w:tab w:val="left" w:pos="6412"/>
-                          <w:tab w:val="left" w:pos="7328"/>
-                          <w:tab w:val="left" w:pos="8244"/>
-                          <w:tab w:val="left" w:pos="9160"/>
-                          <w:tab w:val="left" w:pos="10076"/>
-                          <w:tab w:val="left" w:pos="10992"/>
-                          <w:tab w:val="left" w:pos="11908"/>
-                          <w:tab w:val="left" w:pos="12824"/>
-                          <w:tab w:val="left" w:pos="13740"/>
-                          <w:tab w:val="left" w:pos="14656"/>
-                        </w:tabs>
-                        <w:spacing w:after="0" w:line="300" w:lineRule="auto"/>
-                        <w:rPr>
-                          <w:rFonts w:ascii="Courier New" w:eastAsia="Times New Roman" w:hAnsi="Courier New" w:cs="Courier New"/>
-                          <w:kern w:val="0"/>
-                          <w:sz w:val="20"/>
-                          <w:szCs w:val="20"/>
-                          <w:lang w:eastAsia="pl-PL"/>
-                          <w14:ligatures w14:val="none"/>
-                        </w:rPr>
-                      </w:pPr>
-                      <w:r>
-                        <w:rPr>
-                          <w:rFonts w:ascii="Courier New" w:eastAsia="Times New Roman" w:hAnsi="Courier New" w:cs="Courier New"/>
-                          <w:color w:val="BBBBBB"/>
-                          <w:kern w:val="0"/>
-                          <w:sz w:val="20"/>
-                          <w:szCs w:val="20"/>
-                          <w:lang w:eastAsia="pl-PL"/>
-                          <w14:ligatures w14:val="none"/>
-                        </w:rPr>
-                        <w:t xml:space="preserve">    </w:t>
-                      </w:r>
-                      <w:proofErr w:type="spellStart"/>
-                      <w:r>
-                        <w:rPr>
-                          <w:rFonts w:ascii="Courier New" w:eastAsia="Times New Roman" w:hAnsi="Courier New" w:cs="Courier New"/>
-                          <w:b/>
-                          <w:bCs/>
-                          <w:color w:val="008800"/>
-                          <w:kern w:val="0"/>
-                          <w:sz w:val="20"/>
-                          <w:szCs w:val="20"/>
-                          <w:lang w:eastAsia="pl-PL"/>
-                          <w14:ligatures w14:val="none"/>
-                        </w:rPr>
-                        <w:t>private</w:t>
-                      </w:r>
-                      <w:proofErr w:type="spellEnd"/>
-                      <w:r>
-                        <w:rPr>
-                          <w:rFonts w:ascii="Courier New" w:eastAsia="Times New Roman" w:hAnsi="Courier New" w:cs="Courier New"/>
-                          <w:color w:val="BBBBBB"/>
-                          <w:kern w:val="0"/>
-                          <w:sz w:val="20"/>
-                          <w:szCs w:val="20"/>
-                          <w:lang w:eastAsia="pl-PL"/>
-                          <w14:ligatures w14:val="none"/>
-                        </w:rPr>
-                        <w:t xml:space="preserve"> </w:t>
-                      </w:r>
-                      <w:r>
-                        <w:rPr>
-                          <w:rFonts w:ascii="Courier New" w:eastAsia="Times New Roman" w:hAnsi="Courier New" w:cs="Courier New"/>
-                          <w:kern w:val="0"/>
-                          <w:sz w:val="20"/>
-                          <w:szCs w:val="20"/>
-                          <w:lang w:eastAsia="pl-PL"/>
-                          <w14:ligatures w14:val="none"/>
-                        </w:rPr>
-                        <w:t>Lekarz</w:t>
-                      </w:r>
-                      <w:r>
-                        <w:rPr>
-                          <w:rFonts w:ascii="Courier New" w:eastAsia="Times New Roman" w:hAnsi="Courier New" w:cs="Courier New"/>
-                          <w:color w:val="BBBBBB"/>
-                          <w:kern w:val="0"/>
-                          <w:sz w:val="20"/>
-                          <w:szCs w:val="20"/>
-                          <w:lang w:eastAsia="pl-PL"/>
-                          <w14:ligatures w14:val="none"/>
-                        </w:rPr>
-                        <w:t xml:space="preserve"> </w:t>
-                      </w:r>
-                      <w:proofErr w:type="spellStart"/>
-                      <w:r>
-                        <w:rPr>
-                          <w:rFonts w:ascii="Courier New" w:eastAsia="Times New Roman" w:hAnsi="Courier New" w:cs="Courier New"/>
-                          <w:kern w:val="0"/>
-                          <w:sz w:val="20"/>
-                          <w:szCs w:val="20"/>
-                          <w:lang w:eastAsia="pl-PL"/>
-                          <w14:ligatures w14:val="none"/>
-                        </w:rPr>
-                        <w:t>lekarz</w:t>
-                      </w:r>
-                      <w:proofErr w:type="spellEnd"/>
-                      <w:r>
-                        <w:rPr>
-                          <w:rFonts w:ascii="Courier New" w:eastAsia="Times New Roman" w:hAnsi="Courier New" w:cs="Courier New"/>
-                          <w:kern w:val="0"/>
-                          <w:sz w:val="20"/>
-                          <w:szCs w:val="20"/>
-                          <w:lang w:eastAsia="pl-PL"/>
-                          <w14:ligatures w14:val="none"/>
-                        </w:rPr>
-                        <w:t>;</w:t>
-                      </w:r>
-                    </w:p>
-                    <w:p>
-                      <w:pPr>
-                        <w:tabs>
-                          <w:tab w:val="left" w:pos="916"/>
-                          <w:tab w:val="left" w:pos="1832"/>
-                          <w:tab w:val="left" w:pos="2748"/>
-                          <w:tab w:val="left" w:pos="3664"/>
-                          <w:tab w:val="left" w:pos="4580"/>
-                          <w:tab w:val="left" w:pos="5496"/>
-                          <w:tab w:val="left" w:pos="6412"/>
-                          <w:tab w:val="left" w:pos="7328"/>
-                          <w:tab w:val="left" w:pos="8244"/>
-                          <w:tab w:val="left" w:pos="9160"/>
-                          <w:tab w:val="left" w:pos="10076"/>
-                          <w:tab w:val="left" w:pos="10992"/>
-                          <w:tab w:val="left" w:pos="11908"/>
-                          <w:tab w:val="left" w:pos="12824"/>
-                          <w:tab w:val="left" w:pos="13740"/>
-                          <w:tab w:val="left" w:pos="14656"/>
-                        </w:tabs>
-                        <w:spacing w:after="0" w:line="300" w:lineRule="auto"/>
-                        <w:rPr>
-                          <w:rFonts w:ascii="Courier New" w:eastAsia="Times New Roman" w:hAnsi="Courier New" w:cs="Courier New"/>
-                          <w:kern w:val="0"/>
-                          <w:sz w:val="20"/>
-                          <w:szCs w:val="20"/>
-                          <w:lang w:eastAsia="pl-PL"/>
                           <w14:ligatures w14:val="none"/>
                         </w:rPr>
                       </w:pPr>
@@ -11965,7 +11399,7 @@
                           <w:kern w:val="0"/>
                           <w:sz w:val="20"/>
                           <w:szCs w:val="20"/>
-                          <w:lang w:eastAsia="pl-PL"/>
+                          <w:lang w:val="en-US" w:eastAsia="pl-PL"/>
                           <w14:ligatures w14:val="none"/>
                         </w:rPr>
                       </w:pPr>
@@ -11976,10 +11410,11 @@
                           <w:kern w:val="0"/>
                           <w:sz w:val="20"/>
                           <w:szCs w:val="20"/>
-                          <w:lang w:eastAsia="pl-PL"/>
+                          <w:lang w:val="en-US" w:eastAsia="pl-PL"/>
                           <w14:ligatures w14:val="none"/>
                         </w:rPr>
                         <w:tab/>
+                        <w:t xml:space="preserve"> </w:t>
                       </w:r>
                     </w:p>
                     <w:p>
@@ -12008,7 +11443,7 @@
                           <w:kern w:val="0"/>
                           <w:sz w:val="20"/>
                           <w:szCs w:val="20"/>
-                          <w:lang w:eastAsia="pl-PL"/>
+                          <w:lang w:val="en-US" w:eastAsia="pl-PL"/>
                           <w14:ligatures w14:val="none"/>
                         </w:rPr>
                       </w:pPr>
@@ -12019,7 +11454,7 @@
                           <w:kern w:val="0"/>
                           <w:sz w:val="20"/>
                           <w:szCs w:val="20"/>
-                          <w:lang w:eastAsia="pl-PL"/>
+                          <w:lang w:val="en-US" w:eastAsia="pl-PL"/>
                           <w14:ligatures w14:val="none"/>
                         </w:rPr>
                         <w:tab/>
@@ -12051,7 +11486,7 @@
                           <w:kern w:val="0"/>
                           <w:sz w:val="20"/>
                           <w:szCs w:val="20"/>
-                          <w:lang w:eastAsia="pl-PL"/>
+                          <w:lang w:val="de-DE" w:eastAsia="pl-PL"/>
                           <w14:ligatures w14:val="none"/>
                         </w:rPr>
                       </w:pPr>
@@ -12062,10 +11497,10 @@
                           <w:kern w:val="0"/>
                           <w:sz w:val="20"/>
                           <w:szCs w:val="20"/>
-                          <w:lang w:eastAsia="pl-PL"/>
-                          <w14:ligatures w14:val="none"/>
-                        </w:rPr>
-                        <w:t xml:space="preserve">    </w:t>
+                          <w:lang w:val="en-US" w:eastAsia="pl-PL"/>
+                          <w14:ligatures w14:val="none"/>
+                        </w:rPr>
+                        <w:tab/>
                       </w:r>
                       <w:r>
                         <w:rPr>
@@ -12076,7 +11511,7 @@
                           <w:kern w:val="0"/>
                           <w:sz w:val="20"/>
                           <w:szCs w:val="20"/>
-                          <w:lang w:eastAsia="pl-PL"/>
+                          <w:lang w:val="de-DE" w:eastAsia="pl-PL"/>
                           <w14:ligatures w14:val="none"/>
                         </w:rPr>
                         <w:t>@ManyToOne</w:t>
@@ -12108,7 +11543,7 @@
                           <w:kern w:val="0"/>
                           <w:sz w:val="20"/>
                           <w:szCs w:val="20"/>
-                          <w:lang w:eastAsia="pl-PL"/>
+                          <w:lang w:val="de-DE" w:eastAsia="pl-PL"/>
                           <w14:ligatures w14:val="none"/>
                         </w:rPr>
                       </w:pPr>
@@ -12119,7 +11554,7 @@
                           <w:kern w:val="0"/>
                           <w:sz w:val="20"/>
                           <w:szCs w:val="20"/>
-                          <w:lang w:eastAsia="pl-PL"/>
+                          <w:lang w:val="de-DE" w:eastAsia="pl-PL"/>
                           <w14:ligatures w14:val="none"/>
                         </w:rPr>
                         <w:t xml:space="preserve">    </w:t>
@@ -12133,7 +11568,7 @@
                           <w:kern w:val="0"/>
                           <w:sz w:val="20"/>
                           <w:szCs w:val="20"/>
-                          <w:lang w:eastAsia="pl-PL"/>
+                          <w:lang w:val="de-DE" w:eastAsia="pl-PL"/>
                           <w14:ligatures w14:val="none"/>
                         </w:rPr>
                         <w:t>@JoinColumn</w:t>
@@ -12144,7 +11579,7 @@
                           <w:kern w:val="0"/>
                           <w:sz w:val="20"/>
                           <w:szCs w:val="20"/>
-                          <w:lang w:eastAsia="pl-PL"/>
+                          <w:lang w:val="de-DE" w:eastAsia="pl-PL"/>
                           <w14:ligatures w14:val="none"/>
                         </w:rPr>
                         <w:t>(name</w:t>
@@ -12156,7 +11591,7 @@
                           <w:kern w:val="0"/>
                           <w:sz w:val="20"/>
                           <w:szCs w:val="20"/>
-                          <w:lang w:eastAsia="pl-PL"/>
+                          <w:lang w:val="de-DE" w:eastAsia="pl-PL"/>
                           <w14:ligatures w14:val="none"/>
                         </w:rPr>
                         <w:t xml:space="preserve"> </w:t>
@@ -12168,7 +11603,7 @@
                           <w:kern w:val="0"/>
                           <w:sz w:val="20"/>
                           <w:szCs w:val="20"/>
-                          <w:lang w:eastAsia="pl-PL"/>
+                          <w:lang w:val="de-DE" w:eastAsia="pl-PL"/>
                           <w14:ligatures w14:val="none"/>
                         </w:rPr>
                         <w:t>=</w:t>
@@ -12180,7 +11615,7 @@
                           <w:kern w:val="0"/>
                           <w:sz w:val="20"/>
                           <w:szCs w:val="20"/>
-                          <w:lang w:eastAsia="pl-PL"/>
+                          <w:lang w:val="de-DE" w:eastAsia="pl-PL"/>
                           <w14:ligatures w14:val="none"/>
                         </w:rPr>
                         <w:t xml:space="preserve"> </w:t>
@@ -12192,7 +11627,7 @@
                           <w:sz w:val="20"/>
                           <w:szCs w:val="20"/>
                           <w:shd w:val="clear" w:color="auto" w:fill="FFF0F0"/>
-                          <w:lang w:eastAsia="pl-PL"/>
+                          <w:lang w:val="de-DE" w:eastAsia="pl-PL"/>
                           <w14:ligatures w14:val="none"/>
                         </w:rPr>
                         <w:t>"</w:t>
@@ -12205,10 +11640,10 @@
                           <w:sz w:val="20"/>
                           <w:szCs w:val="20"/>
                           <w:shd w:val="clear" w:color="auto" w:fill="FFF0F0"/>
-                          <w:lang w:eastAsia="pl-PL"/>
-                          <w14:ligatures w14:val="none"/>
-                        </w:rPr>
-                        <w:t>pacjent_id</w:t>
+                          <w:lang w:val="de-DE" w:eastAsia="pl-PL"/>
+                          <w14:ligatures w14:val="none"/>
+                        </w:rPr>
+                        <w:t>lekarz_id</w:t>
                       </w:r>
                       <w:proofErr w:type="spellEnd"/>
                       <w:r>
@@ -12218,7 +11653,7 @@
                           <w:sz w:val="20"/>
                           <w:szCs w:val="20"/>
                           <w:shd w:val="clear" w:color="auto" w:fill="FFF0F0"/>
-                          <w:lang w:eastAsia="pl-PL"/>
+                          <w:lang w:val="de-DE" w:eastAsia="pl-PL"/>
                           <w14:ligatures w14:val="none"/>
                         </w:rPr>
                         <w:t>"</w:t>
@@ -12229,7 +11664,7 @@
                           <w:kern w:val="0"/>
                           <w:sz w:val="20"/>
                           <w:szCs w:val="20"/>
-                          <w:lang w:eastAsia="pl-PL"/>
+                          <w:lang w:val="de-DE" w:eastAsia="pl-PL"/>
                           <w14:ligatures w14:val="none"/>
                         </w:rPr>
                         <w:t>)</w:t>
@@ -12272,7 +11707,7 @@
                           <w:kern w:val="0"/>
                           <w:sz w:val="20"/>
                           <w:szCs w:val="20"/>
-                          <w:lang w:eastAsia="pl-PL"/>
+                          <w:lang w:val="de-DE" w:eastAsia="pl-PL"/>
                           <w14:ligatures w14:val="none"/>
                         </w:rPr>
                         <w:t xml:space="preserve">    </w:t>
@@ -12314,7 +11749,7 @@
                           <w:lang w:eastAsia="pl-PL"/>
                           <w14:ligatures w14:val="none"/>
                         </w:rPr>
-                        <w:t>Pacjent</w:t>
+                        <w:t>Lekarz</w:t>
                       </w:r>
                       <w:r>
                         <w:rPr>
@@ -12338,7 +11773,7 @@
                           <w:lang w:eastAsia="pl-PL"/>
                           <w14:ligatures w14:val="none"/>
                         </w:rPr>
-                        <w:t>pacjent</w:t>
+                        <w:t>lekarz</w:t>
                       </w:r>
                       <w:proofErr w:type="spellEnd"/>
                       <w:r>
@@ -12383,18 +11818,6 @@
                           <w14:ligatures w14:val="none"/>
                         </w:rPr>
                       </w:pPr>
-                      <w:r>
-                        <w:rPr>
-                          <w:rFonts w:ascii="Courier New" w:eastAsia="Times New Roman" w:hAnsi="Courier New" w:cs="Courier New"/>
-                          <w:color w:val="BBBBBB"/>
-                          <w:kern w:val="0"/>
-                          <w:sz w:val="20"/>
-                          <w:szCs w:val="20"/>
-                          <w:lang w:eastAsia="pl-PL"/>
-                          <w14:ligatures w14:val="none"/>
-                        </w:rPr>
-                        <w:t xml:space="preserve">    </w:t>
-                      </w:r>
                     </w:p>
                     <w:p>
                       <w:pPr>
@@ -12436,7 +11859,7 @@
                           <w:lang w:eastAsia="pl-PL"/>
                           <w14:ligatures w14:val="none"/>
                         </w:rPr>
-                        <w:t xml:space="preserve">  </w:t>
+                        <w:tab/>
                       </w:r>
                     </w:p>
                     <w:p>
@@ -12479,7 +11902,7 @@
                           <w:lang w:eastAsia="pl-PL"/>
                           <w14:ligatures w14:val="none"/>
                         </w:rPr>
-                        <w:t xml:space="preserve">    </w:t>
+                        <w:tab/>
                       </w:r>
                     </w:p>
                     <w:p>
@@ -12524,6 +11947,20 @@
                         </w:rPr>
                         <w:t xml:space="preserve">    </w:t>
                       </w:r>
+                      <w:r>
+                        <w:rPr>
+                          <w:rFonts w:ascii="Courier New" w:eastAsia="Times New Roman" w:hAnsi="Courier New" w:cs="Courier New"/>
+                          <w:b/>
+                          <w:bCs/>
+                          <w:color w:val="555555"/>
+                          <w:kern w:val="0"/>
+                          <w:sz w:val="20"/>
+                          <w:szCs w:val="20"/>
+                          <w:lang w:eastAsia="pl-PL"/>
+                          <w14:ligatures w14:val="none"/>
+                        </w:rPr>
+                        <w:t>@ManyToOne</w:t>
+                      </w:r>
                     </w:p>
                     <w:p>
                       <w:pPr>
@@ -12567,6 +12004,116 @@
                         </w:rPr>
                         <w:t xml:space="preserve">    </w:t>
                       </w:r>
+                      <w:r>
+                        <w:rPr>
+                          <w:rFonts w:ascii="Courier New" w:eastAsia="Times New Roman" w:hAnsi="Courier New" w:cs="Courier New"/>
+                          <w:b/>
+                          <w:bCs/>
+                          <w:color w:val="555555"/>
+                          <w:kern w:val="0"/>
+                          <w:sz w:val="20"/>
+                          <w:szCs w:val="20"/>
+                          <w:lang w:eastAsia="pl-PL"/>
+                          <w14:ligatures w14:val="none"/>
+                        </w:rPr>
+                        <w:t>@JoinColumn</w:t>
+                      </w:r>
+                      <w:r>
+                        <w:rPr>
+                          <w:rFonts w:ascii="Courier New" w:eastAsia="Times New Roman" w:hAnsi="Courier New" w:cs="Courier New"/>
+                          <w:kern w:val="0"/>
+                          <w:sz w:val="20"/>
+                          <w:szCs w:val="20"/>
+                          <w:lang w:eastAsia="pl-PL"/>
+                          <w14:ligatures w14:val="none"/>
+                        </w:rPr>
+                        <w:t>(name</w:t>
+                      </w:r>
+                      <w:r>
+                        <w:rPr>
+                          <w:rFonts w:ascii="Courier New" w:eastAsia="Times New Roman" w:hAnsi="Courier New" w:cs="Courier New"/>
+                          <w:color w:val="BBBBBB"/>
+                          <w:kern w:val="0"/>
+                          <w:sz w:val="20"/>
+                          <w:szCs w:val="20"/>
+                          <w:lang w:eastAsia="pl-PL"/>
+                          <w14:ligatures w14:val="none"/>
+                        </w:rPr>
+                        <w:t xml:space="preserve"> </w:t>
+                      </w:r>
+                      <w:r>
+                        <w:rPr>
+                          <w:rFonts w:ascii="Courier New" w:eastAsia="Times New Roman" w:hAnsi="Courier New" w:cs="Courier New"/>
+                          <w:color w:val="333333"/>
+                          <w:kern w:val="0"/>
+                          <w:sz w:val="20"/>
+                          <w:szCs w:val="20"/>
+                          <w:lang w:eastAsia="pl-PL"/>
+                          <w14:ligatures w14:val="none"/>
+                        </w:rPr>
+                        <w:t>=</w:t>
+                      </w:r>
+                      <w:r>
+                        <w:rPr>
+                          <w:rFonts w:ascii="Courier New" w:eastAsia="Times New Roman" w:hAnsi="Courier New" w:cs="Courier New"/>
+                          <w:color w:val="BBBBBB"/>
+                          <w:kern w:val="0"/>
+                          <w:sz w:val="20"/>
+                          <w:szCs w:val="20"/>
+                          <w:lang w:eastAsia="pl-PL"/>
+                          <w14:ligatures w14:val="none"/>
+                        </w:rPr>
+                        <w:t xml:space="preserve"> </w:t>
+                      </w:r>
+                      <w:r>
+                        <w:rPr>
+                          <w:rFonts w:ascii="Courier New" w:eastAsia="Times New Roman" w:hAnsi="Courier New" w:cs="Courier New"/>
+                          <w:kern w:val="0"/>
+                          <w:sz w:val="20"/>
+                          <w:szCs w:val="20"/>
+                          <w:shd w:val="clear" w:color="auto" w:fill="FFF0F0"/>
+                          <w:lang w:eastAsia="pl-PL"/>
+                          <w14:ligatures w14:val="none"/>
+                        </w:rPr>
+                        <w:t>"</w:t>
+                      </w:r>
+                      <w:proofErr w:type="spellStart"/>
+                      <w:r>
+                        <w:rPr>
+                          <w:rFonts w:ascii="Courier New" w:eastAsia="Times New Roman" w:hAnsi="Courier New" w:cs="Courier New"/>
+                          <w:kern w:val="0"/>
+                          <w:sz w:val="20"/>
+                          <w:szCs w:val="20"/>
+                          <w:shd w:val="clear" w:color="auto" w:fill="FFF0F0"/>
+                          <w:lang w:eastAsia="pl-PL"/>
+                          <w14:ligatures w14:val="none"/>
+                        </w:rPr>
+                        <w:t>pacjent_id</w:t>
+                      </w:r>
+                      <w:proofErr w:type="spellEnd"/>
+                      <w:r>
+                        <w:rPr>
+                          <w:rFonts w:ascii="Courier New" w:eastAsia="Times New Roman" w:hAnsi="Courier New" w:cs="Courier New"/>
+                          <w:kern w:val="0"/>
+                          <w:sz w:val="20"/>
+                          <w:szCs w:val="20"/>
+                          <w:shd w:val="clear" w:color="auto" w:fill="FFF0F0"/>
+                          <w:lang w:eastAsia="pl-PL"/>
+                          <w14:ligatures w14:val="none"/>
+                        </w:rPr>
+                        <w:t>"</w:t>
+                      </w:r>
+                      <w:r>
+                        <w:rPr>
+                          <w:rFonts w:ascii="Courier New" w:eastAsia="Times New Roman" w:hAnsi="Courier New" w:cs="Courier New"/>
+                          <w:kern w:val="0"/>
+                          <w:sz w:val="20"/>
+                          <w:szCs w:val="20"/>
+                          <w:lang w:eastAsia="pl-PL"/>
+                          <w14:ligatures w14:val="none"/>
+                        </w:rPr>
+                        <w:t>)</w:t>
+                      </w:r>
                     </w:p>
                     <w:p>
                       <w:pPr>
@@ -12610,19 +12157,80 @@
                         </w:rPr>
                         <w:t xml:space="preserve">    </w:t>
                       </w:r>
+                      <w:proofErr w:type="spellStart"/>
                       <w:r>
                         <w:rPr>
                           <w:rFonts w:ascii="Courier New" w:eastAsia="Times New Roman" w:hAnsi="Courier New" w:cs="Courier New"/>
                           <w:b/>
                           <w:bCs/>
-                          <w:color w:val="555555"/>
-                          <w:kern w:val="0"/>
-                          <w:sz w:val="20"/>
-                          <w:szCs w:val="20"/>
-                          <w:lang w:eastAsia="pl-PL"/>
-                          <w14:ligatures w14:val="none"/>
-                        </w:rPr>
-                        <w:t>@ManyToMany</w:t>
+                          <w:color w:val="008800"/>
+                          <w:kern w:val="0"/>
+                          <w:sz w:val="20"/>
+                          <w:szCs w:val="20"/>
+                          <w:lang w:eastAsia="pl-PL"/>
+                          <w14:ligatures w14:val="none"/>
+                        </w:rPr>
+                        <w:t>private</w:t>
+                      </w:r>
+                      <w:proofErr w:type="spellEnd"/>
+                      <w:r>
+                        <w:rPr>
+                          <w:rFonts w:ascii="Courier New" w:eastAsia="Times New Roman" w:hAnsi="Courier New" w:cs="Courier New"/>
+                          <w:color w:val="BBBBBB"/>
+                          <w:kern w:val="0"/>
+                          <w:sz w:val="20"/>
+                          <w:szCs w:val="20"/>
+                          <w:lang w:eastAsia="pl-PL"/>
+                          <w14:ligatures w14:val="none"/>
+                        </w:rPr>
+                        <w:t xml:space="preserve"> </w:t>
+                      </w:r>
+                      <w:r>
+                        <w:rPr>
+                          <w:rFonts w:ascii="Courier New" w:eastAsia="Times New Roman" w:hAnsi="Courier New" w:cs="Courier New"/>
+                          <w:kern w:val="0"/>
+                          <w:sz w:val="20"/>
+                          <w:szCs w:val="20"/>
+                          <w:lang w:eastAsia="pl-PL"/>
+                          <w14:ligatures w14:val="none"/>
+                        </w:rPr>
+                        <w:t>Pacjent</w:t>
+                      </w:r>
+                      <w:r>
+                        <w:rPr>
+                          <w:rFonts w:ascii="Courier New" w:eastAsia="Times New Roman" w:hAnsi="Courier New" w:cs="Courier New"/>
+                          <w:color w:val="BBBBBB"/>
+                          <w:kern w:val="0"/>
+                          <w:sz w:val="20"/>
+                          <w:szCs w:val="20"/>
+                          <w:lang w:eastAsia="pl-PL"/>
+                          <w14:ligatures w14:val="none"/>
+                        </w:rPr>
+                        <w:t xml:space="preserve"> </w:t>
+                      </w:r>
+                      <w:proofErr w:type="spellStart"/>
+                      <w:r>
+                        <w:rPr>
+                          <w:rFonts w:ascii="Courier New" w:eastAsia="Times New Roman" w:hAnsi="Courier New" w:cs="Courier New"/>
+                          <w:kern w:val="0"/>
+                          <w:sz w:val="20"/>
+                          <w:szCs w:val="20"/>
+                          <w:lang w:eastAsia="pl-PL"/>
+                          <w14:ligatures w14:val="none"/>
+                        </w:rPr>
+                        <w:t>pacjent</w:t>
+                      </w:r>
+                      <w:proofErr w:type="spellEnd"/>
+                      <w:r>
+                        <w:rPr>
+                          <w:rFonts w:ascii="Courier New" w:eastAsia="Times New Roman" w:hAnsi="Courier New" w:cs="Courier New"/>
+                          <w:kern w:val="0"/>
+                          <w:sz w:val="20"/>
+                          <w:szCs w:val="20"/>
+                          <w:lang w:eastAsia="pl-PL"/>
+                          <w14:ligatures w14:val="none"/>
+                        </w:rPr>
+                        <w:t>;</w:t>
                       </w:r>
                     </w:p>
                     <w:p>
@@ -12667,31 +12275,6 @@
                         </w:rPr>
                         <w:t xml:space="preserve">    </w:t>
                       </w:r>
-                      <w:r>
-                        <w:rPr>
-                          <w:rFonts w:ascii="Courier New" w:eastAsia="Times New Roman" w:hAnsi="Courier New" w:cs="Courier New"/>
-                          <w:b/>
-                          <w:bCs/>
-                          <w:color w:val="555555"/>
-                          <w:kern w:val="0"/>
-                          <w:sz w:val="20"/>
-                          <w:szCs w:val="20"/>
-                          <w:lang w:eastAsia="pl-PL"/>
-                          <w14:ligatures w14:val="none"/>
-                        </w:rPr>
-                        <w:t>@JoinTable</w:t>
-                      </w:r>
-                      <w:r>
-                        <w:rPr>
-                          <w:rFonts w:ascii="Courier New" w:eastAsia="Times New Roman" w:hAnsi="Courier New" w:cs="Courier New"/>
-                          <w:kern w:val="0"/>
-                          <w:sz w:val="20"/>
-                          <w:szCs w:val="20"/>
-                          <w:lang w:eastAsia="pl-PL"/>
-                          <w14:ligatures w14:val="none"/>
-                        </w:rPr>
-                        <w:t>(</w:t>
-                      </w:r>
                     </w:p>
                     <w:p>
                       <w:pPr>
@@ -12733,105 +12316,7 @@
                           <w:lang w:eastAsia="pl-PL"/>
                           <w14:ligatures w14:val="none"/>
                         </w:rPr>
-                        <w:t xml:space="preserve">        </w:t>
-                      </w:r>
-                      <w:proofErr w:type="spellStart"/>
-                      <w:r>
-                        <w:rPr>
-                          <w:rFonts w:ascii="Courier New" w:eastAsia="Times New Roman" w:hAnsi="Courier New" w:cs="Courier New"/>
-                          <w:kern w:val="0"/>
-                          <w:sz w:val="20"/>
-                          <w:szCs w:val="20"/>
-                          <w:lang w:eastAsia="pl-PL"/>
-                          <w14:ligatures w14:val="none"/>
-                        </w:rPr>
-                        <w:t>name</w:t>
-                      </w:r>
-                      <w:proofErr w:type="spellEnd"/>
-                      <w:r>
-                        <w:rPr>
-                          <w:rFonts w:ascii="Courier New" w:eastAsia="Times New Roman" w:hAnsi="Courier New" w:cs="Courier New"/>
-                          <w:color w:val="BBBBBB"/>
-                          <w:kern w:val="0"/>
-                          <w:sz w:val="20"/>
-                          <w:szCs w:val="20"/>
-                          <w:lang w:eastAsia="pl-PL"/>
-                          <w14:ligatures w14:val="none"/>
-                        </w:rPr>
-                        <w:t xml:space="preserve"> </w:t>
-                      </w:r>
-                      <w:r>
-                        <w:rPr>
-                          <w:rFonts w:ascii="Courier New" w:eastAsia="Times New Roman" w:hAnsi="Courier New" w:cs="Courier New"/>
-                          <w:color w:val="333333"/>
-                          <w:kern w:val="0"/>
-                          <w:sz w:val="20"/>
-                          <w:szCs w:val="20"/>
-                          <w:lang w:eastAsia="pl-PL"/>
-                          <w14:ligatures w14:val="none"/>
-                        </w:rPr>
-                        <w:t>=</w:t>
-                      </w:r>
-                      <w:r>
-                        <w:rPr>
-                          <w:rFonts w:ascii="Courier New" w:eastAsia="Times New Roman" w:hAnsi="Courier New" w:cs="Courier New"/>
-                          <w:color w:val="BBBBBB"/>
-                          <w:kern w:val="0"/>
-                          <w:sz w:val="20"/>
-                          <w:szCs w:val="20"/>
-                          <w:lang w:eastAsia="pl-PL"/>
-                          <w14:ligatures w14:val="none"/>
-                        </w:rPr>
-                        <w:t xml:space="preserve"> </w:t>
-                      </w:r>
-                      <w:r>
-                        <w:rPr>
-                          <w:rFonts w:ascii="Courier New" w:eastAsia="Times New Roman" w:hAnsi="Courier New" w:cs="Courier New"/>
-                          <w:kern w:val="0"/>
-                          <w:sz w:val="20"/>
-                          <w:szCs w:val="20"/>
-                          <w:shd w:val="clear" w:color="auto" w:fill="FFF0F0"/>
-                          <w:lang w:eastAsia="pl-PL"/>
-                          <w14:ligatures w14:val="none"/>
-                        </w:rPr>
-                        <w:t>"</w:t>
-                      </w:r>
-                      <w:proofErr w:type="spellStart"/>
-                      <w:r>
-                        <w:rPr>
-                          <w:rFonts w:ascii="Courier New" w:eastAsia="Times New Roman" w:hAnsi="Courier New" w:cs="Courier New"/>
-                          <w:kern w:val="0"/>
-                          <w:sz w:val="20"/>
-                          <w:szCs w:val="20"/>
-                          <w:shd w:val="clear" w:color="auto" w:fill="FFF0F0"/>
-                          <w:lang w:eastAsia="pl-PL"/>
-                          <w14:ligatures w14:val="none"/>
-                        </w:rPr>
-                        <w:t>wizyta_choroba</w:t>
-                      </w:r>
-                      <w:proofErr w:type="spellEnd"/>
-                      <w:r>
-                        <w:rPr>
-                          <w:rFonts w:ascii="Courier New" w:eastAsia="Times New Roman" w:hAnsi="Courier New" w:cs="Courier New"/>
-                          <w:kern w:val="0"/>
-                          <w:sz w:val="20"/>
-                          <w:szCs w:val="20"/>
-                          <w:shd w:val="clear" w:color="auto" w:fill="FFF0F0"/>
-                          <w:lang w:eastAsia="pl-PL"/>
-                          <w14:ligatures w14:val="none"/>
-                        </w:rPr>
-                        <w:t>"</w:t>
-                      </w:r>
-                      <w:r>
-                        <w:rPr>
-                          <w:rFonts w:ascii="Courier New" w:eastAsia="Times New Roman" w:hAnsi="Courier New" w:cs="Courier New"/>
-                          <w:kern w:val="0"/>
-                          <w:sz w:val="20"/>
-                          <w:szCs w:val="20"/>
-                          <w:lang w:eastAsia="pl-PL"/>
-                          <w14:ligatures w14:val="none"/>
-                        </w:rPr>
-                        <w:t>,</w:t>
+                        <w:t xml:space="preserve">  </w:t>
                       </w:r>
                     </w:p>
                     <w:p>
@@ -12874,166 +12359,7 @@
                           <w:lang w:eastAsia="pl-PL"/>
                           <w14:ligatures w14:val="none"/>
                         </w:rPr>
-                        <w:t xml:space="preserve">        </w:t>
-                      </w:r>
-                      <w:proofErr w:type="spellStart"/>
-                      <w:r>
-                        <w:rPr>
-                          <w:rFonts w:ascii="Courier New" w:eastAsia="Times New Roman" w:hAnsi="Courier New" w:cs="Courier New"/>
-                          <w:kern w:val="0"/>
-                          <w:sz w:val="20"/>
-                          <w:szCs w:val="20"/>
-                          <w:lang w:eastAsia="pl-PL"/>
-                          <w14:ligatures w14:val="none"/>
-                        </w:rPr>
-                        <w:t>joinColumns</w:t>
-                      </w:r>
-                      <w:proofErr w:type="spellEnd"/>
-                      <w:r>
-                        <w:rPr>
-                          <w:rFonts w:ascii="Courier New" w:eastAsia="Times New Roman" w:hAnsi="Courier New" w:cs="Courier New"/>
-                          <w:color w:val="BBBBBB"/>
-                          <w:kern w:val="0"/>
-                          <w:sz w:val="20"/>
-                          <w:szCs w:val="20"/>
-                          <w:lang w:eastAsia="pl-PL"/>
-                          <w14:ligatures w14:val="none"/>
-                        </w:rPr>
-                        <w:t xml:space="preserve"> </w:t>
-                      </w:r>
-                      <w:r>
-                        <w:rPr>
-                          <w:rFonts w:ascii="Courier New" w:eastAsia="Times New Roman" w:hAnsi="Courier New" w:cs="Courier New"/>
-                          <w:color w:val="333333"/>
-                          <w:kern w:val="0"/>
-                          <w:sz w:val="20"/>
-                          <w:szCs w:val="20"/>
-                          <w:lang w:eastAsia="pl-PL"/>
-                          <w14:ligatures w14:val="none"/>
-                        </w:rPr>
-                        <w:t>=</w:t>
-                      </w:r>
-                      <w:r>
-                        <w:rPr>
-                          <w:rFonts w:ascii="Courier New" w:eastAsia="Times New Roman" w:hAnsi="Courier New" w:cs="Courier New"/>
-                          <w:color w:val="BBBBBB"/>
-                          <w:kern w:val="0"/>
-                          <w:sz w:val="20"/>
-                          <w:szCs w:val="20"/>
-                          <w:lang w:eastAsia="pl-PL"/>
-                          <w14:ligatures w14:val="none"/>
-                        </w:rPr>
-                        <w:t xml:space="preserve"> </w:t>
-                      </w:r>
-                      <w:r>
-                        <w:rPr>
-                          <w:rFonts w:ascii="Courier New" w:eastAsia="Times New Roman" w:hAnsi="Courier New" w:cs="Courier New"/>
-                          <w:b/>
-                          <w:bCs/>
-                          <w:color w:val="555555"/>
-                          <w:kern w:val="0"/>
-                          <w:sz w:val="20"/>
-                          <w:szCs w:val="20"/>
-                          <w:lang w:eastAsia="pl-PL"/>
-                          <w14:ligatures w14:val="none"/>
-                        </w:rPr>
-                        <w:t>@JoinColumn</w:t>
-                      </w:r>
-                      <w:r>
-                        <w:rPr>
-                          <w:rFonts w:ascii="Courier New" w:eastAsia="Times New Roman" w:hAnsi="Courier New" w:cs="Courier New"/>
-                          <w:kern w:val="0"/>
-                          <w:sz w:val="20"/>
-                          <w:szCs w:val="20"/>
-                          <w:lang w:eastAsia="pl-PL"/>
-                          <w14:ligatures w14:val="none"/>
-                        </w:rPr>
-                        <w:t>(name</w:t>
-                      </w:r>
-                      <w:r>
-                        <w:rPr>
-                          <w:rFonts w:ascii="Courier New" w:eastAsia="Times New Roman" w:hAnsi="Courier New" w:cs="Courier New"/>
-                          <w:color w:val="BBBBBB"/>
-                          <w:kern w:val="0"/>
-                          <w:sz w:val="20"/>
-                          <w:szCs w:val="20"/>
-                          <w:lang w:eastAsia="pl-PL"/>
-                          <w14:ligatures w14:val="none"/>
-                        </w:rPr>
-                        <w:t xml:space="preserve"> </w:t>
-                      </w:r>
-                      <w:r>
-                        <w:rPr>
-                          <w:rFonts w:ascii="Courier New" w:eastAsia="Times New Roman" w:hAnsi="Courier New" w:cs="Courier New"/>
-                          <w:color w:val="333333"/>
-                          <w:kern w:val="0"/>
-                          <w:sz w:val="20"/>
-                          <w:szCs w:val="20"/>
-                          <w:lang w:eastAsia="pl-PL"/>
-                          <w14:ligatures w14:val="none"/>
-                        </w:rPr>
-                        <w:t>=</w:t>
-                      </w:r>
-                      <w:r>
-                        <w:rPr>
-                          <w:rFonts w:ascii="Courier New" w:eastAsia="Times New Roman" w:hAnsi="Courier New" w:cs="Courier New"/>
-                          <w:color w:val="BBBBBB"/>
-                          <w:kern w:val="0"/>
-                          <w:sz w:val="20"/>
-                          <w:szCs w:val="20"/>
-                          <w:lang w:eastAsia="pl-PL"/>
-                          <w14:ligatures w14:val="none"/>
-                        </w:rPr>
-                        <w:t xml:space="preserve"> </w:t>
-                      </w:r>
-                      <w:r>
-                        <w:rPr>
-                          <w:rFonts w:ascii="Courier New" w:eastAsia="Times New Roman" w:hAnsi="Courier New" w:cs="Courier New"/>
-                          <w:kern w:val="0"/>
-                          <w:sz w:val="20"/>
-                          <w:szCs w:val="20"/>
-                          <w:shd w:val="clear" w:color="auto" w:fill="FFF0F0"/>
-                          <w:lang w:eastAsia="pl-PL"/>
-                          <w14:ligatures w14:val="none"/>
-                        </w:rPr>
-                        <w:t>"</w:t>
-                      </w:r>
-                      <w:proofErr w:type="spellStart"/>
-                      <w:r>
-                        <w:rPr>
-                          <w:rFonts w:ascii="Courier New" w:eastAsia="Times New Roman" w:hAnsi="Courier New" w:cs="Courier New"/>
-                          <w:kern w:val="0"/>
-                          <w:sz w:val="20"/>
-                          <w:szCs w:val="20"/>
-                          <w:shd w:val="clear" w:color="auto" w:fill="FFF0F0"/>
-                          <w:lang w:eastAsia="pl-PL"/>
-                          <w14:ligatures w14:val="none"/>
-                        </w:rPr>
-                        <w:t>wizyta_id</w:t>
-                      </w:r>
-                      <w:proofErr w:type="spellEnd"/>
-                      <w:r>
-                        <w:rPr>
-                          <w:rFonts w:ascii="Courier New" w:eastAsia="Times New Roman" w:hAnsi="Courier New" w:cs="Courier New"/>
-                          <w:kern w:val="0"/>
-                          <w:sz w:val="20"/>
-                          <w:szCs w:val="20"/>
-                          <w:shd w:val="clear" w:color="auto" w:fill="FFF0F0"/>
-                          <w:lang w:eastAsia="pl-PL"/>
-                          <w14:ligatures w14:val="none"/>
-                        </w:rPr>
-                        <w:t>"</w:t>
-                      </w:r>
-                      <w:r>
-                        <w:rPr>
-                          <w:rFonts w:ascii="Courier New" w:eastAsia="Times New Roman" w:hAnsi="Courier New" w:cs="Courier New"/>
-                          <w:kern w:val="0"/>
-                          <w:sz w:val="20"/>
-                          <w:szCs w:val="20"/>
-                          <w:lang w:eastAsia="pl-PL"/>
-                          <w14:ligatures w14:val="none"/>
-                        </w:rPr>
-                        <w:t>),</w:t>
+                        <w:t xml:space="preserve">    </w:t>
                       </w:r>
                     </w:p>
                     <w:p>
@@ -13062,7 +12388,7 @@
                           <w:kern w:val="0"/>
                           <w:sz w:val="20"/>
                           <w:szCs w:val="20"/>
-                          <w:lang w:val="en-US" w:eastAsia="pl-PL"/>
+                          <w:lang w:eastAsia="pl-PL"/>
                           <w14:ligatures w14:val="none"/>
                         </w:rPr>
                       </w:pPr>
@@ -13076,166 +12402,7 @@
                           <w:lang w:eastAsia="pl-PL"/>
                           <w14:ligatures w14:val="none"/>
                         </w:rPr>
-                        <w:t xml:space="preserve">        </w:t>
-                      </w:r>
-                      <w:proofErr w:type="spellStart"/>
-                      <w:r>
-                        <w:rPr>
-                          <w:rFonts w:ascii="Courier New" w:eastAsia="Times New Roman" w:hAnsi="Courier New" w:cs="Courier New"/>
-                          <w:kern w:val="0"/>
-                          <w:sz w:val="20"/>
-                          <w:szCs w:val="20"/>
-                          <w:lang w:val="en-US" w:eastAsia="pl-PL"/>
-                          <w14:ligatures w14:val="none"/>
-                        </w:rPr>
-                        <w:t>inverseJoinColumns</w:t>
-                      </w:r>
-                      <w:proofErr w:type="spellEnd"/>
-                      <w:r>
-                        <w:rPr>
-                          <w:rFonts w:ascii="Courier New" w:eastAsia="Times New Roman" w:hAnsi="Courier New" w:cs="Courier New"/>
-                          <w:color w:val="BBBBBB"/>
-                          <w:kern w:val="0"/>
-                          <w:sz w:val="20"/>
-                          <w:szCs w:val="20"/>
-                          <w:lang w:val="en-US" w:eastAsia="pl-PL"/>
-                          <w14:ligatures w14:val="none"/>
-                        </w:rPr>
-                        <w:t xml:space="preserve"> </w:t>
-                      </w:r>
-                      <w:r>
-                        <w:rPr>
-                          <w:rFonts w:ascii="Courier New" w:eastAsia="Times New Roman" w:hAnsi="Courier New" w:cs="Courier New"/>
-                          <w:color w:val="333333"/>
-                          <w:kern w:val="0"/>
-                          <w:sz w:val="20"/>
-                          <w:szCs w:val="20"/>
-                          <w:lang w:val="en-US" w:eastAsia="pl-PL"/>
-                          <w14:ligatures w14:val="none"/>
-                        </w:rPr>
-                        <w:t>=</w:t>
-                      </w:r>
-                      <w:r>
-                        <w:rPr>
-                          <w:rFonts w:ascii="Courier New" w:eastAsia="Times New Roman" w:hAnsi="Courier New" w:cs="Courier New"/>
-                          <w:color w:val="BBBBBB"/>
-                          <w:kern w:val="0"/>
-                          <w:sz w:val="20"/>
-                          <w:szCs w:val="20"/>
-                          <w:lang w:val="en-US" w:eastAsia="pl-PL"/>
-                          <w14:ligatures w14:val="none"/>
-                        </w:rPr>
-                        <w:t xml:space="preserve"> </w:t>
-                      </w:r>
-                      <w:r>
-                        <w:rPr>
-                          <w:rFonts w:ascii="Courier New" w:eastAsia="Times New Roman" w:hAnsi="Courier New" w:cs="Courier New"/>
-                          <w:b/>
-                          <w:bCs/>
-                          <w:color w:val="555555"/>
-                          <w:kern w:val="0"/>
-                          <w:sz w:val="20"/>
-                          <w:szCs w:val="20"/>
-                          <w:lang w:val="en-US" w:eastAsia="pl-PL"/>
-                          <w14:ligatures w14:val="none"/>
-                        </w:rPr>
-                        <w:t>@JoinColumn</w:t>
-                      </w:r>
-                      <w:r>
-                        <w:rPr>
-                          <w:rFonts w:ascii="Courier New" w:eastAsia="Times New Roman" w:hAnsi="Courier New" w:cs="Courier New"/>
-                          <w:kern w:val="0"/>
-                          <w:sz w:val="20"/>
-                          <w:szCs w:val="20"/>
-                          <w:lang w:val="en-US" w:eastAsia="pl-PL"/>
-                          <w14:ligatures w14:val="none"/>
-                        </w:rPr>
-                        <w:t>(name</w:t>
-                      </w:r>
-                      <w:r>
-                        <w:rPr>
-                          <w:rFonts w:ascii="Courier New" w:eastAsia="Times New Roman" w:hAnsi="Courier New" w:cs="Courier New"/>
-                          <w:color w:val="BBBBBB"/>
-                          <w:kern w:val="0"/>
-                          <w:sz w:val="20"/>
-                          <w:szCs w:val="20"/>
-                          <w:lang w:val="en-US" w:eastAsia="pl-PL"/>
-                          <w14:ligatures w14:val="none"/>
-                        </w:rPr>
-                        <w:t xml:space="preserve"> </w:t>
-                      </w:r>
-                      <w:r>
-                        <w:rPr>
-                          <w:rFonts w:ascii="Courier New" w:eastAsia="Times New Roman" w:hAnsi="Courier New" w:cs="Courier New"/>
-                          <w:color w:val="333333"/>
-                          <w:kern w:val="0"/>
-                          <w:sz w:val="20"/>
-                          <w:szCs w:val="20"/>
-                          <w:lang w:val="en-US" w:eastAsia="pl-PL"/>
-                          <w14:ligatures w14:val="none"/>
-                        </w:rPr>
-                        <w:t>=</w:t>
-                      </w:r>
-                      <w:r>
-                        <w:rPr>
-                          <w:rFonts w:ascii="Courier New" w:eastAsia="Times New Roman" w:hAnsi="Courier New" w:cs="Courier New"/>
-                          <w:color w:val="BBBBBB"/>
-                          <w:kern w:val="0"/>
-                          <w:sz w:val="20"/>
-                          <w:szCs w:val="20"/>
-                          <w:lang w:val="en-US" w:eastAsia="pl-PL"/>
-                          <w14:ligatures w14:val="none"/>
-                        </w:rPr>
-                        <w:t xml:space="preserve"> </w:t>
-                      </w:r>
-                      <w:r>
-                        <w:rPr>
-                          <w:rFonts w:ascii="Courier New" w:eastAsia="Times New Roman" w:hAnsi="Courier New" w:cs="Courier New"/>
-                          <w:kern w:val="0"/>
-                          <w:sz w:val="20"/>
-                          <w:szCs w:val="20"/>
-                          <w:shd w:val="clear" w:color="auto" w:fill="FFF0F0"/>
-                          <w:lang w:val="en-US" w:eastAsia="pl-PL"/>
-                          <w14:ligatures w14:val="none"/>
-                        </w:rPr>
-                        <w:t>"</w:t>
-                      </w:r>
-                      <w:proofErr w:type="spellStart"/>
-                      <w:r>
-                        <w:rPr>
-                          <w:rFonts w:ascii="Courier New" w:eastAsia="Times New Roman" w:hAnsi="Courier New" w:cs="Courier New"/>
-                          <w:kern w:val="0"/>
-                          <w:sz w:val="20"/>
-                          <w:szCs w:val="20"/>
-                          <w:shd w:val="clear" w:color="auto" w:fill="FFF0F0"/>
-                          <w:lang w:val="en-US" w:eastAsia="pl-PL"/>
-                          <w14:ligatures w14:val="none"/>
-                        </w:rPr>
-                        <w:t>choroba_id</w:t>
-                      </w:r>
-                      <w:proofErr w:type="spellEnd"/>
-                      <w:r>
-                        <w:rPr>
-                          <w:rFonts w:ascii="Courier New" w:eastAsia="Times New Roman" w:hAnsi="Courier New" w:cs="Courier New"/>
-                          <w:kern w:val="0"/>
-                          <w:sz w:val="20"/>
-                          <w:szCs w:val="20"/>
-                          <w:shd w:val="clear" w:color="auto" w:fill="FFF0F0"/>
-                          <w:lang w:val="en-US" w:eastAsia="pl-PL"/>
-                          <w14:ligatures w14:val="none"/>
-                        </w:rPr>
-                        <w:t>"</w:t>
-                      </w:r>
-                      <w:r>
-                        <w:rPr>
-                          <w:rFonts w:ascii="Courier New" w:eastAsia="Times New Roman" w:hAnsi="Courier New" w:cs="Courier New"/>
-                          <w:kern w:val="0"/>
-                          <w:sz w:val="20"/>
-                          <w:szCs w:val="20"/>
-                          <w:lang w:val="en-US" w:eastAsia="pl-PL"/>
-                          <w14:ligatures w14:val="none"/>
-                        </w:rPr>
-                        <w:t>)</w:t>
+                        <w:t xml:space="preserve">    </w:t>
                       </w:r>
                     </w:p>
                     <w:p>
@@ -13275,21 +12442,67 @@
                           <w:kern w:val="0"/>
                           <w:sz w:val="20"/>
                           <w:szCs w:val="20"/>
-                          <w:lang w:val="en-US" w:eastAsia="pl-PL"/>
+                          <w:lang w:eastAsia="pl-PL"/>
                           <w14:ligatures w14:val="none"/>
                         </w:rPr>
                         <w:t xml:space="preserve">    </w:t>
                       </w:r>
-                      <w:r>
-                        <w:rPr>
-                          <w:rFonts w:ascii="Courier New" w:eastAsia="Times New Roman" w:hAnsi="Courier New" w:cs="Courier New"/>
-                          <w:kern w:val="0"/>
-                          <w:sz w:val="20"/>
-                          <w:szCs w:val="20"/>
-                          <w:lang w:eastAsia="pl-PL"/>
-                          <w14:ligatures w14:val="none"/>
-                        </w:rPr>
-                        <w:t>)</w:t>
+                    </w:p>
+                    <w:p>
+                      <w:pPr>
+                        <w:tabs>
+                          <w:tab w:val="left" w:pos="916"/>
+                          <w:tab w:val="left" w:pos="1832"/>
+                          <w:tab w:val="left" w:pos="2748"/>
+                          <w:tab w:val="left" w:pos="3664"/>
+                          <w:tab w:val="left" w:pos="4580"/>
+                          <w:tab w:val="left" w:pos="5496"/>
+                          <w:tab w:val="left" w:pos="6412"/>
+                          <w:tab w:val="left" w:pos="7328"/>
+                          <w:tab w:val="left" w:pos="8244"/>
+                          <w:tab w:val="left" w:pos="9160"/>
+                          <w:tab w:val="left" w:pos="10076"/>
+                          <w:tab w:val="left" w:pos="10992"/>
+                          <w:tab w:val="left" w:pos="11908"/>
+                          <w:tab w:val="left" w:pos="12824"/>
+                          <w:tab w:val="left" w:pos="13740"/>
+                          <w:tab w:val="left" w:pos="14656"/>
+                        </w:tabs>
+                        <w:spacing w:after="0" w:line="300" w:lineRule="auto"/>
+                        <w:rPr>
+                          <w:rFonts w:ascii="Courier New" w:eastAsia="Times New Roman" w:hAnsi="Courier New" w:cs="Courier New"/>
+                          <w:kern w:val="0"/>
+                          <w:sz w:val="20"/>
+                          <w:szCs w:val="20"/>
+                          <w:lang w:eastAsia="pl-PL"/>
+                          <w14:ligatures w14:val="none"/>
+                        </w:rPr>
+                      </w:pPr>
+                      <w:r>
+                        <w:rPr>
+                          <w:rFonts w:ascii="Courier New" w:eastAsia="Times New Roman" w:hAnsi="Courier New" w:cs="Courier New"/>
+                          <w:color w:val="BBBBBB"/>
+                          <w:kern w:val="0"/>
+                          <w:sz w:val="20"/>
+                          <w:szCs w:val="20"/>
+                          <w:lang w:eastAsia="pl-PL"/>
+                          <w14:ligatures w14:val="none"/>
+                        </w:rPr>
+                        <w:t xml:space="preserve">    </w:t>
+                      </w:r>
+                      <w:r>
+                        <w:rPr>
+                          <w:rFonts w:ascii="Courier New" w:eastAsia="Times New Roman" w:hAnsi="Courier New" w:cs="Courier New"/>
+                          <w:b/>
+                          <w:bCs/>
+                          <w:color w:val="555555"/>
+                          <w:kern w:val="0"/>
+                          <w:sz w:val="20"/>
+                          <w:szCs w:val="20"/>
+                          <w:lang w:eastAsia="pl-PL"/>
+                          <w14:ligatures w14:val="none"/>
+                        </w:rPr>
+                        <w:t>@ManyToMany</w:t>
                       </w:r>
                     </w:p>
                     <w:p>
@@ -13586,16 +12799,16 @@
         <mc:AlternateContent>
           <mc:Choice Requires="wps">
             <w:drawing>
-              <wp:anchor distT="45720" distB="45720" distL="114300" distR="114300" simplePos="0" relativeHeight="251667456" behindDoc="0" locked="0" layoutInCell="1" allowOverlap="1" wp14:anchorId="337C8DBF" wp14:editId="1F221BBA">
+              <wp:anchor distT="45720" distB="45720" distL="114300" distR="114300" simplePos="0" relativeHeight="251667456" behindDoc="0" locked="0" layoutInCell="1" allowOverlap="1" wp14:anchorId="337C8DBF" wp14:editId="2D6FF571">
                 <wp:simplePos x="0" y="0"/>
                 <wp:positionH relativeFrom="column">
                   <wp:posOffset>-664845</wp:posOffset>
                 </wp:positionH>
                 <wp:positionV relativeFrom="paragraph">
-                  <wp:posOffset>445135</wp:posOffset>
+                  <wp:posOffset>454013</wp:posOffset>
                 </wp:positionV>
                 <wp:extent cx="6991350" cy="3517900"/>
-                <wp:effectExtent l="0" t="0" r="19050" b="25400"/>
+                <wp:effectExtent l="0" t="0" r="19050" b="12700"/>
                 <wp:wrapSquare wrapText="bothSides"/>
                 <wp:docPr id="502346887" name="Pole tekstowe 2"/>
                 <wp:cNvGraphicFramePr>
@@ -14213,6 +13426,17 @@
                               </w:rPr>
                               <w:t>id;</w:t>
                             </w:r>
+                            <w:r>
+                              <w:rPr>
+                                <w:rFonts w:ascii="Courier New" w:eastAsia="Times New Roman" w:hAnsi="Courier New" w:cs="Courier New"/>
+                                <w:kern w:val="0"/>
+                                <w:sz w:val="20"/>
+                                <w:szCs w:val="20"/>
+                                <w:lang w:val="en-US" w:eastAsia="pl-PL"/>
+                                <w14:ligatures w14:val="none"/>
+                              </w:rPr>
+                              <w:t xml:space="preserve">   </w:t>
+                            </w:r>
                           </w:p>
                           <w:p>
                             <w:pPr>
@@ -14244,6 +13468,64 @@
                                 <w14:ligatures w14:val="none"/>
                               </w:rPr>
                             </w:pPr>
+                            <w:r>
+                              <w:rPr>
+                                <w:rFonts w:ascii="Courier New" w:eastAsia="Times New Roman" w:hAnsi="Courier New" w:cs="Courier New"/>
+                                <w:kern w:val="0"/>
+                                <w:sz w:val="20"/>
+                                <w:szCs w:val="20"/>
+                                <w:lang w:val="en-US" w:eastAsia="pl-PL"/>
+                                <w14:ligatures w14:val="none"/>
+                              </w:rPr>
+                              <w:t xml:space="preserve">    </w:t>
+                            </w:r>
+                            <w:r>
+                              <w:rPr>
+                                <w:rFonts w:ascii="Courier New" w:eastAsia="Times New Roman" w:hAnsi="Courier New" w:cs="Courier New"/>
+                                <w:b/>
+                                <w:bCs/>
+                                <w:color w:val="008800"/>
+                                <w:kern w:val="0"/>
+                                <w:sz w:val="20"/>
+                                <w:szCs w:val="20"/>
+                                <w:lang w:val="en-US" w:eastAsia="pl-PL"/>
+                                <w14:ligatures w14:val="none"/>
+                              </w:rPr>
+                              <w:t xml:space="preserve">private </w:t>
+                            </w:r>
+                            <w:r>
+                              <w:rPr>
+                                <w:rFonts w:ascii="Courier New" w:eastAsia="Times New Roman" w:hAnsi="Courier New" w:cs="Courier New"/>
+                                <w:kern w:val="0"/>
+                                <w:sz w:val="20"/>
+                                <w:szCs w:val="20"/>
+                                <w:lang w:val="en-US" w:eastAsia="pl-PL"/>
+                                <w14:ligatures w14:val="none"/>
+                              </w:rPr>
+                              <w:t>String kodIcd10</w:t>
+                            </w:r>
+                            <w:r>
+                              <w:rPr>
+                                <w:rFonts w:ascii="Courier New" w:eastAsia="Times New Roman" w:hAnsi="Courier New" w:cs="Courier New"/>
+                                <w:kern w:val="0"/>
+                                <w:sz w:val="20"/>
+                                <w:szCs w:val="20"/>
+                                <w:lang w:val="en-US" w:eastAsia="pl-PL"/>
+                                <w14:ligatures w14:val="none"/>
+                              </w:rPr>
+                              <w:t>;</w:t>
+                            </w:r>
+                            <w:r>
+                              <w:rPr>
+                                <w:rFonts w:ascii="Courier New" w:eastAsia="Times New Roman" w:hAnsi="Courier New" w:cs="Courier New"/>
+                                <w:kern w:val="0"/>
+                                <w:sz w:val="20"/>
+                                <w:szCs w:val="20"/>
+                                <w:lang w:val="en-US" w:eastAsia="pl-PL"/>
+                                <w14:ligatures w14:val="none"/>
+                              </w:rPr>
+                              <w:tab/>
+                            </w:r>
                           </w:p>
                           <w:p>
                             <w:pPr>
@@ -14910,7 +14192,7 @@
           </mc:Choice>
           <mc:Fallback>
             <w:pict>
-              <v:shape w14:anchorId="337C8DBF" id="_x0000_s1029" type="#_x0000_t202" style="position:absolute;margin-left:-52.35pt;margin-top:35.05pt;width:550.5pt;height:277pt;z-index:251667456;visibility:visible;mso-wrap-style:square;mso-width-percent:0;mso-height-percent:0;mso-wrap-distance-left:9pt;mso-wrap-distance-top:3.6pt;mso-wrap-distance-right:9pt;mso-wrap-distance-bottom:3.6pt;mso-position-horizontal:absolute;mso-position-horizontal-relative:text;mso-position-vertical:absolute;mso-position-vertical-relative:text;mso-width-percent:0;mso-height-percent:0;mso-width-relative:margin;mso-height-relative:margin;v-text-anchor:top" o:gfxdata="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">
+              <v:shape w14:anchorId="337C8DBF" id="_x0000_s1029" type="#_x0000_t202" style="position:absolute;margin-left:-52.35pt;margin-top:35.75pt;width:550.5pt;height:277pt;z-index:251667456;visibility:visible;mso-wrap-style:square;mso-width-percent:0;mso-height-percent:0;mso-wrap-distance-left:9pt;mso-wrap-distance-top:3.6pt;mso-wrap-distance-right:9pt;mso-wrap-distance-bottom:3.6pt;mso-position-horizontal:absolute;mso-position-horizontal-relative:text;mso-position-vertical:absolute;mso-position-vertical-relative:text;mso-width-percent:0;mso-height-percent:0;mso-width-relative:margin;mso-height-relative:margin;v-text-anchor:top" o:gfxdata="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">
                 <v:textbox>
                   <w:txbxContent>
                     <w:p>
@@ -15497,6 +14779,17 @@
                         </w:rPr>
                         <w:t>id;</w:t>
                       </w:r>
+                      <w:r>
+                        <w:rPr>
+                          <w:rFonts w:ascii="Courier New" w:eastAsia="Times New Roman" w:hAnsi="Courier New" w:cs="Courier New"/>
+                          <w:kern w:val="0"/>
+                          <w:sz w:val="20"/>
+                          <w:szCs w:val="20"/>
+                          <w:lang w:val="en-US" w:eastAsia="pl-PL"/>
+                          <w14:ligatures w14:val="none"/>
+                        </w:rPr>
+                        <w:t xml:space="preserve">   </w:t>
+                      </w:r>
                     </w:p>
                     <w:p>
                       <w:pPr>
@@ -15528,6 +14821,64 @@
                           <w14:ligatures w14:val="none"/>
                         </w:rPr>
                       </w:pPr>
+                      <w:r>
+                        <w:rPr>
+                          <w:rFonts w:ascii="Courier New" w:eastAsia="Times New Roman" w:hAnsi="Courier New" w:cs="Courier New"/>
+                          <w:kern w:val="0"/>
+                          <w:sz w:val="20"/>
+                          <w:szCs w:val="20"/>
+                          <w:lang w:val="en-US" w:eastAsia="pl-PL"/>
+                          <w14:ligatures w14:val="none"/>
+                        </w:rPr>
+                        <w:t xml:space="preserve">    </w:t>
+                      </w:r>
+                      <w:r>
+                        <w:rPr>
+                          <w:rFonts w:ascii="Courier New" w:eastAsia="Times New Roman" w:hAnsi="Courier New" w:cs="Courier New"/>
+                          <w:b/>
+                          <w:bCs/>
+                          <w:color w:val="008800"/>
+                          <w:kern w:val="0"/>
+                          <w:sz w:val="20"/>
+                          <w:szCs w:val="20"/>
+                          <w:lang w:val="en-US" w:eastAsia="pl-PL"/>
+                          <w14:ligatures w14:val="none"/>
+                        </w:rPr>
+                        <w:t xml:space="preserve">private </w:t>
+                      </w:r>
+                      <w:r>
+                        <w:rPr>
+                          <w:rFonts w:ascii="Courier New" w:eastAsia="Times New Roman" w:hAnsi="Courier New" w:cs="Courier New"/>
+                          <w:kern w:val="0"/>
+                          <w:sz w:val="20"/>
+                          <w:szCs w:val="20"/>
+                          <w:lang w:val="en-US" w:eastAsia="pl-PL"/>
+                          <w14:ligatures w14:val="none"/>
+                        </w:rPr>
+                        <w:t>String kodIcd10</w:t>
+                      </w:r>
+                      <w:r>
+                        <w:rPr>
+                          <w:rFonts w:ascii="Courier New" w:eastAsia="Times New Roman" w:hAnsi="Courier New" w:cs="Courier New"/>
+                          <w:kern w:val="0"/>
+                          <w:sz w:val="20"/>
+                          <w:szCs w:val="20"/>
+                          <w:lang w:val="en-US" w:eastAsia="pl-PL"/>
+                          <w14:ligatures w14:val="none"/>
+                        </w:rPr>
+                        <w:t>;</w:t>
+                      </w:r>
+                      <w:r>
+                        <w:rPr>
+                          <w:rFonts w:ascii="Courier New" w:eastAsia="Times New Roman" w:hAnsi="Courier New" w:cs="Courier New"/>
+                          <w:kern w:val="0"/>
+                          <w:sz w:val="20"/>
+                          <w:szCs w:val="20"/>
+                          <w:lang w:val="en-US" w:eastAsia="pl-PL"/>
+                          <w14:ligatures w14:val="none"/>
+                        </w:rPr>
+                        <w:tab/>
+                      </w:r>
                     </w:p>
                     <w:p>
                       <w:pPr>
@@ -17628,7 +16979,7 @@
           </mc:Choice>
           <mc:Fallback>
             <w:pict>
-              <v:shape w14:anchorId="799F2015" id="_x0000_s1030" type="#_x0000_t202" style="position:absolute;left:0;text-align:left;margin-left:-53.55pt;margin-top:30.65pt;width:550.5pt;height:357pt;z-index:251669504;visibility:visible;mso-wrap-style:square;mso-width-percent:0;mso-height-percent:0;mso-wrap-distance-left:9pt;mso-wrap-distance-top:3.6pt;mso-wrap-distance-right:9pt;mso-wrap-distance-bottom:3.6pt;mso-position-horizontal:absolute;mso-position-horizontal-relative:text;mso-position-vertical:absolute;mso-position-vertical-relative:text;mso-width-percent:0;mso-height-percent:0;mso-width-relative:margin;mso-height-relative:margin;v-text-anchor:top" o:gfxdata="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">
+              <v:shape w14:anchorId="799F2015" id="_x0000_s1030" type="#_x0000_t202" style="position:absolute;left:0;text-align:left;margin-left:-53.55pt;margin-top:30.65pt;width:550.5pt;height:357pt;z-index:251669504;visibility:visible;mso-wrap-style:square;mso-width-percent:0;mso-height-percent:0;mso-wrap-distance-left:9pt;mso-wrap-distance-top:3.6pt;mso-wrap-distance-right:9pt;mso-wrap-distance-bottom:3.6pt;mso-position-horizontal:absolute;mso-position-horizontal-relative:text;mso-position-vertical:absolute;mso-position-vertical-relative:text;mso-width-percent:0;mso-height-percent:0;mso-width-relative:margin;mso-height-relative:margin;v-text-anchor:top" o:gfxdata="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">
                 <v:textbox>
                   <w:txbxContent>
                     <w:p>
@@ -18181,6 +17532,7 @@
                         </w:rPr>
                         <w:t xml:space="preserve"> </w:t>
                       </w:r>
+                      <w:proofErr w:type="gramStart"/>
                       <w:r>
                         <w:rPr>
                           <w:rFonts w:ascii="Courier New" w:eastAsia="Times New Roman" w:hAnsi="Courier New" w:cs="Courier New"/>
@@ -18192,6 +17544,7 @@
                         </w:rPr>
                         <w:t>Integer</w:t>
                       </w:r>
+                      <w:proofErr w:type="gramEnd"/>
                       <w:r>
                         <w:rPr>
                           <w:rFonts w:ascii="Courier New" w:eastAsia="Times New Roman" w:hAnsi="Courier New" w:cs="Courier New"/>
@@ -18373,7 +17726,19 @@
                           <w:lang w:val="en-US" w:eastAsia="pl-PL"/>
                           <w14:ligatures w14:val="none"/>
                         </w:rPr>
-                        <w:t>nazwa_specjalizacji</w:t>
+                        <w:t>nazwa_</w:t>
+                      </w:r>
+                      <w:proofErr w:type="gramStart"/>
+                      <w:r>
+                        <w:rPr>
+                          <w:rFonts w:ascii="Courier New" w:eastAsia="Times New Roman" w:hAnsi="Courier New" w:cs="Courier New"/>
+                          <w:kern w:val="0"/>
+                          <w:sz w:val="20"/>
+                          <w:szCs w:val="20"/>
+                          <w:lang w:val="en-US" w:eastAsia="pl-PL"/>
+                          <w14:ligatures w14:val="none"/>
+                        </w:rPr>
+                        <w:t>specjalizacji</w:t>
                       </w:r>
                       <w:proofErr w:type="spellEnd"/>
                       <w:r>
@@ -18387,6 +17752,7 @@
                         </w:rPr>
                         <w:t>;</w:t>
                       </w:r>
+                      <w:proofErr w:type="gramEnd"/>
                     </w:p>
                     <w:p>
                       <w:pPr>
@@ -18480,6 +17846,7 @@
                         <w:t xml:space="preserve"> </w:t>
                       </w:r>
                       <w:proofErr w:type="spellStart"/>
+                      <w:proofErr w:type="gramStart"/>
                       <w:r>
                         <w:rPr>
                           <w:rFonts w:ascii="Courier New" w:eastAsia="Times New Roman" w:hAnsi="Courier New" w:cs="Courier New"/>
@@ -18503,6 +17870,7 @@
                         </w:rPr>
                         <w:t>;</w:t>
                       </w:r>
+                      <w:proofErr w:type="gramEnd"/>
                     </w:p>
                     <w:p>
                       <w:pPr>
@@ -18658,18 +18026,45 @@
                           <w:lang w:eastAsia="pl-PL"/>
                           <w14:ligatures w14:val="none"/>
                         </w:rPr>
-                        <w:t>@ManyToMany</w:t>
-                      </w:r>
-                      <w:r>
-                        <w:rPr>
-                          <w:rFonts w:ascii="Courier New" w:eastAsia="Times New Roman" w:hAnsi="Courier New" w:cs="Courier New"/>
-                          <w:kern w:val="0"/>
-                          <w:sz w:val="20"/>
-                          <w:szCs w:val="20"/>
-                          <w:lang w:eastAsia="pl-PL"/>
-                          <w14:ligatures w14:val="none"/>
-                        </w:rPr>
-                        <w:t>(mappedBy</w:t>
+                        <w:t>@</w:t>
+                      </w:r>
+                      <w:proofErr w:type="gramStart"/>
+                      <w:r>
+                        <w:rPr>
+                          <w:rFonts w:ascii="Courier New" w:eastAsia="Times New Roman" w:hAnsi="Courier New" w:cs="Courier New"/>
+                          <w:b/>
+                          <w:bCs/>
+                          <w:color w:val="555555"/>
+                          <w:kern w:val="0"/>
+                          <w:sz w:val="20"/>
+                          <w:szCs w:val="20"/>
+                          <w:lang w:eastAsia="pl-PL"/>
+                          <w14:ligatures w14:val="none"/>
+                        </w:rPr>
+                        <w:t>ManyToMany</w:t>
+                      </w:r>
+                      <w:r>
+                        <w:rPr>
+                          <w:rFonts w:ascii="Courier New" w:eastAsia="Times New Roman" w:hAnsi="Courier New" w:cs="Courier New"/>
+                          <w:kern w:val="0"/>
+                          <w:sz w:val="20"/>
+                          <w:szCs w:val="20"/>
+                          <w:lang w:eastAsia="pl-PL"/>
+                          <w14:ligatures w14:val="none"/>
+                        </w:rPr>
+                        <w:t>(</w:t>
+                      </w:r>
+                      <w:proofErr w:type="gramEnd"/>
+                      <w:r>
+                        <w:rPr>
+                          <w:rFonts w:ascii="Courier New" w:eastAsia="Times New Roman" w:hAnsi="Courier New" w:cs="Courier New"/>
+                          <w:kern w:val="0"/>
+                          <w:sz w:val="20"/>
+                          <w:szCs w:val="20"/>
+                          <w:lang w:eastAsia="pl-PL"/>
+                          <w14:ligatures w14:val="none"/>
+                        </w:rPr>
+                        <w:t>mappedBy</w:t>
                       </w:r>
                       <w:r>
                         <w:rPr>
@@ -19818,6 +19213,7 @@
   <w:style w:type="character" w:default="1" w:styleId="Domylnaczcionkaakapitu">
     <w:name w:val="Default Paragraph Font"/>
     <w:uiPriority w:val="1"/>
+    <w:semiHidden/>
     <w:unhideWhenUsed/>
   </w:style>
   <w:style w:type="table" w:default="1" w:styleId="Standardowy">
